--- a/6-过程管理/流程制度规范类文件/060101-过程框架设计管理制度.docx
+++ b/6-过程管理/流程制度规范类文件/060101-过程框架设计管理制度.docx
@@ -1,7 +1,6 @@
 
 <file path=word/document.xml><?xml version="1.0" encoding="utf-8"?>
-<w:document xmlns:wpc="http://schemas.microsoft.com/office/word/2010/wordprocessingCanvas" xmlns:mc="http://schemas.openxmlformats.org/markup-compatibility/2006" xmlns:o="urn:schemas-microsoft-com:office:office" xmlns:r="http://schemas.openxmlformats.org/officeDocument/2006/relationships" xmlns:m="http://schemas.openxmlformats.org/officeDocument/2006/math" xmlns:v="urn:schemas-microsoft-com:vml" xmlns:wp14="http://schemas.microsoft.com/office/word/2010/wordprocessingDrawing" xmlns:wp="http://schemas.openxmlformats.org/drawingml/2006/wordprocessingDrawing" xmlns:w10="urn:schemas-microsoft-com:office:word" xmlns:w="http://schemas.openxmlformats.org/wordprocessingml/2006/main" xmlns:w14="http://schemas.microsoft.com/office/word/2010/wordml" xmlns:w15="http://schemas.microsoft.com/office/word/2012/wordml" xmlns:wne="http://schemas.microsoft.com/office/word/2006/wordml" xmlns:wpg="http://schemas.microsoft.com/office/word/2010/wordprocessingGroup" xmlns:wpi="http://schemas.microsoft.com/office/word/2010/wordprocessingInk" xmlns:wps="http://schemas.microsoft.com/office/word/2010/wordprocessingShape" mc:Ignorable="w14 w15 wp14">
-  <!-- Generated by Aspose.Words for .NET 13.3.0.1 -->
+<w:document xmlns:wpc="http://schemas.microsoft.com/office/word/2010/wordprocessingCanvas" xmlns:mc="http://schemas.openxmlformats.org/markup-compatibility/2006" xmlns:o="urn:schemas-microsoft-com:office:office" xmlns:r="http://schemas.openxmlformats.org/officeDocument/2006/relationships" xmlns:m="http://schemas.openxmlformats.org/officeDocument/2006/math" xmlns:v="urn:schemas-microsoft-com:vml" xmlns:wp14="http://schemas.microsoft.com/office/word/2010/wordprocessingDrawing" xmlns:wp="http://schemas.openxmlformats.org/drawingml/2006/wordprocessingDrawing" xmlns:w="http://schemas.openxmlformats.org/wordprocessingml/2006/main" xmlns:w14="http://schemas.microsoft.com/office/word/2010/wordml" xmlns:w10="urn:schemas-microsoft-com:office:word" xmlns:w15="http://schemas.microsoft.com/office/word/2012/wordml" xmlns:wpg="http://schemas.microsoft.com/office/word/2010/wordprocessingGroup" xmlns:wpi="http://schemas.microsoft.com/office/word/2010/wordprocessingInk" xmlns:wne="http://schemas.microsoft.com/office/word/2006/wordml" xmlns:wps="http://schemas.microsoft.com/office/word/2010/wordprocessingShape" xmlns:wpsCustomData="http://www.wps.cn/officeDocument/2013/wpsCustomData" mc:Ignorable="w14 w15 wp14">
   <w:body>
     <w:p>
       <w:pPr>
@@ -15,7 +14,7 @@
         <w:spacing w:before="78" w:line="219" w:lineRule="auto"/>
         <w:ind w:left="25"/>
         <w:rPr>
-          <w:rFonts w:ascii="宋体" w:eastAsia="宋体" w:hAnsi="宋体" w:cs="宋体" w:hint="default"/>
+          <w:rFonts w:hint="default" w:ascii="宋体" w:hAnsi="宋体" w:eastAsia="宋体" w:cs="宋体"/>
           <w:sz w:val="24"/>
           <w:szCs w:val="24"/>
           <w:lang w:val="en-US" w:eastAsia="zh-CN"/>
@@ -23,7 +22,7 @@
       </w:pPr>
       <w:r>
         <w:rPr>
-          <w:rFonts w:ascii="宋体" w:eastAsia="宋体" w:hAnsi="宋体" w:cs="宋体"/>
+          <w:rFonts w:ascii="宋体" w:hAnsi="宋体" w:eastAsia="宋体" w:cs="宋体"/>
           <w:b/>
           <w:bCs/>
           <w:spacing w:val="-3"/>
@@ -34,7 +33,7 @@
       </w:r>
       <w:r>
         <w:rPr>
-          <w:rFonts w:ascii="宋体" w:eastAsia="宋体" w:hAnsi="宋体" w:cs="宋体" w:hint="eastAsia"/>
+          <w:rFonts w:hint="eastAsia" w:ascii="宋体" w:hAnsi="宋体" w:eastAsia="宋体" w:cs="宋体"/>
           <w:b/>
           <w:bCs/>
           <w:spacing w:val="-3"/>
@@ -46,7 +45,7 @@
       </w:r>
       <w:r>
         <w:rPr>
-          <w:rFonts w:ascii="宋体" w:eastAsia="宋体" w:hAnsi="宋体" w:cs="宋体"/>
+          <w:rFonts w:ascii="宋体" w:hAnsi="宋体" w:eastAsia="宋体" w:cs="宋体"/>
           <w:b/>
           <w:bCs/>
           <w:spacing w:val="-3"/>
@@ -57,7 +56,7 @@
       </w:r>
       <w:r>
         <w:rPr>
-          <w:rFonts w:ascii="宋体" w:eastAsia="宋体" w:hAnsi="宋体" w:cs="宋体" w:hint="eastAsia"/>
+          <w:rFonts w:hint="eastAsia" w:ascii="宋体" w:hAnsi="宋体" w:eastAsia="宋体" w:cs="宋体"/>
           <w:b/>
           <w:bCs/>
           <w:spacing w:val="-3"/>
@@ -87,14 +86,14 @@
         <w:ind w:left="23"/>
         <w:textAlignment w:val="auto"/>
         <w:rPr>
-          <w:rFonts w:ascii="宋体" w:eastAsia="宋体" w:hAnsi="宋体" w:cs="宋体"/>
+          <w:rFonts w:ascii="宋体" w:hAnsi="宋体" w:eastAsia="宋体" w:cs="宋体"/>
           <w:sz w:val="24"/>
           <w:szCs w:val="24"/>
         </w:rPr>
       </w:pPr>
       <w:r>
         <w:rPr>
-          <w:rFonts w:ascii="宋体" w:eastAsia="宋体" w:hAnsi="宋体" w:cs="宋体"/>
+          <w:rFonts w:ascii="宋体" w:hAnsi="宋体" w:eastAsia="宋体" w:cs="宋体"/>
           <w:b/>
           <w:bCs/>
           <w:spacing w:val="240"/>
@@ -106,7 +105,7 @@
       </w:r>
       <w:r>
         <w:rPr>
-          <w:rFonts w:ascii="宋体" w:eastAsia="宋体" w:hAnsi="宋体" w:cs="宋体"/>
+          <w:rFonts w:ascii="宋体" w:hAnsi="宋体" w:eastAsia="宋体" w:cs="宋体"/>
           <w:b/>
           <w:bCs/>
           <w:spacing w:val="0"/>
@@ -118,7 +117,7 @@
       </w:r>
       <w:r>
         <w:rPr>
-          <w:rFonts w:ascii="宋体" w:eastAsia="宋体" w:hAnsi="宋体" w:cs="宋体"/>
+          <w:rFonts w:ascii="宋体" w:hAnsi="宋体" w:eastAsia="宋体" w:cs="宋体"/>
           <w:b/>
           <w:bCs/>
           <w:spacing w:val="-5"/>
@@ -130,7 +129,7 @@
     </w:p>
     <w:p>
       <w:pPr>
-        <w:pStyle w:val="a"/>
+        <w:pStyle w:val="24"/>
         <w:keepNext w:val="0"/>
         <w:keepLines w:val="0"/>
         <w:pageBreakBefore w:val="0"/>
@@ -139,7 +138,7 @@
         <w:overflowPunct/>
         <w:bidi w:val="0"/>
       </w:pPr>
-      <w:bookmarkStart w:id="0" w:name="_Toc15100"/>
+      <w:bookmarkStart w:id="0" w:name="_Toc13083"/>
       <w:r>
         <w:rPr>
           <w:rFonts w:hint="eastAsia"/>
@@ -151,7 +150,7 @@
     </w:p>
     <w:p>
       <w:pPr>
-        <w:pStyle w:val="a0"/>
+        <w:pStyle w:val="25"/>
         <w:keepNext w:val="0"/>
         <w:keepLines w:val="0"/>
         <w:pageBreakBefore w:val="0"/>
@@ -164,7 +163,7 @@
           <w:lang w:val="en-US"/>
         </w:rPr>
       </w:pPr>
-      <w:bookmarkStart w:id="1" w:name="_Toc24648"/>
+      <w:bookmarkStart w:id="1" w:name="_Toc1816"/>
       <w:r>
         <w:rPr>
           <w:rFonts w:hint="eastAsia"/>
@@ -176,17 +175,18 @@
     </w:p>
     <w:tbl>
       <w:tblPr>
-        <w:tblStyle w:val="TableGrid"/>
+        <w:tblStyle w:val="21"/>
         <w:tblW w:w="0" w:type="auto"/>
         <w:tblInd w:w="2443" w:type="dxa"/>
         <w:tblBorders>
-          <w:top w:val="nil"/>
-          <w:left w:val="nil"/>
-          <w:bottom w:val="nil"/>
-          <w:right w:val="nil"/>
-          <w:insideH w:val="nil"/>
-          <w:insideV w:val="nil"/>
+          <w:top w:val="none" w:color="auto" w:sz="0" w:space="0"/>
+          <w:left w:val="none" w:color="auto" w:sz="0" w:space="0"/>
+          <w:bottom w:val="none" w:color="auto" w:sz="0" w:space="0"/>
+          <w:right w:val="none" w:color="auto" w:sz="0" w:space="0"/>
+          <w:insideH w:val="none" w:color="auto" w:sz="0" w:space="0"/>
+          <w:insideV w:val="none" w:color="auto" w:sz="0" w:space="0"/>
         </w:tblBorders>
+        <w:tblLayout w:type="autofit"/>
         <w:tblCellMar>
           <w:top w:w="0" w:type="dxa"/>
           <w:left w:w="108" w:type="dxa"/>
@@ -200,15 +200,13 @@
       </w:tblGrid>
       <w:tr>
         <w:tblPrEx>
-          <w:tblW w:w="0" w:type="auto"/>
-          <w:tblInd w:w="2443" w:type="dxa"/>
           <w:tblBorders>
-            <w:top w:val="nil"/>
-            <w:left w:val="nil"/>
-            <w:bottom w:val="nil"/>
-            <w:right w:val="nil"/>
-            <w:insideH w:val="nil"/>
-            <w:insideV w:val="nil"/>
+            <w:top w:val="none" w:color="auto" w:sz="0" w:space="0"/>
+            <w:left w:val="none" w:color="auto" w:sz="0" w:space="0"/>
+            <w:bottom w:val="none" w:color="auto" w:sz="0" w:space="0"/>
+            <w:right w:val="none" w:color="auto" w:sz="0" w:space="0"/>
+            <w:insideH w:val="none" w:color="auto" w:sz="0" w:space="0"/>
+            <w:insideV w:val="none" w:color="auto" w:sz="0" w:space="0"/>
           </w:tblBorders>
           <w:tblCellMar>
             <w:top w:w="0" w:type="dxa"/>
@@ -218,7 +216,7 @@
           </w:tblCellMar>
         </w:tblPrEx>
         <w:trPr>
-          <w:trHeight w:val="810"/>
+          <w:trHeight w:val="810" w:hRule="atLeast"/>
         </w:trPr>
         <w:tc>
           <w:tcPr>
@@ -249,7 +247,7 @@
             </w:r>
             <w:r>
               <w:rPr>
-                <w:rFonts w:asciiTheme="minorAscii" w:eastAsiaTheme="minorEastAsia" w:hAnsiTheme="minorAscii" w:hint="default"/>
+                <w:rFonts w:hint="default" w:asciiTheme="minorAscii" w:hAnsiTheme="minorAscii" w:eastAsiaTheme="minorEastAsia"/>
                 <w:spacing w:val="227"/>
                 <w:sz w:val="21"/>
                 <w:vertAlign w:val="baseline"/>
@@ -264,7 +262,7 @@
                 <w:vertAlign w:val="baseline"/>
                 <w:lang w:val="en-US" w:eastAsia="zh-CN"/>
               </w:rPr>
-              <w:t>孙光莉</w:t>
+              <w:t>王潇</w:t>
             </w:r>
           </w:p>
         </w:tc>
@@ -297,7 +295,7 @@
             </w:r>
             <w:r>
               <w:rPr>
-                <w:rFonts w:asciiTheme="minorAscii" w:eastAsiaTheme="minorEastAsia" w:hAnsiTheme="minorAscii" w:hint="eastAsia"/>
+                <w:rFonts w:hint="eastAsia" w:asciiTheme="minorAscii" w:hAnsiTheme="minorAscii" w:eastAsiaTheme="minorEastAsia"/>
                 <w:spacing w:val="227"/>
                 <w:sz w:val="21"/>
                 <w:vertAlign w:val="baseline"/>
@@ -319,8 +317,14 @@
       </w:tr>
       <w:tr>
         <w:tblPrEx>
-          <w:tblW w:w="0" w:type="auto"/>
-          <w:tblInd w:w="2443" w:type="dxa"/>
+          <w:tblBorders>
+            <w:top w:val="none" w:color="auto" w:sz="0" w:space="0"/>
+            <w:left w:val="none" w:color="auto" w:sz="0" w:space="0"/>
+            <w:bottom w:val="none" w:color="auto" w:sz="0" w:space="0"/>
+            <w:right w:val="none" w:color="auto" w:sz="0" w:space="0"/>
+            <w:insideH w:val="none" w:color="auto" w:sz="0" w:space="0"/>
+            <w:insideV w:val="none" w:color="auto" w:sz="0" w:space="0"/>
+          </w:tblBorders>
           <w:tblCellMar>
             <w:top w:w="0" w:type="dxa"/>
             <w:left w:w="108" w:type="dxa"/>
@@ -329,7 +333,7 @@
           </w:tblCellMar>
         </w:tblPrEx>
         <w:trPr>
-          <w:trHeight w:val="810"/>
+          <w:trHeight w:val="810" w:hRule="atLeast"/>
         </w:trPr>
         <w:tc>
           <w:tcPr>
@@ -346,7 +350,7 @@
               <w:overflowPunct/>
               <w:bidi w:val="0"/>
               <w:rPr>
-                <w:rFonts w:ascii="Arial" w:eastAsia="Arial" w:hAnsi="Arial" w:cs="Arial" w:hint="eastAsia"/>
+                <w:rFonts w:hint="eastAsia" w:ascii="Arial" w:hAnsi="Arial" w:eastAsia="Arial" w:cs="Arial"/>
                 <w:snapToGrid w:val="0"/>
                 <w:color w:val="000000"/>
                 <w:kern w:val="0"/>
@@ -366,7 +370,7 @@
             </w:r>
             <w:r>
               <w:rPr>
-                <w:rFonts w:asciiTheme="minorAscii" w:eastAsiaTheme="minorEastAsia" w:hAnsiTheme="minorAscii" w:hint="default"/>
+                <w:rFonts w:hint="default" w:asciiTheme="minorAscii" w:hAnsiTheme="minorAscii" w:eastAsiaTheme="minorEastAsia"/>
                 <w:spacing w:val="227"/>
                 <w:sz w:val="21"/>
                 <w:vertAlign w:val="baseline"/>
@@ -377,13 +381,10 @@
             <w:r>
               <w:rPr>
                 <w:rFonts w:hint="eastAsia"/>
-                <w:spacing w:val="90"/>
-                <w:kern w:val="0"/>
                 <w:u w:val="single"/>
-                <w:vertAlign w:val="baseline"/>
                 <w:lang w:val="en-US" w:eastAsia="zh-CN"/>
               </w:rPr>
-              <w:t>严长运</w:t>
+              <w:t>刘钢要</w:t>
             </w:r>
           </w:p>
         </w:tc>
@@ -402,7 +403,7 @@
               <w:overflowPunct/>
               <w:bidi w:val="0"/>
               <w:rPr>
-                <w:rFonts w:ascii="Arial" w:eastAsia="Arial" w:hAnsi="Arial" w:cs="Arial" w:hint="eastAsia"/>
+                <w:rFonts w:hint="eastAsia" w:ascii="Arial" w:hAnsi="Arial" w:eastAsia="Arial" w:cs="Arial"/>
                 <w:snapToGrid w:val="0"/>
                 <w:color w:val="000000"/>
                 <w:kern w:val="0"/>
@@ -422,7 +423,7 @@
             </w:r>
             <w:r>
               <w:rPr>
-                <w:rFonts w:asciiTheme="minorAscii" w:eastAsiaTheme="minorEastAsia" w:hAnsiTheme="minorAscii" w:hint="eastAsia"/>
+                <w:rFonts w:hint="eastAsia" w:asciiTheme="minorAscii" w:hAnsiTheme="minorAscii" w:eastAsiaTheme="minorEastAsia"/>
                 <w:spacing w:val="227"/>
                 <w:sz w:val="21"/>
                 <w:vertAlign w:val="baseline"/>
@@ -444,8 +445,14 @@
       </w:tr>
       <w:tr>
         <w:tblPrEx>
-          <w:tblW w:w="0" w:type="auto"/>
-          <w:tblInd w:w="2443" w:type="dxa"/>
+          <w:tblBorders>
+            <w:top w:val="none" w:color="auto" w:sz="0" w:space="0"/>
+            <w:left w:val="none" w:color="auto" w:sz="0" w:space="0"/>
+            <w:bottom w:val="none" w:color="auto" w:sz="0" w:space="0"/>
+            <w:right w:val="none" w:color="auto" w:sz="0" w:space="0"/>
+            <w:insideH w:val="none" w:color="auto" w:sz="0" w:space="0"/>
+            <w:insideV w:val="none" w:color="auto" w:sz="0" w:space="0"/>
+          </w:tblBorders>
           <w:tblCellMar>
             <w:top w:w="0" w:type="dxa"/>
             <w:left w:w="108" w:type="dxa"/>
@@ -454,7 +461,7 @@
           </w:tblCellMar>
         </w:tblPrEx>
         <w:trPr>
-          <w:trHeight w:val="635"/>
+          <w:trHeight w:val="635" w:hRule="atLeast"/>
         </w:trPr>
         <w:tc>
           <w:tcPr>
@@ -485,7 +492,7 @@
             </w:r>
             <w:r>
               <w:rPr>
-                <w:rFonts w:asciiTheme="minorAscii" w:eastAsiaTheme="minorEastAsia" w:hAnsiTheme="minorAscii" w:hint="eastAsia"/>
+                <w:rFonts w:hint="eastAsia" w:asciiTheme="minorAscii" w:hAnsiTheme="minorAscii" w:eastAsiaTheme="minorEastAsia"/>
                 <w:spacing w:val="227"/>
                 <w:sz w:val="21"/>
                 <w:vertAlign w:val="baseline"/>
@@ -532,7 +539,7 @@
             </w:r>
             <w:r>
               <w:rPr>
-                <w:rFonts w:asciiTheme="minorAscii" w:eastAsiaTheme="minorEastAsia" w:hAnsiTheme="minorAscii" w:hint="eastAsia"/>
+                <w:rFonts w:hint="eastAsia" w:asciiTheme="minorAscii" w:hAnsiTheme="minorAscii" w:eastAsiaTheme="minorEastAsia"/>
                 <w:spacing w:val="227"/>
                 <w:sz w:val="21"/>
                 <w:vertAlign w:val="baseline"/>
@@ -579,14 +586,14 @@
         <w:spacing w:before="153" w:line="225" w:lineRule="auto"/>
         <w:ind w:left="3634"/>
         <w:rPr>
-          <w:rFonts w:ascii="宋体" w:eastAsia="宋体" w:hAnsi="宋体" w:cs="宋体"/>
+          <w:rFonts w:ascii="宋体" w:hAnsi="宋体" w:eastAsia="宋体" w:cs="宋体"/>
           <w:sz w:val="31"/>
           <w:szCs w:val="31"/>
         </w:rPr>
       </w:pPr>
       <w:r>
         <w:rPr>
-          <w:rFonts w:ascii="宋体" w:eastAsia="宋体" w:hAnsi="宋体" w:cs="宋体"/>
+          <w:rFonts w:ascii="宋体" w:hAnsi="宋体" w:eastAsia="宋体" w:cs="宋体"/>
           <w:b/>
           <w:bCs/>
           <w:spacing w:val="4"/>
@@ -598,16 +605,16 @@
     </w:p>
     <w:tbl>
       <w:tblPr>
-        <w:tblStyle w:val="TableNormal0"/>
+        <w:tblStyle w:val="26"/>
         <w:tblW w:w="8301" w:type="dxa"/>
         <w:tblInd w:w="2" w:type="dxa"/>
         <w:tblBorders>
-          <w:top w:val="single" w:sz="2" w:space="0" w:color="000000"/>
-          <w:left w:val="single" w:sz="2" w:space="0" w:color="000000"/>
-          <w:bottom w:val="single" w:sz="2" w:space="0" w:color="000000"/>
-          <w:right w:val="single" w:sz="2" w:space="0" w:color="000000"/>
-          <w:insideH w:val="single" w:sz="2" w:space="0" w:color="000000"/>
-          <w:insideV w:val="single" w:sz="2" w:space="0" w:color="000000"/>
+          <w:top w:val="single" w:color="000000" w:sz="2" w:space="0"/>
+          <w:left w:val="single" w:color="000000" w:sz="2" w:space="0"/>
+          <w:bottom w:val="single" w:color="000000" w:sz="2" w:space="0"/>
+          <w:right w:val="single" w:color="000000" w:sz="2" w:space="0"/>
+          <w:insideH w:val="single" w:color="000000" w:sz="2" w:space="0"/>
+          <w:insideV w:val="single" w:color="000000" w:sz="2" w:space="0"/>
         </w:tblBorders>
         <w:tblLayout w:type="fixed"/>
         <w:tblCellMar>
@@ -627,17 +634,14 @@
       </w:tblGrid>
       <w:tr>
         <w:tblPrEx>
-          <w:tblW w:w="8301" w:type="dxa"/>
-          <w:tblInd w:w="2" w:type="dxa"/>
           <w:tblBorders>
-            <w:top w:val="single" w:sz="2" w:space="0" w:color="000000"/>
-            <w:left w:val="single" w:sz="2" w:space="0" w:color="000000"/>
-            <w:bottom w:val="single" w:sz="2" w:space="0" w:color="000000"/>
-            <w:right w:val="single" w:sz="2" w:space="0" w:color="000000"/>
-            <w:insideH w:val="single" w:sz="2" w:space="0" w:color="000000"/>
-            <w:insideV w:val="single" w:sz="2" w:space="0" w:color="000000"/>
+            <w:top w:val="single" w:color="000000" w:sz="2" w:space="0"/>
+            <w:left w:val="single" w:color="000000" w:sz="2" w:space="0"/>
+            <w:bottom w:val="single" w:color="000000" w:sz="2" w:space="0"/>
+            <w:right w:val="single" w:color="000000" w:sz="2" w:space="0"/>
+            <w:insideH w:val="single" w:color="000000" w:sz="2" w:space="0"/>
+            <w:insideV w:val="single" w:color="000000" w:sz="2" w:space="0"/>
           </w:tblBorders>
-          <w:tblLayout w:type="fixed"/>
           <w:tblCellMar>
             <w:top w:w="0" w:type="dxa"/>
             <w:left w:w="0" w:type="dxa"/>
@@ -646,7 +650,7 @@
           </w:tblCellMar>
         </w:tblPrEx>
         <w:trPr>
-          <w:trHeight w:val="593"/>
+          <w:trHeight w:val="593" w:hRule="atLeast"/>
         </w:trPr>
         <w:tc>
           <w:tcPr>
@@ -664,14 +668,14 @@
               <w:spacing w:before="176" w:line="228" w:lineRule="auto"/>
               <w:ind w:left="607"/>
               <w:rPr>
-                <w:rFonts w:ascii="宋体" w:eastAsia="宋体" w:hAnsi="宋体" w:cs="宋体"/>
+                <w:rFonts w:ascii="宋体" w:hAnsi="宋体" w:eastAsia="宋体" w:cs="宋体"/>
                 <w:sz w:val="20"/>
                 <w:szCs w:val="20"/>
               </w:rPr>
             </w:pPr>
             <w:r>
               <w:rPr>
-                <w:rFonts w:ascii="宋体" w:eastAsia="宋体" w:hAnsi="宋体" w:cs="宋体"/>
+                <w:rFonts w:ascii="宋体" w:hAnsi="宋体" w:eastAsia="宋体" w:cs="宋体"/>
                 <w:spacing w:val="-14"/>
                 <w:sz w:val="20"/>
                 <w:szCs w:val="20"/>
@@ -696,14 +700,14 @@
               <w:spacing w:before="175" w:line="227" w:lineRule="auto"/>
               <w:ind w:left="253"/>
               <w:rPr>
-                <w:rFonts w:ascii="宋体" w:eastAsia="宋体" w:hAnsi="宋体" w:cs="宋体"/>
+                <w:rFonts w:ascii="宋体" w:hAnsi="宋体" w:eastAsia="宋体" w:cs="宋体"/>
                 <w:sz w:val="20"/>
                 <w:szCs w:val="20"/>
               </w:rPr>
             </w:pPr>
             <w:r>
               <w:rPr>
-                <w:rFonts w:ascii="宋体" w:eastAsia="宋体" w:hAnsi="宋体" w:cs="宋体"/>
+                <w:rFonts w:ascii="宋体" w:hAnsi="宋体" w:eastAsia="宋体" w:cs="宋体"/>
                 <w:spacing w:val="4"/>
                 <w:sz w:val="20"/>
                 <w:szCs w:val="20"/>
@@ -728,14 +732,14 @@
               <w:spacing w:before="175" w:line="228" w:lineRule="auto"/>
               <w:ind w:left="730"/>
               <w:rPr>
-                <w:rFonts w:ascii="宋体" w:eastAsia="宋体" w:hAnsi="宋体" w:cs="宋体"/>
+                <w:rFonts w:ascii="宋体" w:hAnsi="宋体" w:eastAsia="宋体" w:cs="宋体"/>
                 <w:sz w:val="20"/>
                 <w:szCs w:val="20"/>
               </w:rPr>
             </w:pPr>
             <w:r>
               <w:rPr>
-                <w:rFonts w:ascii="宋体" w:eastAsia="宋体" w:hAnsi="宋体" w:cs="宋体"/>
+                <w:rFonts w:ascii="宋体" w:hAnsi="宋体" w:eastAsia="宋体" w:cs="宋体"/>
                 <w:spacing w:val="7"/>
                 <w:sz w:val="20"/>
                 <w:szCs w:val="20"/>
@@ -760,14 +764,14 @@
               <w:spacing w:before="175" w:line="228" w:lineRule="auto"/>
               <w:ind w:left="310"/>
               <w:rPr>
-                <w:rFonts w:ascii="宋体" w:eastAsia="宋体" w:hAnsi="宋体" w:cs="宋体"/>
+                <w:rFonts w:ascii="宋体" w:hAnsi="宋体" w:eastAsia="宋体" w:cs="宋体"/>
                 <w:sz w:val="20"/>
                 <w:szCs w:val="20"/>
               </w:rPr>
             </w:pPr>
             <w:r>
               <w:rPr>
-                <w:rFonts w:ascii="宋体" w:eastAsia="宋体" w:hAnsi="宋体" w:cs="宋体"/>
+                <w:rFonts w:ascii="宋体" w:hAnsi="宋体" w:eastAsia="宋体" w:cs="宋体"/>
                 <w:spacing w:val="6"/>
                 <w:sz w:val="20"/>
                 <w:szCs w:val="20"/>
@@ -792,7 +796,7 @@
               <w:spacing w:before="175" w:line="228" w:lineRule="auto"/>
               <w:ind w:left="310"/>
               <w:rPr>
-                <w:rFonts w:ascii="宋体" w:eastAsia="宋体" w:hAnsi="宋体" w:cs="宋体" w:hint="eastAsia"/>
+                <w:rFonts w:hint="eastAsia" w:ascii="宋体" w:hAnsi="宋体" w:eastAsia="宋体" w:cs="宋体"/>
                 <w:spacing w:val="6"/>
                 <w:sz w:val="20"/>
                 <w:szCs w:val="20"/>
@@ -801,7 +805,7 @@
             </w:pPr>
             <w:r>
               <w:rPr>
-                <w:rFonts w:ascii="宋体" w:eastAsia="宋体" w:hAnsi="宋体" w:cs="宋体" w:hint="eastAsia"/>
+                <w:rFonts w:hint="eastAsia" w:ascii="宋体" w:hAnsi="宋体" w:eastAsia="宋体" w:cs="宋体"/>
                 <w:spacing w:val="6"/>
                 <w:sz w:val="20"/>
                 <w:szCs w:val="20"/>
@@ -827,14 +831,14 @@
               <w:spacing w:before="176" w:line="229" w:lineRule="auto"/>
               <w:ind w:left="311"/>
               <w:rPr>
-                <w:rFonts w:ascii="宋体" w:eastAsia="宋体" w:hAnsi="宋体" w:cs="宋体"/>
+                <w:rFonts w:ascii="宋体" w:hAnsi="宋体" w:eastAsia="宋体" w:cs="宋体"/>
                 <w:sz w:val="20"/>
                 <w:szCs w:val="20"/>
               </w:rPr>
             </w:pPr>
             <w:r>
               <w:rPr>
-                <w:rFonts w:ascii="宋体" w:eastAsia="宋体" w:hAnsi="宋体" w:cs="宋体"/>
+                <w:rFonts w:ascii="宋体" w:hAnsi="宋体" w:eastAsia="宋体" w:cs="宋体"/>
                 <w:spacing w:val="7"/>
                 <w:sz w:val="20"/>
                 <w:szCs w:val="20"/>
@@ -846,9 +850,14 @@
       </w:tr>
       <w:tr>
         <w:tblPrEx>
-          <w:tblW w:w="8301" w:type="dxa"/>
-          <w:tblInd w:w="2" w:type="dxa"/>
-          <w:tblLayout w:type="fixed"/>
+          <w:tblBorders>
+            <w:top w:val="single" w:color="000000" w:sz="2" w:space="0"/>
+            <w:left w:val="single" w:color="000000" w:sz="2" w:space="0"/>
+            <w:bottom w:val="single" w:color="000000" w:sz="2" w:space="0"/>
+            <w:right w:val="single" w:color="000000" w:sz="2" w:space="0"/>
+            <w:insideH w:val="single" w:color="000000" w:sz="2" w:space="0"/>
+            <w:insideV w:val="single" w:color="000000" w:sz="2" w:space="0"/>
+          </w:tblBorders>
           <w:tblCellMar>
             <w:top w:w="0" w:type="dxa"/>
             <w:left w:w="0" w:type="dxa"/>
@@ -857,7 +866,7 @@
           </w:tblCellMar>
         </w:tblPrEx>
         <w:trPr>
-          <w:trHeight w:val="556"/>
+          <w:trHeight w:val="556" w:hRule="atLeast"/>
         </w:trPr>
         <w:tc>
           <w:tcPr>
@@ -875,14 +884,14 @@
               <w:spacing w:before="173" w:line="267" w:lineRule="exact"/>
               <w:ind w:left="260"/>
               <w:rPr>
-                <w:rFonts w:ascii="宋体" w:eastAsia="宋体" w:hAnsi="宋体" w:cs="宋体"/>
+                <w:rFonts w:ascii="宋体" w:hAnsi="宋体" w:eastAsia="宋体" w:cs="宋体"/>
                 <w:sz w:val="20"/>
                 <w:szCs w:val="20"/>
               </w:rPr>
             </w:pPr>
             <w:r>
               <w:rPr>
-                <w:rFonts w:ascii="宋体" w:eastAsia="宋体" w:hAnsi="宋体" w:cs="宋体"/>
+                <w:rFonts w:ascii="宋体" w:hAnsi="宋体" w:eastAsia="宋体" w:cs="宋体"/>
                 <w:spacing w:val="3"/>
                 <w:position w:val="1"/>
                 <w:sz w:val="20"/>
@@ -908,14 +917,14 @@
               <w:spacing w:before="173" w:line="267" w:lineRule="exact"/>
               <w:ind w:left="248"/>
               <w:rPr>
-                <w:rFonts w:ascii="宋体" w:eastAsia="宋体" w:hAnsi="宋体" w:cs="宋体"/>
+                <w:rFonts w:ascii="宋体" w:hAnsi="宋体" w:eastAsia="宋体" w:cs="宋体"/>
                 <w:sz w:val="20"/>
                 <w:szCs w:val="20"/>
               </w:rPr>
             </w:pPr>
             <w:r>
               <w:rPr>
-                <w:rFonts w:ascii="宋体" w:eastAsia="宋体" w:hAnsi="宋体" w:cs="宋体"/>
+                <w:rFonts w:ascii="宋体" w:hAnsi="宋体" w:eastAsia="宋体" w:cs="宋体"/>
                 <w:spacing w:val="4"/>
                 <w:position w:val="1"/>
                 <w:sz w:val="20"/>
@@ -942,14 +951,14 @@
               <w:ind w:left="114"/>
               <w:jc w:val="center"/>
               <w:rPr>
-                <w:rFonts w:ascii="宋体" w:eastAsia="宋体" w:hAnsi="宋体" w:cs="宋体"/>
+                <w:rFonts w:ascii="宋体" w:hAnsi="宋体" w:eastAsia="宋体" w:cs="宋体"/>
                 <w:sz w:val="20"/>
                 <w:szCs w:val="20"/>
               </w:rPr>
             </w:pPr>
             <w:r>
               <w:rPr>
-                <w:rFonts w:ascii="宋体" w:eastAsia="宋体" w:hAnsi="宋体" w:cs="宋体"/>
+                <w:rFonts w:ascii="宋体" w:hAnsi="宋体" w:eastAsia="宋体" w:cs="宋体"/>
                 <w:spacing w:val="7"/>
                 <w:sz w:val="20"/>
                 <w:szCs w:val="20"/>
@@ -974,7 +983,7 @@
               <w:spacing w:before="172" w:line="228" w:lineRule="auto"/>
               <w:ind w:left="313"/>
               <w:rPr>
-                <w:rFonts w:ascii="宋体" w:eastAsia="宋体" w:hAnsi="宋体" w:cs="宋体" w:hint="eastAsia"/>
+                <w:rFonts w:hint="eastAsia" w:ascii="宋体" w:hAnsi="宋体" w:eastAsia="宋体" w:cs="宋体"/>
                 <w:sz w:val="20"/>
                 <w:szCs w:val="20"/>
                 <w:lang w:val="en-US" w:eastAsia="zh-CN"/>
@@ -982,12 +991,12 @@
             </w:pPr>
             <w:r>
               <w:rPr>
-                <w:rFonts w:ascii="宋体" w:eastAsia="宋体" w:hAnsi="宋体" w:cs="宋体" w:hint="eastAsia"/>
+                <w:rFonts w:hint="eastAsia" w:ascii="宋体" w:hAnsi="宋体" w:cs="宋体"/>
                 <w:sz w:val="20"/>
                 <w:szCs w:val="20"/>
                 <w:lang w:val="en-US" w:eastAsia="zh-CN"/>
               </w:rPr>
-              <w:t>孙光莉</w:t>
+              <w:t>王潇</w:t>
             </w:r>
           </w:p>
         </w:tc>
@@ -1007,25 +1016,19 @@
               <w:spacing w:before="172" w:line="228" w:lineRule="auto"/>
               <w:ind w:left="313"/>
               <w:rPr>
-                <w:rFonts w:ascii="宋体" w:eastAsia="宋体" w:hAnsi="宋体" w:cs="宋体" w:hint="eastAsia"/>
+                <w:rFonts w:hint="eastAsia" w:ascii="宋体" w:hAnsi="宋体" w:eastAsia="宋体" w:cs="宋体"/>
                 <w:spacing w:val="5"/>
                 <w:sz w:val="20"/>
                 <w:szCs w:val="20"/>
               </w:rPr>
             </w:pPr>
-            <w:bookmarkStart w:id="2" w:name="_GoBack"/>
             <w:r>
               <w:rPr>
-                <w:rFonts w:ascii="宋体" w:eastAsia="宋体" w:hAnsi="宋体" w:cs="宋体" w:hint="eastAsia"/>
-                <w:spacing w:val="100"/>
-                <w:kern w:val="0"/>
-                <w:sz w:val="20"/>
-                <w:szCs w:val="20"/>
+                <w:rFonts w:hint="eastAsia"/>
                 <w:lang w:val="en-US" w:eastAsia="zh-CN"/>
               </w:rPr>
-              <w:t>严长运</w:t>
+              <w:t>刘钢要</w:t>
             </w:r>
-            <w:bookmarkEnd w:id="2"/>
           </w:p>
         </w:tc>
         <w:tc>
@@ -1044,14 +1047,14 @@
               <w:spacing w:before="173" w:line="229" w:lineRule="auto"/>
               <w:ind w:left="314"/>
               <w:rPr>
-                <w:rFonts w:ascii="宋体" w:eastAsia="宋体" w:hAnsi="宋体" w:cs="宋体"/>
+                <w:rFonts w:ascii="宋体" w:hAnsi="宋体" w:eastAsia="宋体" w:cs="宋体"/>
                 <w:sz w:val="20"/>
                 <w:szCs w:val="20"/>
               </w:rPr>
             </w:pPr>
             <w:r>
               <w:rPr>
-                <w:rFonts w:ascii="宋体" w:eastAsia="宋体" w:hAnsi="宋体" w:cs="宋体" w:hint="eastAsia"/>
+                <w:rFonts w:hint="eastAsia" w:ascii="宋体" w:hAnsi="宋体" w:eastAsia="宋体" w:cs="宋体"/>
                 <w:spacing w:val="6"/>
                 <w:sz w:val="20"/>
                 <w:szCs w:val="20"/>
@@ -1064,9 +1067,14 @@
       </w:tr>
       <w:tr>
         <w:tblPrEx>
-          <w:tblW w:w="8301" w:type="dxa"/>
-          <w:tblInd w:w="2" w:type="dxa"/>
-          <w:tblLayout w:type="fixed"/>
+          <w:tblBorders>
+            <w:top w:val="single" w:color="000000" w:sz="2" w:space="0"/>
+            <w:left w:val="single" w:color="000000" w:sz="2" w:space="0"/>
+            <w:bottom w:val="single" w:color="000000" w:sz="2" w:space="0"/>
+            <w:right w:val="single" w:color="000000" w:sz="2" w:space="0"/>
+            <w:insideH w:val="single" w:color="000000" w:sz="2" w:space="0"/>
+            <w:insideV w:val="single" w:color="000000" w:sz="2" w:space="0"/>
+          </w:tblBorders>
           <w:tblCellMar>
             <w:top w:w="0" w:type="dxa"/>
             <w:left w:w="0" w:type="dxa"/>
@@ -1075,7 +1083,7 @@
           </w:tblCellMar>
         </w:tblPrEx>
         <w:trPr>
-          <w:trHeight w:val="556"/>
+          <w:trHeight w:val="556" w:hRule="atLeast"/>
         </w:trPr>
         <w:tc>
           <w:tcPr>
@@ -1083,7 +1091,7 @@
           </w:tcPr>
           <w:p>
             <w:pPr>
-              <w:pStyle w:val="TableText"/>
+              <w:pStyle w:val="27"/>
               <w:keepNext w:val="0"/>
               <w:keepLines w:val="0"/>
               <w:pageBreakBefore w:val="0"/>
@@ -1100,7 +1108,7 @@
           </w:tcPr>
           <w:p>
             <w:pPr>
-              <w:pStyle w:val="TableText"/>
+              <w:pStyle w:val="27"/>
               <w:keepNext w:val="0"/>
               <w:keepLines w:val="0"/>
               <w:pageBreakBefore w:val="0"/>
@@ -1117,7 +1125,7 @@
           </w:tcPr>
           <w:p>
             <w:pPr>
-              <w:pStyle w:val="TableText"/>
+              <w:pStyle w:val="27"/>
               <w:keepNext w:val="0"/>
               <w:keepLines w:val="0"/>
               <w:pageBreakBefore w:val="0"/>
@@ -1170,7 +1178,7 @@
           </w:tcPr>
           <w:p>
             <w:pPr>
-              <w:pStyle w:val="TableText"/>
+              <w:pStyle w:val="27"/>
               <w:keepNext w:val="0"/>
               <w:keepLines w:val="0"/>
               <w:pageBreakBefore w:val="0"/>
@@ -1184,18 +1192,17 @@
       </w:tr>
       <w:tr>
         <w:tblPrEx>
-          <w:tblW w:w="8301" w:type="dxa"/>
-          <w:tblInd w:w="2" w:type="dxa"/>
-          <w:tblLayout w:type="fixed"/>
-          <w:tblCellMar>
-            <w:top w:w="0" w:type="dxa"/>
-            <w:left w:w="0" w:type="dxa"/>
-            <w:bottom w:w="0" w:type="dxa"/>
-            <w:right w:w="0" w:type="dxa"/>
-          </w:tblCellMar>
+          <w:tblBorders>
+            <w:top w:val="single" w:color="000000" w:sz="2" w:space="0"/>
+            <w:left w:val="single" w:color="000000" w:sz="2" w:space="0"/>
+            <w:bottom w:val="single" w:color="000000" w:sz="2" w:space="0"/>
+            <w:right w:val="single" w:color="000000" w:sz="2" w:space="0"/>
+            <w:insideH w:val="single" w:color="000000" w:sz="2" w:space="0"/>
+            <w:insideV w:val="single" w:color="000000" w:sz="2" w:space="0"/>
+          </w:tblBorders>
         </w:tblPrEx>
         <w:trPr>
-          <w:trHeight w:val="556"/>
+          <w:trHeight w:val="556" w:hRule="atLeast"/>
         </w:trPr>
         <w:tc>
           <w:tcPr>
@@ -1203,7 +1210,7 @@
           </w:tcPr>
           <w:p>
             <w:pPr>
-              <w:pStyle w:val="TableText"/>
+              <w:pStyle w:val="27"/>
               <w:keepNext w:val="0"/>
               <w:keepLines w:val="0"/>
               <w:pageBreakBefore w:val="0"/>
@@ -1220,7 +1227,7 @@
           </w:tcPr>
           <w:p>
             <w:pPr>
-              <w:pStyle w:val="TableText"/>
+              <w:pStyle w:val="27"/>
               <w:keepNext w:val="0"/>
               <w:keepLines w:val="0"/>
               <w:pageBreakBefore w:val="0"/>
@@ -1237,7 +1244,7 @@
           </w:tcPr>
           <w:p>
             <w:pPr>
-              <w:pStyle w:val="TableText"/>
+              <w:pStyle w:val="27"/>
               <w:keepNext w:val="0"/>
               <w:keepLines w:val="0"/>
               <w:pageBreakBefore w:val="0"/>
@@ -1290,7 +1297,7 @@
           </w:tcPr>
           <w:p>
             <w:pPr>
-              <w:pStyle w:val="TableText"/>
+              <w:pStyle w:val="27"/>
               <w:keepNext w:val="0"/>
               <w:keepLines w:val="0"/>
               <w:pageBreakBefore w:val="0"/>
@@ -1304,9 +1311,14 @@
       </w:tr>
       <w:tr>
         <w:tblPrEx>
-          <w:tblW w:w="8301" w:type="dxa"/>
-          <w:tblInd w:w="2" w:type="dxa"/>
-          <w:tblLayout w:type="fixed"/>
+          <w:tblBorders>
+            <w:top w:val="single" w:color="000000" w:sz="2" w:space="0"/>
+            <w:left w:val="single" w:color="000000" w:sz="2" w:space="0"/>
+            <w:bottom w:val="single" w:color="000000" w:sz="2" w:space="0"/>
+            <w:right w:val="single" w:color="000000" w:sz="2" w:space="0"/>
+            <w:insideH w:val="single" w:color="000000" w:sz="2" w:space="0"/>
+            <w:insideV w:val="single" w:color="000000" w:sz="2" w:space="0"/>
+          </w:tblBorders>
           <w:tblCellMar>
             <w:top w:w="0" w:type="dxa"/>
             <w:left w:w="0" w:type="dxa"/>
@@ -1315,7 +1327,7 @@
           </w:tblCellMar>
         </w:tblPrEx>
         <w:trPr>
-          <w:trHeight w:val="557"/>
+          <w:trHeight w:val="557" w:hRule="atLeast"/>
         </w:trPr>
         <w:tc>
           <w:tcPr>
@@ -1323,7 +1335,7 @@
           </w:tcPr>
           <w:p>
             <w:pPr>
-              <w:pStyle w:val="TableText"/>
+              <w:pStyle w:val="27"/>
               <w:keepNext w:val="0"/>
               <w:keepLines w:val="0"/>
               <w:pageBreakBefore w:val="0"/>
@@ -1340,7 +1352,7 @@
           </w:tcPr>
           <w:p>
             <w:pPr>
-              <w:pStyle w:val="TableText"/>
+              <w:pStyle w:val="27"/>
               <w:keepNext w:val="0"/>
               <w:keepLines w:val="0"/>
               <w:pageBreakBefore w:val="0"/>
@@ -1357,7 +1369,7 @@
           </w:tcPr>
           <w:p>
             <w:pPr>
-              <w:pStyle w:val="TableText"/>
+              <w:pStyle w:val="27"/>
               <w:keepNext w:val="0"/>
               <w:keepLines w:val="0"/>
               <w:pageBreakBefore w:val="0"/>
@@ -1374,7 +1386,7 @@
           </w:tcPr>
           <w:p>
             <w:pPr>
-              <w:pStyle w:val="TableText"/>
+              <w:pStyle w:val="27"/>
               <w:keepNext w:val="0"/>
               <w:keepLines w:val="0"/>
               <w:pageBreakBefore w:val="0"/>
@@ -1391,7 +1403,7 @@
           </w:tcPr>
           <w:p>
             <w:pPr>
-              <w:pStyle w:val="TableText"/>
+              <w:pStyle w:val="27"/>
               <w:keepNext w:val="0"/>
               <w:keepLines w:val="0"/>
               <w:pageBreakBefore w:val="0"/>
@@ -1408,7 +1420,7 @@
           </w:tcPr>
           <w:p>
             <w:pPr>
-              <w:pStyle w:val="TableText"/>
+              <w:pStyle w:val="27"/>
               <w:keepNext w:val="0"/>
               <w:keepLines w:val="0"/>
               <w:pageBreakBefore w:val="0"/>
@@ -1422,9 +1434,14 @@
       </w:tr>
       <w:tr>
         <w:tblPrEx>
-          <w:tblW w:w="8301" w:type="dxa"/>
-          <w:tblInd w:w="2" w:type="dxa"/>
-          <w:tblLayout w:type="fixed"/>
+          <w:tblBorders>
+            <w:top w:val="single" w:color="000000" w:sz="2" w:space="0"/>
+            <w:left w:val="single" w:color="000000" w:sz="2" w:space="0"/>
+            <w:bottom w:val="single" w:color="000000" w:sz="2" w:space="0"/>
+            <w:right w:val="single" w:color="000000" w:sz="2" w:space="0"/>
+            <w:insideH w:val="single" w:color="000000" w:sz="2" w:space="0"/>
+            <w:insideV w:val="single" w:color="000000" w:sz="2" w:space="0"/>
+          </w:tblBorders>
           <w:tblCellMar>
             <w:top w:w="0" w:type="dxa"/>
             <w:left w:w="0" w:type="dxa"/>
@@ -1433,7 +1450,7 @@
           </w:tblCellMar>
         </w:tblPrEx>
         <w:trPr>
-          <w:trHeight w:val="556"/>
+          <w:trHeight w:val="556" w:hRule="atLeast"/>
         </w:trPr>
         <w:tc>
           <w:tcPr>
@@ -1441,7 +1458,7 @@
           </w:tcPr>
           <w:p>
             <w:pPr>
-              <w:pStyle w:val="TableText"/>
+              <w:pStyle w:val="27"/>
               <w:keepNext w:val="0"/>
               <w:keepLines w:val="0"/>
               <w:pageBreakBefore w:val="0"/>
@@ -1458,7 +1475,7 @@
           </w:tcPr>
           <w:p>
             <w:pPr>
-              <w:pStyle w:val="TableText"/>
+              <w:pStyle w:val="27"/>
               <w:keepNext w:val="0"/>
               <w:keepLines w:val="0"/>
               <w:pageBreakBefore w:val="0"/>
@@ -1475,7 +1492,7 @@
           </w:tcPr>
           <w:p>
             <w:pPr>
-              <w:pStyle w:val="TableText"/>
+              <w:pStyle w:val="27"/>
               <w:keepNext w:val="0"/>
               <w:keepLines w:val="0"/>
               <w:pageBreakBefore w:val="0"/>
@@ -1492,7 +1509,7 @@
           </w:tcPr>
           <w:p>
             <w:pPr>
-              <w:pStyle w:val="TableText"/>
+              <w:pStyle w:val="27"/>
               <w:keepNext w:val="0"/>
               <w:keepLines w:val="0"/>
               <w:pageBreakBefore w:val="0"/>
@@ -1509,7 +1526,7 @@
           </w:tcPr>
           <w:p>
             <w:pPr>
-              <w:pStyle w:val="TableText"/>
+              <w:pStyle w:val="27"/>
               <w:keepNext w:val="0"/>
               <w:keepLines w:val="0"/>
               <w:pageBreakBefore w:val="0"/>
@@ -1526,7 +1543,7 @@
           </w:tcPr>
           <w:p>
             <w:pPr>
-              <w:pStyle w:val="TableText"/>
+              <w:pStyle w:val="27"/>
               <w:keepNext w:val="0"/>
               <w:keepLines w:val="0"/>
               <w:pageBreakBefore w:val="0"/>
@@ -1540,9 +1557,14 @@
       </w:tr>
       <w:tr>
         <w:tblPrEx>
-          <w:tblW w:w="8301" w:type="dxa"/>
-          <w:tblInd w:w="2" w:type="dxa"/>
-          <w:tblLayout w:type="fixed"/>
+          <w:tblBorders>
+            <w:top w:val="single" w:color="000000" w:sz="2" w:space="0"/>
+            <w:left w:val="single" w:color="000000" w:sz="2" w:space="0"/>
+            <w:bottom w:val="single" w:color="000000" w:sz="2" w:space="0"/>
+            <w:right w:val="single" w:color="000000" w:sz="2" w:space="0"/>
+            <w:insideH w:val="single" w:color="000000" w:sz="2" w:space="0"/>
+            <w:insideV w:val="single" w:color="000000" w:sz="2" w:space="0"/>
+          </w:tblBorders>
           <w:tblCellMar>
             <w:top w:w="0" w:type="dxa"/>
             <w:left w:w="0" w:type="dxa"/>
@@ -1551,7 +1573,7 @@
           </w:tblCellMar>
         </w:tblPrEx>
         <w:trPr>
-          <w:trHeight w:val="561"/>
+          <w:trHeight w:val="561" w:hRule="atLeast"/>
         </w:trPr>
         <w:tc>
           <w:tcPr>
@@ -1559,7 +1581,7 @@
           </w:tcPr>
           <w:p>
             <w:pPr>
-              <w:pStyle w:val="TableText"/>
+              <w:pStyle w:val="27"/>
               <w:keepNext w:val="0"/>
               <w:keepLines w:val="0"/>
               <w:pageBreakBefore w:val="0"/>
@@ -1576,7 +1598,7 @@
           </w:tcPr>
           <w:p>
             <w:pPr>
-              <w:pStyle w:val="TableText"/>
+              <w:pStyle w:val="27"/>
               <w:keepNext w:val="0"/>
               <w:keepLines w:val="0"/>
               <w:pageBreakBefore w:val="0"/>
@@ -1593,7 +1615,7 @@
           </w:tcPr>
           <w:p>
             <w:pPr>
-              <w:pStyle w:val="TableText"/>
+              <w:pStyle w:val="27"/>
               <w:keepNext w:val="0"/>
               <w:keepLines w:val="0"/>
               <w:pageBreakBefore w:val="0"/>
@@ -1610,7 +1632,7 @@
           </w:tcPr>
           <w:p>
             <w:pPr>
-              <w:pStyle w:val="TableText"/>
+              <w:pStyle w:val="27"/>
               <w:keepNext w:val="0"/>
               <w:keepLines w:val="0"/>
               <w:pageBreakBefore w:val="0"/>
@@ -1627,7 +1649,7 @@
           </w:tcPr>
           <w:p>
             <w:pPr>
-              <w:pStyle w:val="TableText"/>
+              <w:pStyle w:val="27"/>
               <w:keepNext w:val="0"/>
               <w:keepLines w:val="0"/>
               <w:pageBreakBefore w:val="0"/>
@@ -1644,7 +1666,7 @@
           </w:tcPr>
           <w:p>
             <w:pPr>
-              <w:pStyle w:val="TableText"/>
+              <w:pStyle w:val="27"/>
               <w:keepNext w:val="0"/>
               <w:keepLines w:val="0"/>
               <w:pageBreakBefore w:val="0"/>
@@ -1674,7 +1696,7 @@
     <w:sdt>
       <w:sdtPr>
         <w:rPr>
-          <w:rFonts w:ascii="宋体" w:eastAsia="宋体" w:hAnsi="宋体" w:cs="Arial"/>
+          <w:rFonts w:ascii="宋体" w:hAnsi="宋体" w:eastAsia="宋体" w:cs="Arial"/>
           <w:snapToGrid w:val="0"/>
           <w:color w:val="000000"/>
           <w:kern w:val="0"/>
@@ -1690,7 +1712,7 @@
       </w:sdtPr>
       <w:sdtEndPr>
         <w:rPr>
-          <w:rFonts w:ascii="宋体" w:eastAsia="宋体" w:hAnsi="宋体" w:cs="宋体" w:hint="eastAsia"/>
+          <w:rFonts w:hint="eastAsia" w:ascii="宋体" w:hAnsi="宋体" w:eastAsia="宋体" w:cs="宋体"/>
           <w:snapToGrid w:val="0"/>
           <w:color w:val="000000"/>
           <w:kern w:val="0"/>
@@ -1710,17 +1732,17 @@
             <w:overflowPunct/>
             <w:bidi w:val="0"/>
             <w:spacing w:before="0" w:beforeLines="0" w:after="0" w:afterLines="0" w:line="240" w:lineRule="auto"/>
-            <w:ind w:left="0" w:right="0" w:firstLine="0" w:leftChars="0" w:rightChars="0" w:firstLineChars="0"/>
+            <w:ind w:left="0" w:leftChars="0" w:right="0" w:rightChars="0" w:firstLine="0" w:firstLineChars="0"/>
             <w:jc w:val="center"/>
             <w:rPr>
-              <w:rFonts w:ascii="宋体" w:eastAsia="宋体" w:hAnsi="宋体" w:cs="宋体" w:hint="eastAsia"/>
+              <w:rFonts w:hint="eastAsia" w:ascii="宋体" w:hAnsi="宋体" w:eastAsia="宋体" w:cs="宋体"/>
               <w:sz w:val="24"/>
               <w:szCs w:val="24"/>
             </w:rPr>
           </w:pPr>
           <w:r>
             <w:rPr>
-              <w:rFonts w:ascii="宋体" w:eastAsia="宋体" w:hAnsi="宋体" w:cs="宋体" w:hint="eastAsia"/>
+              <w:rFonts w:hint="eastAsia" w:ascii="宋体" w:hAnsi="宋体" w:eastAsia="宋体" w:cs="宋体"/>
               <w:sz w:val="24"/>
               <w:szCs w:val="24"/>
             </w:rPr>
@@ -1729,14 +1751,14 @@
         </w:p>
         <w:p>
           <w:pPr>
-            <w:pStyle w:val="TOC1"/>
+            <w:pStyle w:val="16"/>
             <w:tabs>
               <w:tab w:val="right" w:leader="dot" w:pos="8306"/>
             </w:tabs>
           </w:pPr>
           <w:r>
             <w:rPr>
-              <w:rFonts w:ascii="宋体" w:eastAsia="宋体" w:hAnsi="宋体" w:cs="宋体" w:hint="eastAsia"/>
+              <w:rFonts w:hint="eastAsia" w:ascii="宋体" w:hAnsi="宋体" w:eastAsia="宋体" w:cs="宋体"/>
               <w:sz w:val="24"/>
               <w:szCs w:val="24"/>
             </w:rPr>
@@ -1744,7 +1766,7 @@
           </w:r>
           <w:r>
             <w:rPr>
-              <w:rFonts w:ascii="宋体" w:eastAsia="宋体" w:hAnsi="宋体" w:cs="宋体" w:hint="eastAsia"/>
+              <w:rFonts w:hint="eastAsia" w:ascii="宋体" w:hAnsi="宋体" w:eastAsia="宋体" w:cs="宋体"/>
               <w:sz w:val="24"/>
               <w:szCs w:val="24"/>
             </w:rPr>
@@ -1752,7 +1774,7 @@
           </w:r>
           <w:r>
             <w:rPr>
-              <w:rFonts w:ascii="宋体" w:eastAsia="宋体" w:hAnsi="宋体" w:cs="宋体" w:hint="eastAsia"/>
+              <w:rFonts w:hint="eastAsia" w:ascii="宋体" w:hAnsi="宋体" w:eastAsia="宋体" w:cs="宋体"/>
               <w:sz w:val="24"/>
               <w:szCs w:val="24"/>
             </w:rPr>
@@ -1760,21 +1782,21 @@
           </w:r>
           <w:r>
             <w:rPr>
-              <w:rFonts w:ascii="宋体" w:eastAsia="宋体" w:hAnsi="宋体" w:cs="宋体" w:hint="eastAsia"/>
+              <w:rFonts w:hint="eastAsia" w:ascii="宋体" w:hAnsi="宋体" w:eastAsia="宋体" w:cs="宋体"/>
               <w:szCs w:val="24"/>
             </w:rPr>
             <w:fldChar w:fldCharType="begin"/>
           </w:r>
           <w:r>
             <w:rPr>
-              <w:rFonts w:ascii="宋体" w:eastAsia="宋体" w:hAnsi="宋体" w:cs="宋体" w:hint="eastAsia"/>
-              <w:szCs w:val="24"/>
-            </w:rPr>
-            <w:instrText xml:space="preserve"> HYPERLINK \l _Toc15100 </w:instrText>
-          </w:r>
-          <w:r>
-            <w:rPr>
-              <w:rFonts w:ascii="宋体" w:eastAsia="宋体" w:hAnsi="宋体" w:cs="宋体" w:hint="eastAsia"/>
+              <w:rFonts w:hint="eastAsia" w:ascii="宋体" w:hAnsi="宋体" w:eastAsia="宋体" w:cs="宋体"/>
+              <w:szCs w:val="24"/>
+            </w:rPr>
+            <w:instrText xml:space="preserve"> HYPERLINK \l _Toc13083 </w:instrText>
+          </w:r>
+          <w:r>
+            <w:rPr>
+              <w:rFonts w:hint="eastAsia" w:ascii="宋体" w:hAnsi="宋体" w:eastAsia="宋体" w:cs="宋体"/>
               <w:szCs w:val="24"/>
             </w:rPr>
             <w:fldChar w:fldCharType="separate"/>
@@ -1793,7 +1815,7 @@
             <w:fldChar w:fldCharType="begin"/>
           </w:r>
           <w:r>
-            <w:instrText xml:space="preserve"> PAGEREF _Toc15100 \h </w:instrText>
+            <w:instrText xml:space="preserve"> PAGEREF _Toc13083 \h </w:instrText>
           </w:r>
           <w:r>
             <w:fldChar w:fldCharType="separate"/>
@@ -1806,7 +1828,7 @@
           </w:r>
           <w:r>
             <w:rPr>
-              <w:rFonts w:ascii="宋体" w:eastAsia="宋体" w:hAnsi="宋体" w:cs="宋体" w:hint="eastAsia"/>
+              <w:rFonts w:hint="eastAsia" w:ascii="宋体" w:hAnsi="宋体" w:eastAsia="宋体" w:cs="宋体"/>
               <w:szCs w:val="24"/>
             </w:rPr>
             <w:fldChar w:fldCharType="end"/>
@@ -1814,28 +1836,28 @@
         </w:p>
         <w:p>
           <w:pPr>
-            <w:pStyle w:val="TOC1"/>
+            <w:pStyle w:val="16"/>
             <w:tabs>
               <w:tab w:val="right" w:leader="dot" w:pos="8306"/>
             </w:tabs>
           </w:pPr>
           <w:r>
             <w:rPr>
-              <w:rFonts w:ascii="宋体" w:eastAsia="宋体" w:hAnsi="宋体" w:cs="宋体" w:hint="eastAsia"/>
+              <w:rFonts w:hint="eastAsia" w:ascii="宋体" w:hAnsi="宋体" w:eastAsia="宋体" w:cs="宋体"/>
               <w:szCs w:val="24"/>
             </w:rPr>
             <w:fldChar w:fldCharType="begin"/>
           </w:r>
           <w:r>
             <w:rPr>
-              <w:rFonts w:ascii="宋体" w:eastAsia="宋体" w:hAnsi="宋体" w:cs="宋体" w:hint="eastAsia"/>
-              <w:szCs w:val="24"/>
-            </w:rPr>
-            <w:instrText xml:space="preserve"> HYPERLINK \l _Toc24648 </w:instrText>
-          </w:r>
-          <w:r>
-            <w:rPr>
-              <w:rFonts w:ascii="宋体" w:eastAsia="宋体" w:hAnsi="宋体" w:cs="宋体" w:hint="eastAsia"/>
+              <w:rFonts w:hint="eastAsia" w:ascii="宋体" w:hAnsi="宋体" w:eastAsia="宋体" w:cs="宋体"/>
+              <w:szCs w:val="24"/>
+            </w:rPr>
+            <w:instrText xml:space="preserve"> HYPERLINK \l _Toc1816 </w:instrText>
+          </w:r>
+          <w:r>
+            <w:rPr>
+              <w:rFonts w:hint="eastAsia" w:ascii="宋体" w:hAnsi="宋体" w:eastAsia="宋体" w:cs="宋体"/>
               <w:szCs w:val="24"/>
             </w:rPr>
             <w:fldChar w:fldCharType="separate"/>
@@ -1854,7 +1876,7 @@
             <w:fldChar w:fldCharType="begin"/>
           </w:r>
           <w:r>
-            <w:instrText xml:space="preserve"> PAGEREF _Toc24648 \h </w:instrText>
+            <w:instrText xml:space="preserve"> PAGEREF _Toc1816 \h </w:instrText>
           </w:r>
           <w:r>
             <w:fldChar w:fldCharType="separate"/>
@@ -1867,7 +1889,7 @@
           </w:r>
           <w:r>
             <w:rPr>
-              <w:rFonts w:ascii="宋体" w:eastAsia="宋体" w:hAnsi="宋体" w:cs="宋体" w:hint="eastAsia"/>
+              <w:rFonts w:hint="eastAsia" w:ascii="宋体" w:hAnsi="宋体" w:eastAsia="宋体" w:cs="宋体"/>
               <w:szCs w:val="24"/>
             </w:rPr>
             <w:fldChar w:fldCharType="end"/>
@@ -1875,28 +1897,28 @@
         </w:p>
         <w:p>
           <w:pPr>
-            <w:pStyle w:val="TOC1"/>
+            <w:pStyle w:val="16"/>
             <w:tabs>
               <w:tab w:val="right" w:leader="dot" w:pos="8306"/>
             </w:tabs>
           </w:pPr>
           <w:r>
             <w:rPr>
-              <w:rFonts w:ascii="宋体" w:eastAsia="宋体" w:hAnsi="宋体" w:cs="宋体" w:hint="eastAsia"/>
+              <w:rFonts w:hint="eastAsia" w:ascii="宋体" w:hAnsi="宋体" w:eastAsia="宋体" w:cs="宋体"/>
               <w:szCs w:val="24"/>
             </w:rPr>
             <w:fldChar w:fldCharType="begin"/>
           </w:r>
           <w:r>
             <w:rPr>
-              <w:rFonts w:ascii="宋体" w:eastAsia="宋体" w:hAnsi="宋体" w:cs="宋体" w:hint="eastAsia"/>
-              <w:szCs w:val="24"/>
-            </w:rPr>
-            <w:instrText xml:space="preserve"> HYPERLINK \l _Toc16244 </w:instrText>
-          </w:r>
-          <w:r>
-            <w:rPr>
-              <w:rFonts w:ascii="宋体" w:eastAsia="宋体" w:hAnsi="宋体" w:cs="宋体" w:hint="eastAsia"/>
+              <w:rFonts w:hint="eastAsia" w:ascii="宋体" w:hAnsi="宋体" w:eastAsia="宋体" w:cs="宋体"/>
+              <w:szCs w:val="24"/>
+            </w:rPr>
+            <w:instrText xml:space="preserve"> HYPERLINK \l _Toc9770 </w:instrText>
+          </w:r>
+          <w:r>
+            <w:rPr>
+              <w:rFonts w:hint="eastAsia" w:ascii="宋体" w:hAnsi="宋体" w:eastAsia="宋体" w:cs="宋体"/>
               <w:szCs w:val="24"/>
             </w:rPr>
             <w:fldChar w:fldCharType="separate"/>
@@ -1917,7 +1939,7 @@
             <w:fldChar w:fldCharType="begin"/>
           </w:r>
           <w:r>
-            <w:instrText xml:space="preserve"> PAGEREF _Toc16244 \h </w:instrText>
+            <w:instrText xml:space="preserve"> PAGEREF _Toc9770 \h </w:instrText>
           </w:r>
           <w:r>
             <w:fldChar w:fldCharType="separate"/>
@@ -1930,7 +1952,7 @@
           </w:r>
           <w:r>
             <w:rPr>
-              <w:rFonts w:ascii="宋体" w:eastAsia="宋体" w:hAnsi="宋体" w:cs="宋体" w:hint="eastAsia"/>
+              <w:rFonts w:hint="eastAsia" w:ascii="宋体" w:hAnsi="宋体" w:eastAsia="宋体" w:cs="宋体"/>
               <w:szCs w:val="24"/>
             </w:rPr>
             <w:fldChar w:fldCharType="end"/>
@@ -1938,28 +1960,28 @@
         </w:p>
         <w:p>
           <w:pPr>
-            <w:pStyle w:val="TOC1"/>
+            <w:pStyle w:val="16"/>
             <w:tabs>
               <w:tab w:val="right" w:leader="dot" w:pos="8306"/>
             </w:tabs>
           </w:pPr>
           <w:r>
             <w:rPr>
-              <w:rFonts w:ascii="宋体" w:eastAsia="宋体" w:hAnsi="宋体" w:cs="宋体" w:hint="eastAsia"/>
+              <w:rFonts w:hint="eastAsia" w:ascii="宋体" w:hAnsi="宋体" w:eastAsia="宋体" w:cs="宋体"/>
               <w:szCs w:val="24"/>
             </w:rPr>
             <w:fldChar w:fldCharType="begin"/>
           </w:r>
           <w:r>
             <w:rPr>
-              <w:rFonts w:ascii="宋体" w:eastAsia="宋体" w:hAnsi="宋体" w:cs="宋体" w:hint="eastAsia"/>
-              <w:szCs w:val="24"/>
-            </w:rPr>
-            <w:instrText xml:space="preserve"> HYPERLINK \l _Toc19186 </w:instrText>
-          </w:r>
-          <w:r>
-            <w:rPr>
-              <w:rFonts w:ascii="宋体" w:eastAsia="宋体" w:hAnsi="宋体" w:cs="宋体" w:hint="eastAsia"/>
+              <w:rFonts w:hint="eastAsia" w:ascii="宋体" w:hAnsi="宋体" w:eastAsia="宋体" w:cs="宋体"/>
+              <w:szCs w:val="24"/>
+            </w:rPr>
+            <w:instrText xml:space="preserve"> HYPERLINK \l _Toc27528 </w:instrText>
+          </w:r>
+          <w:r>
+            <w:rPr>
+              <w:rFonts w:hint="eastAsia" w:ascii="宋体" w:hAnsi="宋体" w:eastAsia="宋体" w:cs="宋体"/>
               <w:szCs w:val="24"/>
             </w:rPr>
             <w:fldChar w:fldCharType="separate"/>
@@ -1985,7 +2007,7 @@
             <w:fldChar w:fldCharType="begin"/>
           </w:r>
           <w:r>
-            <w:instrText xml:space="preserve"> PAGEREF _Toc19186 \h </w:instrText>
+            <w:instrText xml:space="preserve"> PAGEREF _Toc27528 \h </w:instrText>
           </w:r>
           <w:r>
             <w:fldChar w:fldCharType="separate"/>
@@ -1998,7 +2020,7 @@
           </w:r>
           <w:r>
             <w:rPr>
-              <w:rFonts w:ascii="宋体" w:eastAsia="宋体" w:hAnsi="宋体" w:cs="宋体" w:hint="eastAsia"/>
+              <w:rFonts w:hint="eastAsia" w:ascii="宋体" w:hAnsi="宋体" w:eastAsia="宋体" w:cs="宋体"/>
               <w:szCs w:val="24"/>
             </w:rPr>
             <w:fldChar w:fldCharType="end"/>
@@ -2006,28 +2028,28 @@
         </w:p>
         <w:p>
           <w:pPr>
-            <w:pStyle w:val="TOC1"/>
+            <w:pStyle w:val="16"/>
             <w:tabs>
               <w:tab w:val="right" w:leader="dot" w:pos="8306"/>
             </w:tabs>
           </w:pPr>
           <w:r>
             <w:rPr>
-              <w:rFonts w:ascii="宋体" w:eastAsia="宋体" w:hAnsi="宋体" w:cs="宋体" w:hint="eastAsia"/>
+              <w:rFonts w:hint="eastAsia" w:ascii="宋体" w:hAnsi="宋体" w:eastAsia="宋体" w:cs="宋体"/>
               <w:szCs w:val="24"/>
             </w:rPr>
             <w:fldChar w:fldCharType="begin"/>
           </w:r>
           <w:r>
             <w:rPr>
-              <w:rFonts w:ascii="宋体" w:eastAsia="宋体" w:hAnsi="宋体" w:cs="宋体" w:hint="eastAsia"/>
-              <w:szCs w:val="24"/>
-            </w:rPr>
-            <w:instrText xml:space="preserve"> HYPERLINK \l _Toc11083 </w:instrText>
-          </w:r>
-          <w:r>
-            <w:rPr>
-              <w:rFonts w:ascii="宋体" w:eastAsia="宋体" w:hAnsi="宋体" w:cs="宋体" w:hint="eastAsia"/>
+              <w:rFonts w:hint="eastAsia" w:ascii="宋体" w:hAnsi="宋体" w:eastAsia="宋体" w:cs="宋体"/>
+              <w:szCs w:val="24"/>
+            </w:rPr>
+            <w:instrText xml:space="preserve"> HYPERLINK \l _Toc6305 </w:instrText>
+          </w:r>
+          <w:r>
+            <w:rPr>
+              <w:rFonts w:hint="eastAsia" w:ascii="宋体" w:hAnsi="宋体" w:eastAsia="宋体" w:cs="宋体"/>
               <w:szCs w:val="24"/>
             </w:rPr>
             <w:fldChar w:fldCharType="separate"/>
@@ -2055,7 +2077,7 @@
             <w:fldChar w:fldCharType="begin"/>
           </w:r>
           <w:r>
-            <w:instrText xml:space="preserve"> PAGEREF _Toc11083 \h </w:instrText>
+            <w:instrText xml:space="preserve"> PAGEREF _Toc6305 \h </w:instrText>
           </w:r>
           <w:r>
             <w:fldChar w:fldCharType="separate"/>
@@ -2068,7 +2090,7 @@
           </w:r>
           <w:r>
             <w:rPr>
-              <w:rFonts w:ascii="宋体" w:eastAsia="宋体" w:hAnsi="宋体" w:cs="宋体" w:hint="eastAsia"/>
+              <w:rFonts w:hint="eastAsia" w:ascii="宋体" w:hAnsi="宋体" w:eastAsia="宋体" w:cs="宋体"/>
               <w:szCs w:val="24"/>
             </w:rPr>
             <w:fldChar w:fldCharType="end"/>
@@ -2076,28 +2098,28 @@
         </w:p>
         <w:p>
           <w:pPr>
-            <w:pStyle w:val="TOC1"/>
+            <w:pStyle w:val="16"/>
             <w:tabs>
               <w:tab w:val="right" w:leader="dot" w:pos="8306"/>
             </w:tabs>
           </w:pPr>
           <w:r>
             <w:rPr>
-              <w:rFonts w:ascii="宋体" w:eastAsia="宋体" w:hAnsi="宋体" w:cs="宋体" w:hint="eastAsia"/>
+              <w:rFonts w:hint="eastAsia" w:ascii="宋体" w:hAnsi="宋体" w:eastAsia="宋体" w:cs="宋体"/>
               <w:szCs w:val="24"/>
             </w:rPr>
             <w:fldChar w:fldCharType="begin"/>
           </w:r>
           <w:r>
             <w:rPr>
-              <w:rFonts w:ascii="宋体" w:eastAsia="宋体" w:hAnsi="宋体" w:cs="宋体" w:hint="eastAsia"/>
-              <w:szCs w:val="24"/>
-            </w:rPr>
-            <w:instrText xml:space="preserve"> HYPERLINK \l _Toc19310 </w:instrText>
-          </w:r>
-          <w:r>
-            <w:rPr>
-              <w:rFonts w:ascii="宋体" w:eastAsia="宋体" w:hAnsi="宋体" w:cs="宋体" w:hint="eastAsia"/>
+              <w:rFonts w:hint="eastAsia" w:ascii="宋体" w:hAnsi="宋体" w:eastAsia="宋体" w:cs="宋体"/>
+              <w:szCs w:val="24"/>
+            </w:rPr>
+            <w:instrText xml:space="preserve"> HYPERLINK \l _Toc10989 </w:instrText>
+          </w:r>
+          <w:r>
+            <w:rPr>
+              <w:rFonts w:hint="eastAsia" w:ascii="宋体" w:hAnsi="宋体" w:eastAsia="宋体" w:cs="宋体"/>
               <w:szCs w:val="24"/>
             </w:rPr>
             <w:fldChar w:fldCharType="separate"/>
@@ -2123,7 +2145,7 @@
             <w:fldChar w:fldCharType="begin"/>
           </w:r>
           <w:r>
-            <w:instrText xml:space="preserve"> PAGEREF _Toc19310 \h </w:instrText>
+            <w:instrText xml:space="preserve"> PAGEREF _Toc10989 \h </w:instrText>
           </w:r>
           <w:r>
             <w:fldChar w:fldCharType="separate"/>
@@ -2136,7 +2158,7 @@
           </w:r>
           <w:r>
             <w:rPr>
-              <w:rFonts w:ascii="宋体" w:eastAsia="宋体" w:hAnsi="宋体" w:cs="宋体" w:hint="eastAsia"/>
+              <w:rFonts w:hint="eastAsia" w:ascii="宋体" w:hAnsi="宋体" w:eastAsia="宋体" w:cs="宋体"/>
               <w:szCs w:val="24"/>
             </w:rPr>
             <w:fldChar w:fldCharType="end"/>
@@ -2144,28 +2166,28 @@
         </w:p>
         <w:p>
           <w:pPr>
-            <w:pStyle w:val="TOC2"/>
+            <w:pStyle w:val="17"/>
             <w:tabs>
               <w:tab w:val="right" w:leader="dot" w:pos="8306"/>
             </w:tabs>
           </w:pPr>
           <w:r>
             <w:rPr>
-              <w:rFonts w:ascii="宋体" w:eastAsia="宋体" w:hAnsi="宋体" w:cs="宋体" w:hint="eastAsia"/>
+              <w:rFonts w:hint="eastAsia" w:ascii="宋体" w:hAnsi="宋体" w:eastAsia="宋体" w:cs="宋体"/>
               <w:szCs w:val="24"/>
             </w:rPr>
             <w:fldChar w:fldCharType="begin"/>
           </w:r>
           <w:r>
             <w:rPr>
-              <w:rFonts w:ascii="宋体" w:eastAsia="宋体" w:hAnsi="宋体" w:cs="宋体" w:hint="eastAsia"/>
-              <w:szCs w:val="24"/>
-            </w:rPr>
-            <w:instrText xml:space="preserve"> HYPERLINK \l _Toc4510 </w:instrText>
-          </w:r>
-          <w:r>
-            <w:rPr>
-              <w:rFonts w:ascii="宋体" w:eastAsia="宋体" w:hAnsi="宋体" w:cs="宋体" w:hint="eastAsia"/>
+              <w:rFonts w:hint="eastAsia" w:ascii="宋体" w:hAnsi="宋体" w:eastAsia="宋体" w:cs="宋体"/>
+              <w:szCs w:val="24"/>
+            </w:rPr>
+            <w:instrText xml:space="preserve"> HYPERLINK \l _Toc13232 </w:instrText>
+          </w:r>
+          <w:r>
+            <w:rPr>
+              <w:rFonts w:hint="eastAsia" w:ascii="宋体" w:hAnsi="宋体" w:eastAsia="宋体" w:cs="宋体"/>
               <w:szCs w:val="24"/>
             </w:rPr>
             <w:fldChar w:fldCharType="separate"/>
@@ -2191,7 +2213,7 @@
             <w:fldChar w:fldCharType="begin"/>
           </w:r>
           <w:r>
-            <w:instrText xml:space="preserve"> PAGEREF _Toc4510 \h </w:instrText>
+            <w:instrText xml:space="preserve"> PAGEREF _Toc13232 \h </w:instrText>
           </w:r>
           <w:r>
             <w:fldChar w:fldCharType="separate"/>
@@ -2204,7 +2226,7 @@
           </w:r>
           <w:r>
             <w:rPr>
-              <w:rFonts w:ascii="宋体" w:eastAsia="宋体" w:hAnsi="宋体" w:cs="宋体" w:hint="eastAsia"/>
+              <w:rFonts w:hint="eastAsia" w:ascii="宋体" w:hAnsi="宋体" w:eastAsia="宋体" w:cs="宋体"/>
               <w:szCs w:val="24"/>
             </w:rPr>
             <w:fldChar w:fldCharType="end"/>
@@ -2212,28 +2234,28 @@
         </w:p>
         <w:p>
           <w:pPr>
-            <w:pStyle w:val="TOC2"/>
+            <w:pStyle w:val="17"/>
             <w:tabs>
               <w:tab w:val="right" w:leader="dot" w:pos="8306"/>
             </w:tabs>
           </w:pPr>
           <w:r>
             <w:rPr>
-              <w:rFonts w:ascii="宋体" w:eastAsia="宋体" w:hAnsi="宋体" w:cs="宋体" w:hint="eastAsia"/>
+              <w:rFonts w:hint="eastAsia" w:ascii="宋体" w:hAnsi="宋体" w:eastAsia="宋体" w:cs="宋体"/>
               <w:szCs w:val="24"/>
             </w:rPr>
             <w:fldChar w:fldCharType="begin"/>
           </w:r>
           <w:r>
             <w:rPr>
-              <w:rFonts w:ascii="宋体" w:eastAsia="宋体" w:hAnsi="宋体" w:cs="宋体" w:hint="eastAsia"/>
-              <w:szCs w:val="24"/>
-            </w:rPr>
-            <w:instrText xml:space="preserve"> HYPERLINK \l _Toc19710 </w:instrText>
-          </w:r>
-          <w:r>
-            <w:rPr>
-              <w:rFonts w:ascii="宋体" w:eastAsia="宋体" w:hAnsi="宋体" w:cs="宋体" w:hint="eastAsia"/>
+              <w:rFonts w:hint="eastAsia" w:ascii="宋体" w:hAnsi="宋体" w:eastAsia="宋体" w:cs="宋体"/>
+              <w:szCs w:val="24"/>
+            </w:rPr>
+            <w:instrText xml:space="preserve"> HYPERLINK \l _Toc29987 </w:instrText>
+          </w:r>
+          <w:r>
+            <w:rPr>
+              <w:rFonts w:hint="eastAsia" w:ascii="宋体" w:hAnsi="宋体" w:eastAsia="宋体" w:cs="宋体"/>
               <w:szCs w:val="24"/>
             </w:rPr>
             <w:fldChar w:fldCharType="separate"/>
@@ -2259,7 +2281,7 @@
             <w:fldChar w:fldCharType="begin"/>
           </w:r>
           <w:r>
-            <w:instrText xml:space="preserve"> PAGEREF _Toc19710 \h </w:instrText>
+            <w:instrText xml:space="preserve"> PAGEREF _Toc29987 \h </w:instrText>
           </w:r>
           <w:r>
             <w:fldChar w:fldCharType="separate"/>
@@ -2272,7 +2294,7 @@
           </w:r>
           <w:r>
             <w:rPr>
-              <w:rFonts w:ascii="宋体" w:eastAsia="宋体" w:hAnsi="宋体" w:cs="宋体" w:hint="eastAsia"/>
+              <w:rFonts w:hint="eastAsia" w:ascii="宋体" w:hAnsi="宋体" w:eastAsia="宋体" w:cs="宋体"/>
               <w:szCs w:val="24"/>
             </w:rPr>
             <w:fldChar w:fldCharType="end"/>
@@ -2280,28 +2302,28 @@
         </w:p>
         <w:p>
           <w:pPr>
-            <w:pStyle w:val="TOC1"/>
+            <w:pStyle w:val="16"/>
             <w:tabs>
               <w:tab w:val="right" w:leader="dot" w:pos="8306"/>
             </w:tabs>
           </w:pPr>
           <w:r>
             <w:rPr>
-              <w:rFonts w:ascii="宋体" w:eastAsia="宋体" w:hAnsi="宋体" w:cs="宋体" w:hint="eastAsia"/>
+              <w:rFonts w:hint="eastAsia" w:ascii="宋体" w:hAnsi="宋体" w:eastAsia="宋体" w:cs="宋体"/>
               <w:szCs w:val="24"/>
             </w:rPr>
             <w:fldChar w:fldCharType="begin"/>
           </w:r>
           <w:r>
             <w:rPr>
-              <w:rFonts w:ascii="宋体" w:eastAsia="宋体" w:hAnsi="宋体" w:cs="宋体" w:hint="eastAsia"/>
-              <w:szCs w:val="24"/>
-            </w:rPr>
-            <w:instrText xml:space="preserve"> HYPERLINK \l _Toc8570 </w:instrText>
-          </w:r>
-          <w:r>
-            <w:rPr>
-              <w:rFonts w:ascii="宋体" w:eastAsia="宋体" w:hAnsi="宋体" w:cs="宋体" w:hint="eastAsia"/>
+              <w:rFonts w:hint="eastAsia" w:ascii="宋体" w:hAnsi="宋体" w:eastAsia="宋体" w:cs="宋体"/>
+              <w:szCs w:val="24"/>
+            </w:rPr>
+            <w:instrText xml:space="preserve"> HYPERLINK \l _Toc3465 </w:instrText>
+          </w:r>
+          <w:r>
+            <w:rPr>
+              <w:rFonts w:hint="eastAsia" w:ascii="宋体" w:hAnsi="宋体" w:eastAsia="宋体" w:cs="宋体"/>
               <w:szCs w:val="24"/>
             </w:rPr>
             <w:fldChar w:fldCharType="separate"/>
@@ -2327,7 +2349,7 @@
             <w:fldChar w:fldCharType="begin"/>
           </w:r>
           <w:r>
-            <w:instrText xml:space="preserve"> PAGEREF _Toc8570 \h </w:instrText>
+            <w:instrText xml:space="preserve"> PAGEREF _Toc3465 \h </w:instrText>
           </w:r>
           <w:r>
             <w:fldChar w:fldCharType="separate"/>
@@ -2340,7 +2362,7 @@
           </w:r>
           <w:r>
             <w:rPr>
-              <w:rFonts w:ascii="宋体" w:eastAsia="宋体" w:hAnsi="宋体" w:cs="宋体" w:hint="eastAsia"/>
+              <w:rFonts w:hint="eastAsia" w:ascii="宋体" w:hAnsi="宋体" w:eastAsia="宋体" w:cs="宋体"/>
               <w:szCs w:val="24"/>
             </w:rPr>
             <w:fldChar w:fldCharType="end"/>
@@ -2348,28 +2370,28 @@
         </w:p>
         <w:p>
           <w:pPr>
-            <w:pStyle w:val="TOC2"/>
+            <w:pStyle w:val="17"/>
             <w:tabs>
               <w:tab w:val="right" w:leader="dot" w:pos="8306"/>
             </w:tabs>
           </w:pPr>
           <w:r>
             <w:rPr>
-              <w:rFonts w:ascii="宋体" w:eastAsia="宋体" w:hAnsi="宋体" w:cs="宋体" w:hint="eastAsia"/>
+              <w:rFonts w:hint="eastAsia" w:ascii="宋体" w:hAnsi="宋体" w:eastAsia="宋体" w:cs="宋体"/>
               <w:szCs w:val="24"/>
             </w:rPr>
             <w:fldChar w:fldCharType="begin"/>
           </w:r>
           <w:r>
             <w:rPr>
-              <w:rFonts w:ascii="宋体" w:eastAsia="宋体" w:hAnsi="宋体" w:cs="宋体" w:hint="eastAsia"/>
-              <w:szCs w:val="24"/>
-            </w:rPr>
-            <w:instrText xml:space="preserve"> HYPERLINK \l _Toc16102 </w:instrText>
-          </w:r>
-          <w:r>
-            <w:rPr>
-              <w:rFonts w:ascii="宋体" w:eastAsia="宋体" w:hAnsi="宋体" w:cs="宋体" w:hint="eastAsia"/>
+              <w:rFonts w:hint="eastAsia" w:ascii="宋体" w:hAnsi="宋体" w:eastAsia="宋体" w:cs="宋体"/>
+              <w:szCs w:val="24"/>
+            </w:rPr>
+            <w:instrText xml:space="preserve"> HYPERLINK \l _Toc7755 </w:instrText>
+          </w:r>
+          <w:r>
+            <w:rPr>
+              <w:rFonts w:hint="eastAsia" w:ascii="宋体" w:hAnsi="宋体" w:eastAsia="宋体" w:cs="宋体"/>
               <w:szCs w:val="24"/>
             </w:rPr>
             <w:fldChar w:fldCharType="separate"/>
@@ -2397,7 +2419,7 @@
             <w:fldChar w:fldCharType="begin"/>
           </w:r>
           <w:r>
-            <w:instrText xml:space="preserve"> PAGEREF _Toc16102 \h </w:instrText>
+            <w:instrText xml:space="preserve"> PAGEREF _Toc7755 \h </w:instrText>
           </w:r>
           <w:r>
             <w:fldChar w:fldCharType="separate"/>
@@ -2410,7 +2432,7 @@
           </w:r>
           <w:r>
             <w:rPr>
-              <w:rFonts w:ascii="宋体" w:eastAsia="宋体" w:hAnsi="宋体" w:cs="宋体" w:hint="eastAsia"/>
+              <w:rFonts w:hint="eastAsia" w:ascii="宋体" w:hAnsi="宋体" w:eastAsia="宋体" w:cs="宋体"/>
               <w:szCs w:val="24"/>
             </w:rPr>
             <w:fldChar w:fldCharType="end"/>
@@ -2418,28 +2440,28 @@
         </w:p>
         <w:p>
           <w:pPr>
-            <w:pStyle w:val="TOC3"/>
+            <w:pStyle w:val="13"/>
             <w:tabs>
               <w:tab w:val="right" w:leader="dot" w:pos="8306"/>
             </w:tabs>
           </w:pPr>
           <w:r>
             <w:rPr>
-              <w:rFonts w:ascii="宋体" w:eastAsia="宋体" w:hAnsi="宋体" w:cs="宋体" w:hint="eastAsia"/>
+              <w:rFonts w:hint="eastAsia" w:ascii="宋体" w:hAnsi="宋体" w:eastAsia="宋体" w:cs="宋体"/>
               <w:szCs w:val="24"/>
             </w:rPr>
             <w:fldChar w:fldCharType="begin"/>
           </w:r>
           <w:r>
             <w:rPr>
-              <w:rFonts w:ascii="宋体" w:eastAsia="宋体" w:hAnsi="宋体" w:cs="宋体" w:hint="eastAsia"/>
-              <w:szCs w:val="24"/>
-            </w:rPr>
-            <w:instrText xml:space="preserve"> HYPERLINK \l _Toc18962 </w:instrText>
-          </w:r>
-          <w:r>
-            <w:rPr>
-              <w:rFonts w:ascii="宋体" w:eastAsia="宋体" w:hAnsi="宋体" w:cs="宋体" w:hint="eastAsia"/>
+              <w:rFonts w:hint="eastAsia" w:ascii="宋体" w:hAnsi="宋体" w:eastAsia="宋体" w:cs="宋体"/>
+              <w:szCs w:val="24"/>
+            </w:rPr>
+            <w:instrText xml:space="preserve"> HYPERLINK \l _Toc19862 </w:instrText>
+          </w:r>
+          <w:r>
+            <w:rPr>
+              <w:rFonts w:hint="eastAsia" w:ascii="宋体" w:hAnsi="宋体" w:eastAsia="宋体" w:cs="宋体"/>
               <w:szCs w:val="24"/>
             </w:rPr>
             <w:fldChar w:fldCharType="separate"/>
@@ -2465,7 +2487,7 @@
             <w:fldChar w:fldCharType="begin"/>
           </w:r>
           <w:r>
-            <w:instrText xml:space="preserve"> PAGEREF _Toc18962 \h </w:instrText>
+            <w:instrText xml:space="preserve"> PAGEREF _Toc19862 \h </w:instrText>
           </w:r>
           <w:r>
             <w:fldChar w:fldCharType="separate"/>
@@ -2478,7 +2500,7 @@
           </w:r>
           <w:r>
             <w:rPr>
-              <w:rFonts w:ascii="宋体" w:eastAsia="宋体" w:hAnsi="宋体" w:cs="宋体" w:hint="eastAsia"/>
+              <w:rFonts w:hint="eastAsia" w:ascii="宋体" w:hAnsi="宋体" w:eastAsia="宋体" w:cs="宋体"/>
               <w:szCs w:val="24"/>
             </w:rPr>
             <w:fldChar w:fldCharType="end"/>
@@ -2486,28 +2508,28 @@
         </w:p>
         <w:p>
           <w:pPr>
-            <w:pStyle w:val="TOC3"/>
+            <w:pStyle w:val="13"/>
             <w:tabs>
               <w:tab w:val="right" w:leader="dot" w:pos="8306"/>
             </w:tabs>
           </w:pPr>
           <w:r>
             <w:rPr>
-              <w:rFonts w:ascii="宋体" w:eastAsia="宋体" w:hAnsi="宋体" w:cs="宋体" w:hint="eastAsia"/>
+              <w:rFonts w:hint="eastAsia" w:ascii="宋体" w:hAnsi="宋体" w:eastAsia="宋体" w:cs="宋体"/>
               <w:szCs w:val="24"/>
             </w:rPr>
             <w:fldChar w:fldCharType="begin"/>
           </w:r>
           <w:r>
             <w:rPr>
-              <w:rFonts w:ascii="宋体" w:eastAsia="宋体" w:hAnsi="宋体" w:cs="宋体" w:hint="eastAsia"/>
-              <w:szCs w:val="24"/>
-            </w:rPr>
-            <w:instrText xml:space="preserve"> HYPERLINK \l _Toc8845 </w:instrText>
-          </w:r>
-          <w:r>
-            <w:rPr>
-              <w:rFonts w:ascii="宋体" w:eastAsia="宋体" w:hAnsi="宋体" w:cs="宋体" w:hint="eastAsia"/>
+              <w:rFonts w:hint="eastAsia" w:ascii="宋体" w:hAnsi="宋体" w:eastAsia="宋体" w:cs="宋体"/>
+              <w:szCs w:val="24"/>
+            </w:rPr>
+            <w:instrText xml:space="preserve"> HYPERLINK \l _Toc3251 </w:instrText>
+          </w:r>
+          <w:r>
+            <w:rPr>
+              <w:rFonts w:hint="eastAsia" w:ascii="宋体" w:hAnsi="宋体" w:eastAsia="宋体" w:cs="宋体"/>
               <w:szCs w:val="24"/>
             </w:rPr>
             <w:fldChar w:fldCharType="separate"/>
@@ -2533,7 +2555,7 @@
             <w:fldChar w:fldCharType="begin"/>
           </w:r>
           <w:r>
-            <w:instrText xml:space="preserve"> PAGEREF _Toc8845 \h </w:instrText>
+            <w:instrText xml:space="preserve"> PAGEREF _Toc3251 \h </w:instrText>
           </w:r>
           <w:r>
             <w:fldChar w:fldCharType="separate"/>
@@ -2546,7 +2568,7 @@
           </w:r>
           <w:r>
             <w:rPr>
-              <w:rFonts w:ascii="宋体" w:eastAsia="宋体" w:hAnsi="宋体" w:cs="宋体" w:hint="eastAsia"/>
+              <w:rFonts w:hint="eastAsia" w:ascii="宋体" w:hAnsi="宋体" w:eastAsia="宋体" w:cs="宋体"/>
               <w:szCs w:val="24"/>
             </w:rPr>
             <w:fldChar w:fldCharType="end"/>
@@ -2554,28 +2576,28 @@
         </w:p>
         <w:p>
           <w:pPr>
-            <w:pStyle w:val="TOC2"/>
+            <w:pStyle w:val="17"/>
             <w:tabs>
               <w:tab w:val="right" w:leader="dot" w:pos="8306"/>
             </w:tabs>
           </w:pPr>
           <w:r>
             <w:rPr>
-              <w:rFonts w:ascii="宋体" w:eastAsia="宋体" w:hAnsi="宋体" w:cs="宋体" w:hint="eastAsia"/>
+              <w:rFonts w:hint="eastAsia" w:ascii="宋体" w:hAnsi="宋体" w:eastAsia="宋体" w:cs="宋体"/>
               <w:szCs w:val="24"/>
             </w:rPr>
             <w:fldChar w:fldCharType="begin"/>
           </w:r>
           <w:r>
             <w:rPr>
-              <w:rFonts w:ascii="宋体" w:eastAsia="宋体" w:hAnsi="宋体" w:cs="宋体" w:hint="eastAsia"/>
-              <w:szCs w:val="24"/>
-            </w:rPr>
-            <w:instrText xml:space="preserve"> HYPERLINK \l _Toc32306 </w:instrText>
-          </w:r>
-          <w:r>
-            <w:rPr>
-              <w:rFonts w:ascii="宋体" w:eastAsia="宋体" w:hAnsi="宋体" w:cs="宋体" w:hint="eastAsia"/>
+              <w:rFonts w:hint="eastAsia" w:ascii="宋体" w:hAnsi="宋体" w:eastAsia="宋体" w:cs="宋体"/>
+              <w:szCs w:val="24"/>
+            </w:rPr>
+            <w:instrText xml:space="preserve"> HYPERLINK \l _Toc21329 </w:instrText>
+          </w:r>
+          <w:r>
+            <w:rPr>
+              <w:rFonts w:hint="eastAsia" w:ascii="宋体" w:hAnsi="宋体" w:eastAsia="宋体" w:cs="宋体"/>
               <w:szCs w:val="24"/>
             </w:rPr>
             <w:fldChar w:fldCharType="separate"/>
@@ -2596,7 +2618,7 @@
             <w:fldChar w:fldCharType="begin"/>
           </w:r>
           <w:r>
-            <w:instrText xml:space="preserve"> PAGEREF _Toc32306 \h </w:instrText>
+            <w:instrText xml:space="preserve"> PAGEREF _Toc21329 \h </w:instrText>
           </w:r>
           <w:r>
             <w:fldChar w:fldCharType="separate"/>
@@ -2609,7 +2631,7 @@
           </w:r>
           <w:r>
             <w:rPr>
-              <w:rFonts w:ascii="宋体" w:eastAsia="宋体" w:hAnsi="宋体" w:cs="宋体" w:hint="eastAsia"/>
+              <w:rFonts w:hint="eastAsia" w:ascii="宋体" w:hAnsi="宋体" w:eastAsia="宋体" w:cs="宋体"/>
               <w:szCs w:val="24"/>
             </w:rPr>
             <w:fldChar w:fldCharType="end"/>
@@ -2617,28 +2639,28 @@
         </w:p>
         <w:p>
           <w:pPr>
-            <w:pStyle w:val="TOC3"/>
+            <w:pStyle w:val="13"/>
             <w:tabs>
               <w:tab w:val="right" w:leader="dot" w:pos="8306"/>
             </w:tabs>
           </w:pPr>
           <w:r>
             <w:rPr>
-              <w:rFonts w:ascii="宋体" w:eastAsia="宋体" w:hAnsi="宋体" w:cs="宋体" w:hint="eastAsia"/>
+              <w:rFonts w:hint="eastAsia" w:ascii="宋体" w:hAnsi="宋体" w:eastAsia="宋体" w:cs="宋体"/>
               <w:szCs w:val="24"/>
             </w:rPr>
             <w:fldChar w:fldCharType="begin"/>
           </w:r>
           <w:r>
             <w:rPr>
-              <w:rFonts w:ascii="宋体" w:eastAsia="宋体" w:hAnsi="宋体" w:cs="宋体" w:hint="eastAsia"/>
-              <w:szCs w:val="24"/>
-            </w:rPr>
-            <w:instrText xml:space="preserve"> HYPERLINK \l _Toc435 </w:instrText>
-          </w:r>
-          <w:r>
-            <w:rPr>
-              <w:rFonts w:ascii="宋体" w:eastAsia="宋体" w:hAnsi="宋体" w:cs="宋体" w:hint="eastAsia"/>
+              <w:rFonts w:hint="eastAsia" w:ascii="宋体" w:hAnsi="宋体" w:eastAsia="宋体" w:cs="宋体"/>
+              <w:szCs w:val="24"/>
+            </w:rPr>
+            <w:instrText xml:space="preserve"> HYPERLINK \l _Toc29382 </w:instrText>
+          </w:r>
+          <w:r>
+            <w:rPr>
+              <w:rFonts w:hint="eastAsia" w:ascii="宋体" w:hAnsi="宋体" w:eastAsia="宋体" w:cs="宋体"/>
               <w:szCs w:val="24"/>
             </w:rPr>
             <w:fldChar w:fldCharType="separate"/>
@@ -2664,7 +2686,7 @@
             <w:fldChar w:fldCharType="begin"/>
           </w:r>
           <w:r>
-            <w:instrText xml:space="preserve"> PAGEREF _Toc435 \h </w:instrText>
+            <w:instrText xml:space="preserve"> PAGEREF _Toc29382 \h </w:instrText>
           </w:r>
           <w:r>
             <w:fldChar w:fldCharType="separate"/>
@@ -2677,7 +2699,7 @@
           </w:r>
           <w:r>
             <w:rPr>
-              <w:rFonts w:ascii="宋体" w:eastAsia="宋体" w:hAnsi="宋体" w:cs="宋体" w:hint="eastAsia"/>
+              <w:rFonts w:hint="eastAsia" w:ascii="宋体" w:hAnsi="宋体" w:eastAsia="宋体" w:cs="宋体"/>
               <w:szCs w:val="24"/>
             </w:rPr>
             <w:fldChar w:fldCharType="end"/>
@@ -2685,28 +2707,28 @@
         </w:p>
         <w:p>
           <w:pPr>
-            <w:pStyle w:val="TOC3"/>
+            <w:pStyle w:val="13"/>
             <w:tabs>
               <w:tab w:val="right" w:leader="dot" w:pos="8306"/>
             </w:tabs>
           </w:pPr>
           <w:r>
             <w:rPr>
-              <w:rFonts w:ascii="宋体" w:eastAsia="宋体" w:hAnsi="宋体" w:cs="宋体" w:hint="eastAsia"/>
+              <w:rFonts w:hint="eastAsia" w:ascii="宋体" w:hAnsi="宋体" w:eastAsia="宋体" w:cs="宋体"/>
               <w:szCs w:val="24"/>
             </w:rPr>
             <w:fldChar w:fldCharType="begin"/>
           </w:r>
           <w:r>
             <w:rPr>
-              <w:rFonts w:ascii="宋体" w:eastAsia="宋体" w:hAnsi="宋体" w:cs="宋体" w:hint="eastAsia"/>
-              <w:szCs w:val="24"/>
-            </w:rPr>
-            <w:instrText xml:space="preserve"> HYPERLINK \l _Toc8914 </w:instrText>
-          </w:r>
-          <w:r>
-            <w:rPr>
-              <w:rFonts w:ascii="宋体" w:eastAsia="宋体" w:hAnsi="宋体" w:cs="宋体" w:hint="eastAsia"/>
+              <w:rFonts w:hint="eastAsia" w:ascii="宋体" w:hAnsi="宋体" w:eastAsia="宋体" w:cs="宋体"/>
+              <w:szCs w:val="24"/>
+            </w:rPr>
+            <w:instrText xml:space="preserve"> HYPERLINK \l _Toc31980 </w:instrText>
+          </w:r>
+          <w:r>
+            <w:rPr>
+              <w:rFonts w:hint="eastAsia" w:ascii="宋体" w:hAnsi="宋体" w:eastAsia="宋体" w:cs="宋体"/>
               <w:szCs w:val="24"/>
             </w:rPr>
             <w:fldChar w:fldCharType="separate"/>
@@ -2732,7 +2754,7 @@
             <w:fldChar w:fldCharType="begin"/>
           </w:r>
           <w:r>
-            <w:instrText xml:space="preserve"> PAGEREF _Toc8914 \h </w:instrText>
+            <w:instrText xml:space="preserve"> PAGEREF _Toc31980 \h </w:instrText>
           </w:r>
           <w:r>
             <w:fldChar w:fldCharType="separate"/>
@@ -2745,7 +2767,7 @@
           </w:r>
           <w:r>
             <w:rPr>
-              <w:rFonts w:ascii="宋体" w:eastAsia="宋体" w:hAnsi="宋体" w:cs="宋体" w:hint="eastAsia"/>
+              <w:rFonts w:hint="eastAsia" w:ascii="宋体" w:hAnsi="宋体" w:eastAsia="宋体" w:cs="宋体"/>
               <w:szCs w:val="24"/>
             </w:rPr>
             <w:fldChar w:fldCharType="end"/>
@@ -2753,28 +2775,28 @@
         </w:p>
         <w:p>
           <w:pPr>
-            <w:pStyle w:val="TOC2"/>
+            <w:pStyle w:val="17"/>
             <w:tabs>
               <w:tab w:val="right" w:leader="dot" w:pos="8306"/>
             </w:tabs>
           </w:pPr>
           <w:r>
             <w:rPr>
-              <w:rFonts w:ascii="宋体" w:eastAsia="宋体" w:hAnsi="宋体" w:cs="宋体" w:hint="eastAsia"/>
+              <w:rFonts w:hint="eastAsia" w:ascii="宋体" w:hAnsi="宋体" w:eastAsia="宋体" w:cs="宋体"/>
               <w:szCs w:val="24"/>
             </w:rPr>
             <w:fldChar w:fldCharType="begin"/>
           </w:r>
           <w:r>
             <w:rPr>
-              <w:rFonts w:ascii="宋体" w:eastAsia="宋体" w:hAnsi="宋体" w:cs="宋体" w:hint="eastAsia"/>
-              <w:szCs w:val="24"/>
-            </w:rPr>
-            <w:instrText xml:space="preserve"> HYPERLINK \l _Toc12222 </w:instrText>
-          </w:r>
-          <w:r>
-            <w:rPr>
-              <w:rFonts w:ascii="宋体" w:eastAsia="宋体" w:hAnsi="宋体" w:cs="宋体" w:hint="eastAsia"/>
+              <w:rFonts w:hint="eastAsia" w:ascii="宋体" w:hAnsi="宋体" w:eastAsia="宋体" w:cs="宋体"/>
+              <w:szCs w:val="24"/>
+            </w:rPr>
+            <w:instrText xml:space="preserve"> HYPERLINK \l _Toc7577 </w:instrText>
+          </w:r>
+          <w:r>
+            <w:rPr>
+              <w:rFonts w:hint="eastAsia" w:ascii="宋体" w:hAnsi="宋体" w:eastAsia="宋体" w:cs="宋体"/>
               <w:szCs w:val="24"/>
             </w:rPr>
             <w:fldChar w:fldCharType="separate"/>
@@ -2795,7 +2817,7 @@
             <w:fldChar w:fldCharType="begin"/>
           </w:r>
           <w:r>
-            <w:instrText xml:space="preserve"> PAGEREF _Toc12222 \h </w:instrText>
+            <w:instrText xml:space="preserve"> PAGEREF _Toc7577 \h </w:instrText>
           </w:r>
           <w:r>
             <w:fldChar w:fldCharType="separate"/>
@@ -2808,7 +2830,7 @@
           </w:r>
           <w:r>
             <w:rPr>
-              <w:rFonts w:ascii="宋体" w:eastAsia="宋体" w:hAnsi="宋体" w:cs="宋体" w:hint="eastAsia"/>
+              <w:rFonts w:hint="eastAsia" w:ascii="宋体" w:hAnsi="宋体" w:eastAsia="宋体" w:cs="宋体"/>
               <w:szCs w:val="24"/>
             </w:rPr>
             <w:fldChar w:fldCharType="end"/>
@@ -2816,28 +2838,28 @@
         </w:p>
         <w:p>
           <w:pPr>
-            <w:pStyle w:val="TOC3"/>
+            <w:pStyle w:val="13"/>
             <w:tabs>
               <w:tab w:val="right" w:leader="dot" w:pos="8306"/>
             </w:tabs>
           </w:pPr>
           <w:r>
             <w:rPr>
-              <w:rFonts w:ascii="宋体" w:eastAsia="宋体" w:hAnsi="宋体" w:cs="宋体" w:hint="eastAsia"/>
+              <w:rFonts w:hint="eastAsia" w:ascii="宋体" w:hAnsi="宋体" w:eastAsia="宋体" w:cs="宋体"/>
               <w:szCs w:val="24"/>
             </w:rPr>
             <w:fldChar w:fldCharType="begin"/>
           </w:r>
           <w:r>
             <w:rPr>
-              <w:rFonts w:ascii="宋体" w:eastAsia="宋体" w:hAnsi="宋体" w:cs="宋体" w:hint="eastAsia"/>
-              <w:szCs w:val="24"/>
-            </w:rPr>
-            <w:instrText xml:space="preserve"> HYPERLINK \l _Toc7829 </w:instrText>
-          </w:r>
-          <w:r>
-            <w:rPr>
-              <w:rFonts w:ascii="宋体" w:eastAsia="宋体" w:hAnsi="宋体" w:cs="宋体" w:hint="eastAsia"/>
+              <w:rFonts w:hint="eastAsia" w:ascii="宋体" w:hAnsi="宋体" w:eastAsia="宋体" w:cs="宋体"/>
+              <w:szCs w:val="24"/>
+            </w:rPr>
+            <w:instrText xml:space="preserve"> HYPERLINK \l _Toc21548 </w:instrText>
+          </w:r>
+          <w:r>
+            <w:rPr>
+              <w:rFonts w:hint="eastAsia" w:ascii="宋体" w:hAnsi="宋体" w:eastAsia="宋体" w:cs="宋体"/>
               <w:szCs w:val="24"/>
             </w:rPr>
             <w:fldChar w:fldCharType="separate"/>
@@ -2863,7 +2885,7 @@
             <w:fldChar w:fldCharType="begin"/>
           </w:r>
           <w:r>
-            <w:instrText xml:space="preserve"> PAGEREF _Toc7829 \h </w:instrText>
+            <w:instrText xml:space="preserve"> PAGEREF _Toc21548 \h </w:instrText>
           </w:r>
           <w:r>
             <w:fldChar w:fldCharType="separate"/>
@@ -2876,7 +2898,7 @@
           </w:r>
           <w:r>
             <w:rPr>
-              <w:rFonts w:ascii="宋体" w:eastAsia="宋体" w:hAnsi="宋体" w:cs="宋体" w:hint="eastAsia"/>
+              <w:rFonts w:hint="eastAsia" w:ascii="宋体" w:hAnsi="宋体" w:eastAsia="宋体" w:cs="宋体"/>
               <w:szCs w:val="24"/>
             </w:rPr>
             <w:fldChar w:fldCharType="end"/>
@@ -2884,28 +2906,28 @@
         </w:p>
         <w:p>
           <w:pPr>
-            <w:pStyle w:val="TOC3"/>
+            <w:pStyle w:val="13"/>
             <w:tabs>
               <w:tab w:val="right" w:leader="dot" w:pos="8306"/>
             </w:tabs>
           </w:pPr>
           <w:r>
             <w:rPr>
-              <w:rFonts w:ascii="宋体" w:eastAsia="宋体" w:hAnsi="宋体" w:cs="宋体" w:hint="eastAsia"/>
+              <w:rFonts w:hint="eastAsia" w:ascii="宋体" w:hAnsi="宋体" w:eastAsia="宋体" w:cs="宋体"/>
               <w:szCs w:val="24"/>
             </w:rPr>
             <w:fldChar w:fldCharType="begin"/>
           </w:r>
           <w:r>
             <w:rPr>
-              <w:rFonts w:ascii="宋体" w:eastAsia="宋体" w:hAnsi="宋体" w:cs="宋体" w:hint="eastAsia"/>
-              <w:szCs w:val="24"/>
-            </w:rPr>
-            <w:instrText xml:space="preserve"> HYPERLINK \l _Toc7660 </w:instrText>
-          </w:r>
-          <w:r>
-            <w:rPr>
-              <w:rFonts w:ascii="宋体" w:eastAsia="宋体" w:hAnsi="宋体" w:cs="宋体" w:hint="eastAsia"/>
+              <w:rFonts w:hint="eastAsia" w:ascii="宋体" w:hAnsi="宋体" w:eastAsia="宋体" w:cs="宋体"/>
+              <w:szCs w:val="24"/>
+            </w:rPr>
+            <w:instrText xml:space="preserve"> HYPERLINK \l _Toc9429 </w:instrText>
+          </w:r>
+          <w:r>
+            <w:rPr>
+              <w:rFonts w:hint="eastAsia" w:ascii="宋体" w:hAnsi="宋体" w:eastAsia="宋体" w:cs="宋体"/>
               <w:szCs w:val="24"/>
             </w:rPr>
             <w:fldChar w:fldCharType="separate"/>
@@ -2931,7 +2953,7 @@
             <w:fldChar w:fldCharType="begin"/>
           </w:r>
           <w:r>
-            <w:instrText xml:space="preserve"> PAGEREF _Toc7660 \h </w:instrText>
+            <w:instrText xml:space="preserve"> PAGEREF _Toc9429 \h </w:instrText>
           </w:r>
           <w:r>
             <w:fldChar w:fldCharType="separate"/>
@@ -2944,7 +2966,7 @@
           </w:r>
           <w:r>
             <w:rPr>
-              <w:rFonts w:ascii="宋体" w:eastAsia="宋体" w:hAnsi="宋体" w:cs="宋体" w:hint="eastAsia"/>
+              <w:rFonts w:hint="eastAsia" w:ascii="宋体" w:hAnsi="宋体" w:eastAsia="宋体" w:cs="宋体"/>
               <w:szCs w:val="24"/>
             </w:rPr>
             <w:fldChar w:fldCharType="end"/>
@@ -2952,28 +2974,28 @@
         </w:p>
         <w:p>
           <w:pPr>
-            <w:pStyle w:val="TOC2"/>
+            <w:pStyle w:val="17"/>
             <w:tabs>
               <w:tab w:val="right" w:leader="dot" w:pos="8306"/>
             </w:tabs>
           </w:pPr>
           <w:r>
             <w:rPr>
-              <w:rFonts w:ascii="宋体" w:eastAsia="宋体" w:hAnsi="宋体" w:cs="宋体" w:hint="eastAsia"/>
+              <w:rFonts w:hint="eastAsia" w:ascii="宋体" w:hAnsi="宋体" w:eastAsia="宋体" w:cs="宋体"/>
               <w:szCs w:val="24"/>
             </w:rPr>
             <w:fldChar w:fldCharType="begin"/>
           </w:r>
           <w:r>
             <w:rPr>
-              <w:rFonts w:ascii="宋体" w:eastAsia="宋体" w:hAnsi="宋体" w:cs="宋体" w:hint="eastAsia"/>
-              <w:szCs w:val="24"/>
-            </w:rPr>
-            <w:instrText xml:space="preserve"> HYPERLINK \l _Toc22078 </w:instrText>
-          </w:r>
-          <w:r>
-            <w:rPr>
-              <w:rFonts w:ascii="宋体" w:eastAsia="宋体" w:hAnsi="宋体" w:cs="宋体" w:hint="eastAsia"/>
+              <w:rFonts w:hint="eastAsia" w:ascii="宋体" w:hAnsi="宋体" w:eastAsia="宋体" w:cs="宋体"/>
+              <w:szCs w:val="24"/>
+            </w:rPr>
+            <w:instrText xml:space="preserve"> HYPERLINK \l _Toc23329 </w:instrText>
+          </w:r>
+          <w:r>
+            <w:rPr>
+              <w:rFonts w:hint="eastAsia" w:ascii="宋体" w:hAnsi="宋体" w:eastAsia="宋体" w:cs="宋体"/>
               <w:szCs w:val="24"/>
             </w:rPr>
             <w:fldChar w:fldCharType="separate"/>
@@ -2994,7 +3016,7 @@
             <w:fldChar w:fldCharType="begin"/>
           </w:r>
           <w:r>
-            <w:instrText xml:space="preserve"> PAGEREF _Toc22078 \h </w:instrText>
+            <w:instrText xml:space="preserve"> PAGEREF _Toc23329 \h </w:instrText>
           </w:r>
           <w:r>
             <w:fldChar w:fldCharType="separate"/>
@@ -3007,7 +3029,7 @@
           </w:r>
           <w:r>
             <w:rPr>
-              <w:rFonts w:ascii="宋体" w:eastAsia="宋体" w:hAnsi="宋体" w:cs="宋体" w:hint="eastAsia"/>
+              <w:rFonts w:hint="eastAsia" w:ascii="宋体" w:hAnsi="宋体" w:eastAsia="宋体" w:cs="宋体"/>
               <w:szCs w:val="24"/>
             </w:rPr>
             <w:fldChar w:fldCharType="end"/>
@@ -3015,28 +3037,28 @@
         </w:p>
         <w:p>
           <w:pPr>
-            <w:pStyle w:val="TOC3"/>
+            <w:pStyle w:val="13"/>
             <w:tabs>
               <w:tab w:val="right" w:leader="dot" w:pos="8306"/>
             </w:tabs>
           </w:pPr>
           <w:r>
             <w:rPr>
-              <w:rFonts w:ascii="宋体" w:eastAsia="宋体" w:hAnsi="宋体" w:cs="宋体" w:hint="eastAsia"/>
+              <w:rFonts w:hint="eastAsia" w:ascii="宋体" w:hAnsi="宋体" w:eastAsia="宋体" w:cs="宋体"/>
               <w:szCs w:val="24"/>
             </w:rPr>
             <w:fldChar w:fldCharType="begin"/>
           </w:r>
           <w:r>
             <w:rPr>
-              <w:rFonts w:ascii="宋体" w:eastAsia="宋体" w:hAnsi="宋体" w:cs="宋体" w:hint="eastAsia"/>
-              <w:szCs w:val="24"/>
-            </w:rPr>
-            <w:instrText xml:space="preserve"> HYPERLINK \l _Toc31862 </w:instrText>
-          </w:r>
-          <w:r>
-            <w:rPr>
-              <w:rFonts w:ascii="宋体" w:eastAsia="宋体" w:hAnsi="宋体" w:cs="宋体" w:hint="eastAsia"/>
+              <w:rFonts w:hint="eastAsia" w:ascii="宋体" w:hAnsi="宋体" w:eastAsia="宋体" w:cs="宋体"/>
+              <w:szCs w:val="24"/>
+            </w:rPr>
+            <w:instrText xml:space="preserve"> HYPERLINK \l _Toc28435 </w:instrText>
+          </w:r>
+          <w:r>
+            <w:rPr>
+              <w:rFonts w:hint="eastAsia" w:ascii="宋体" w:hAnsi="宋体" w:eastAsia="宋体" w:cs="宋体"/>
               <w:szCs w:val="24"/>
             </w:rPr>
             <w:fldChar w:fldCharType="separate"/>
@@ -3062,7 +3084,7 @@
             <w:fldChar w:fldCharType="begin"/>
           </w:r>
           <w:r>
-            <w:instrText xml:space="preserve"> PAGEREF _Toc31862 \h </w:instrText>
+            <w:instrText xml:space="preserve"> PAGEREF _Toc28435 \h </w:instrText>
           </w:r>
           <w:r>
             <w:fldChar w:fldCharType="separate"/>
@@ -3075,7 +3097,7 @@
           </w:r>
           <w:r>
             <w:rPr>
-              <w:rFonts w:ascii="宋体" w:eastAsia="宋体" w:hAnsi="宋体" w:cs="宋体" w:hint="eastAsia"/>
+              <w:rFonts w:hint="eastAsia" w:ascii="宋体" w:hAnsi="宋体" w:eastAsia="宋体" w:cs="宋体"/>
               <w:szCs w:val="24"/>
             </w:rPr>
             <w:fldChar w:fldCharType="end"/>
@@ -3083,28 +3105,28 @@
         </w:p>
         <w:p>
           <w:pPr>
-            <w:pStyle w:val="TOC3"/>
+            <w:pStyle w:val="13"/>
             <w:tabs>
               <w:tab w:val="right" w:leader="dot" w:pos="8306"/>
             </w:tabs>
           </w:pPr>
           <w:r>
             <w:rPr>
-              <w:rFonts w:ascii="宋体" w:eastAsia="宋体" w:hAnsi="宋体" w:cs="宋体" w:hint="eastAsia"/>
+              <w:rFonts w:hint="eastAsia" w:ascii="宋体" w:hAnsi="宋体" w:eastAsia="宋体" w:cs="宋体"/>
               <w:szCs w:val="24"/>
             </w:rPr>
             <w:fldChar w:fldCharType="begin"/>
           </w:r>
           <w:r>
             <w:rPr>
-              <w:rFonts w:ascii="宋体" w:eastAsia="宋体" w:hAnsi="宋体" w:cs="宋体" w:hint="eastAsia"/>
-              <w:szCs w:val="24"/>
-            </w:rPr>
-            <w:instrText xml:space="preserve"> HYPERLINK \l _Toc1467 </w:instrText>
-          </w:r>
-          <w:r>
-            <w:rPr>
-              <w:rFonts w:ascii="宋体" w:eastAsia="宋体" w:hAnsi="宋体" w:cs="宋体" w:hint="eastAsia"/>
+              <w:rFonts w:hint="eastAsia" w:ascii="宋体" w:hAnsi="宋体" w:eastAsia="宋体" w:cs="宋体"/>
+              <w:szCs w:val="24"/>
+            </w:rPr>
+            <w:instrText xml:space="preserve"> HYPERLINK \l _Toc16295 </w:instrText>
+          </w:r>
+          <w:r>
+            <w:rPr>
+              <w:rFonts w:hint="eastAsia" w:ascii="宋体" w:hAnsi="宋体" w:eastAsia="宋体" w:cs="宋体"/>
               <w:szCs w:val="24"/>
             </w:rPr>
             <w:fldChar w:fldCharType="separate"/>
@@ -3129,7 +3151,7 @@
             <w:fldChar w:fldCharType="begin"/>
           </w:r>
           <w:r>
-            <w:instrText xml:space="preserve"> PAGEREF _Toc1467 \h </w:instrText>
+            <w:instrText xml:space="preserve"> PAGEREF _Toc16295 \h </w:instrText>
           </w:r>
           <w:r>
             <w:fldChar w:fldCharType="separate"/>
@@ -3142,7 +3164,7 @@
           </w:r>
           <w:r>
             <w:rPr>
-              <w:rFonts w:ascii="宋体" w:eastAsia="宋体" w:hAnsi="宋体" w:cs="宋体" w:hint="eastAsia"/>
+              <w:rFonts w:hint="eastAsia" w:ascii="宋体" w:hAnsi="宋体" w:eastAsia="宋体" w:cs="宋体"/>
               <w:szCs w:val="24"/>
             </w:rPr>
             <w:fldChar w:fldCharType="end"/>
@@ -3150,28 +3172,28 @@
         </w:p>
         <w:p>
           <w:pPr>
-            <w:pStyle w:val="TOC2"/>
+            <w:pStyle w:val="17"/>
             <w:tabs>
               <w:tab w:val="right" w:leader="dot" w:pos="8306"/>
             </w:tabs>
           </w:pPr>
           <w:r>
             <w:rPr>
-              <w:rFonts w:ascii="宋体" w:eastAsia="宋体" w:hAnsi="宋体" w:cs="宋体" w:hint="eastAsia"/>
+              <w:rFonts w:hint="eastAsia" w:ascii="宋体" w:hAnsi="宋体" w:eastAsia="宋体" w:cs="宋体"/>
               <w:szCs w:val="24"/>
             </w:rPr>
             <w:fldChar w:fldCharType="begin"/>
           </w:r>
           <w:r>
             <w:rPr>
-              <w:rFonts w:ascii="宋体" w:eastAsia="宋体" w:hAnsi="宋体" w:cs="宋体" w:hint="eastAsia"/>
-              <w:szCs w:val="24"/>
-            </w:rPr>
-            <w:instrText xml:space="preserve"> HYPERLINK \l _Toc31187 </w:instrText>
-          </w:r>
-          <w:r>
-            <w:rPr>
-              <w:rFonts w:ascii="宋体" w:eastAsia="宋体" w:hAnsi="宋体" w:cs="宋体" w:hint="eastAsia"/>
+              <w:rFonts w:hint="eastAsia" w:ascii="宋体" w:hAnsi="宋体" w:eastAsia="宋体" w:cs="宋体"/>
+              <w:szCs w:val="24"/>
+            </w:rPr>
+            <w:instrText xml:space="preserve"> HYPERLINK \l _Toc21984 </w:instrText>
+          </w:r>
+          <w:r>
+            <w:rPr>
+              <w:rFonts w:hint="eastAsia" w:ascii="宋体" w:hAnsi="宋体" w:eastAsia="宋体" w:cs="宋体"/>
               <w:szCs w:val="24"/>
             </w:rPr>
             <w:fldChar w:fldCharType="separate"/>
@@ -3197,7 +3219,7 @@
             <w:fldChar w:fldCharType="begin"/>
           </w:r>
           <w:r>
-            <w:instrText xml:space="preserve"> PAGEREF _Toc31187 \h </w:instrText>
+            <w:instrText xml:space="preserve"> PAGEREF _Toc21984 \h </w:instrText>
           </w:r>
           <w:r>
             <w:fldChar w:fldCharType="separate"/>
@@ -3210,7 +3232,7 @@
           </w:r>
           <w:r>
             <w:rPr>
-              <w:rFonts w:ascii="宋体" w:eastAsia="宋体" w:hAnsi="宋体" w:cs="宋体" w:hint="eastAsia"/>
+              <w:rFonts w:hint="eastAsia" w:ascii="宋体" w:hAnsi="宋体" w:eastAsia="宋体" w:cs="宋体"/>
               <w:szCs w:val="24"/>
             </w:rPr>
             <w:fldChar w:fldCharType="end"/>
@@ -3218,42 +3240,42 @@
         </w:p>
         <w:p>
           <w:pPr>
-            <w:pStyle w:val="TOC1"/>
+            <w:pStyle w:val="16"/>
             <w:tabs>
               <w:tab w:val="right" w:leader="dot" w:pos="8306"/>
             </w:tabs>
           </w:pPr>
           <w:r>
             <w:rPr>
-              <w:rFonts w:ascii="宋体" w:eastAsia="宋体" w:hAnsi="宋体" w:cs="宋体" w:hint="eastAsia"/>
+              <w:rFonts w:hint="eastAsia" w:ascii="宋体" w:hAnsi="宋体" w:eastAsia="宋体" w:cs="宋体"/>
               <w:szCs w:val="24"/>
             </w:rPr>
             <w:fldChar w:fldCharType="begin"/>
           </w:r>
           <w:r>
             <w:rPr>
-              <w:rFonts w:ascii="宋体" w:eastAsia="宋体" w:hAnsi="宋体" w:cs="宋体" w:hint="eastAsia"/>
-              <w:szCs w:val="24"/>
-            </w:rPr>
-            <w:instrText xml:space="preserve"> HYPERLINK \l _Toc8898 </w:instrText>
-          </w:r>
-          <w:r>
-            <w:rPr>
-              <w:rFonts w:ascii="宋体" w:eastAsia="宋体" w:hAnsi="宋体" w:cs="宋体" w:hint="eastAsia"/>
+              <w:rFonts w:hint="eastAsia" w:ascii="宋体" w:hAnsi="宋体" w:eastAsia="宋体" w:cs="宋体"/>
+              <w:szCs w:val="24"/>
+            </w:rPr>
+            <w:instrText xml:space="preserve"> HYPERLINK \l _Toc13258 </w:instrText>
+          </w:r>
+          <w:r>
+            <w:rPr>
+              <w:rFonts w:hint="eastAsia" w:ascii="宋体" w:hAnsi="宋体" w:eastAsia="宋体" w:cs="宋体"/>
               <w:szCs w:val="24"/>
             </w:rPr>
             <w:fldChar w:fldCharType="separate"/>
           </w:r>
           <w:r>
             <w:rPr>
-              <w:rFonts w:eastAsia="宋体" w:hint="default"/>
+              <w:rFonts w:hint="default" w:eastAsia="宋体"/>
               <w:lang w:val="en-US" w:eastAsia="zh-CN"/>
             </w:rPr>
             <w:t xml:space="preserve">6. </w:t>
           </w:r>
           <w:r>
             <w:rPr>
-              <w:rFonts w:eastAsia="宋体" w:hint="eastAsia"/>
+              <w:rFonts w:hint="eastAsia" w:eastAsia="宋体"/>
               <w:lang w:val="en-US" w:eastAsia="zh-CN"/>
             </w:rPr>
             <w:t>附则</w:t>
@@ -3265,7 +3287,7 @@
             <w:fldChar w:fldCharType="begin"/>
           </w:r>
           <w:r>
-            <w:instrText xml:space="preserve"> PAGEREF _Toc8898 \h </w:instrText>
+            <w:instrText xml:space="preserve"> PAGEREF _Toc13258 \h </w:instrText>
           </w:r>
           <w:r>
             <w:fldChar w:fldCharType="separate"/>
@@ -3278,7 +3300,7 @@
           </w:r>
           <w:r>
             <w:rPr>
-              <w:rFonts w:ascii="宋体" w:eastAsia="宋体" w:hAnsi="宋体" w:cs="宋体" w:hint="eastAsia"/>
+              <w:rFonts w:hint="eastAsia" w:ascii="宋体" w:hAnsi="宋体" w:eastAsia="宋体" w:cs="宋体"/>
               <w:szCs w:val="24"/>
             </w:rPr>
             <w:fldChar w:fldCharType="end"/>
@@ -3286,28 +3308,28 @@
         </w:p>
         <w:p>
           <w:pPr>
-            <w:pStyle w:val="TOC1"/>
+            <w:pStyle w:val="16"/>
             <w:tabs>
               <w:tab w:val="right" w:leader="dot" w:pos="8306"/>
             </w:tabs>
           </w:pPr>
           <w:r>
             <w:rPr>
-              <w:rFonts w:ascii="宋体" w:eastAsia="宋体" w:hAnsi="宋体" w:cs="宋体" w:hint="eastAsia"/>
+              <w:rFonts w:hint="eastAsia" w:ascii="宋体" w:hAnsi="宋体" w:eastAsia="宋体" w:cs="宋体"/>
               <w:szCs w:val="24"/>
             </w:rPr>
             <w:fldChar w:fldCharType="begin"/>
           </w:r>
           <w:r>
             <w:rPr>
-              <w:rFonts w:ascii="宋体" w:eastAsia="宋体" w:hAnsi="宋体" w:cs="宋体" w:hint="eastAsia"/>
-              <w:szCs w:val="24"/>
-            </w:rPr>
-            <w:instrText xml:space="preserve"> HYPERLINK \l _Toc14722 </w:instrText>
-          </w:r>
-          <w:r>
-            <w:rPr>
-              <w:rFonts w:ascii="宋体" w:eastAsia="宋体" w:hAnsi="宋体" w:cs="宋体" w:hint="eastAsia"/>
+              <w:rFonts w:hint="eastAsia" w:ascii="宋体" w:hAnsi="宋体" w:eastAsia="宋体" w:cs="宋体"/>
+              <w:szCs w:val="24"/>
+            </w:rPr>
+            <w:instrText xml:space="preserve"> HYPERLINK \l _Toc20219 </w:instrText>
+          </w:r>
+          <w:r>
+            <w:rPr>
+              <w:rFonts w:hint="eastAsia" w:ascii="宋体" w:hAnsi="宋体" w:eastAsia="宋体" w:cs="宋体"/>
               <w:szCs w:val="24"/>
             </w:rPr>
             <w:fldChar w:fldCharType="separate"/>
@@ -3333,7 +3355,7 @@
             <w:fldChar w:fldCharType="begin"/>
           </w:r>
           <w:r>
-            <w:instrText xml:space="preserve"> PAGEREF _Toc14722 \h </w:instrText>
+            <w:instrText xml:space="preserve"> PAGEREF _Toc20219 \h </w:instrText>
           </w:r>
           <w:r>
             <w:fldChar w:fldCharType="separate"/>
@@ -3346,7 +3368,7 @@
           </w:r>
           <w:r>
             <w:rPr>
-              <w:rFonts w:ascii="宋体" w:eastAsia="宋体" w:hAnsi="宋体" w:cs="宋体" w:hint="eastAsia"/>
+              <w:rFonts w:hint="eastAsia" w:ascii="宋体" w:hAnsi="宋体" w:eastAsia="宋体" w:cs="宋体"/>
               <w:szCs w:val="24"/>
             </w:rPr>
             <w:fldChar w:fldCharType="end"/>
@@ -3354,28 +3376,28 @@
         </w:p>
         <w:p>
           <w:pPr>
-            <w:pStyle w:val="TOC1"/>
+            <w:pStyle w:val="16"/>
             <w:tabs>
               <w:tab w:val="right" w:leader="dot" w:pos="8306"/>
             </w:tabs>
           </w:pPr>
           <w:r>
             <w:rPr>
-              <w:rFonts w:ascii="宋体" w:eastAsia="宋体" w:hAnsi="宋体" w:cs="宋体" w:hint="eastAsia"/>
+              <w:rFonts w:hint="eastAsia" w:ascii="宋体" w:hAnsi="宋体" w:eastAsia="宋体" w:cs="宋体"/>
               <w:szCs w:val="24"/>
             </w:rPr>
             <w:fldChar w:fldCharType="begin"/>
           </w:r>
           <w:r>
             <w:rPr>
-              <w:rFonts w:ascii="宋体" w:eastAsia="宋体" w:hAnsi="宋体" w:cs="宋体" w:hint="eastAsia"/>
-              <w:szCs w:val="24"/>
-            </w:rPr>
-            <w:instrText xml:space="preserve"> HYPERLINK \l _Toc7437 </w:instrText>
-          </w:r>
-          <w:r>
-            <w:rPr>
-              <w:rFonts w:ascii="宋体" w:eastAsia="宋体" w:hAnsi="宋体" w:cs="宋体" w:hint="eastAsia"/>
+              <w:rFonts w:hint="eastAsia" w:ascii="宋体" w:hAnsi="宋体" w:eastAsia="宋体" w:cs="宋体"/>
+              <w:szCs w:val="24"/>
+            </w:rPr>
+            <w:instrText xml:space="preserve"> HYPERLINK \l _Toc23180 </w:instrText>
+          </w:r>
+          <w:r>
+            <w:rPr>
+              <w:rFonts w:hint="eastAsia" w:ascii="宋体" w:hAnsi="宋体" w:eastAsia="宋体" w:cs="宋体"/>
               <w:szCs w:val="24"/>
             </w:rPr>
             <w:fldChar w:fldCharType="separate"/>
@@ -3401,7 +3423,7 @@
             <w:fldChar w:fldCharType="begin"/>
           </w:r>
           <w:r>
-            <w:instrText xml:space="preserve"> PAGEREF _Toc7437 \h </w:instrText>
+            <w:instrText xml:space="preserve"> PAGEREF _Toc23180 \h </w:instrText>
           </w:r>
           <w:r>
             <w:fldChar w:fldCharType="separate"/>
@@ -3414,7 +3436,7 @@
           </w:r>
           <w:r>
             <w:rPr>
-              <w:rFonts w:ascii="宋体" w:eastAsia="宋体" w:hAnsi="宋体" w:cs="宋体" w:hint="eastAsia"/>
+              <w:rFonts w:hint="eastAsia" w:ascii="宋体" w:hAnsi="宋体" w:eastAsia="宋体" w:cs="宋体"/>
               <w:szCs w:val="24"/>
             </w:rPr>
             <w:fldChar w:fldCharType="end"/>
@@ -3430,7 +3452,7 @@
             <w:overflowPunct/>
             <w:bidi w:val="0"/>
             <w:rPr>
-              <w:rFonts w:ascii="宋体" w:eastAsia="宋体" w:hAnsi="宋体" w:cs="宋体" w:hint="eastAsia"/>
+              <w:rFonts w:hint="eastAsia" w:ascii="宋体" w:hAnsi="宋体" w:eastAsia="宋体" w:cs="宋体"/>
               <w:snapToGrid w:val="0"/>
               <w:color w:val="000000"/>
               <w:kern w:val="0"/>
@@ -3441,7 +3463,7 @@
           </w:pPr>
           <w:r>
             <w:rPr>
-              <w:rFonts w:ascii="宋体" w:eastAsia="宋体" w:hAnsi="宋体" w:cs="宋体" w:hint="eastAsia"/>
+              <w:rFonts w:hint="eastAsia" w:ascii="宋体" w:hAnsi="宋体" w:eastAsia="宋体" w:cs="宋体"/>
               <w:szCs w:val="24"/>
             </w:rPr>
             <w:fldChar w:fldCharType="end"/>
@@ -3456,7 +3478,7 @@
     </w:p>
     <w:p>
       <w:pPr>
-        <w:pStyle w:val="1"/>
+        <w:pStyle w:val="28"/>
         <w:keepNext w:val="0"/>
         <w:keepLines w:val="0"/>
         <w:pageBreakBefore w:val="0"/>
@@ -3465,15 +3487,15 @@
         <w:overflowPunct/>
         <w:bidi w:val="0"/>
       </w:pPr>
-      <w:bookmarkStart w:id="3" w:name="_Toc16244"/>
+      <w:bookmarkStart w:id="2" w:name="_Toc9770"/>
       <w:r>
         <w:t>目的</w:t>
       </w:r>
-      <w:bookmarkEnd w:id="3"/>
+      <w:bookmarkEnd w:id="2"/>
     </w:p>
     <w:p>
       <w:pPr>
-        <w:pStyle w:val="a1"/>
+        <w:pStyle w:val="29"/>
         <w:keepNext w:val="0"/>
         <w:keepLines w:val="0"/>
         <w:pageBreakBefore w:val="0"/>
@@ -3482,7 +3504,7 @@
         <w:overflowPunct/>
         <w:bidi w:val="0"/>
         <w:rPr>
-          <w:rFonts w:eastAsia="宋体" w:hint="default"/>
+          <w:rFonts w:hint="default" w:eastAsia="宋体"/>
           <w:lang w:val="en-US" w:eastAsia="zh-CN"/>
         </w:rPr>
       </w:pPr>
@@ -3509,7 +3531,7 @@
     </w:p>
     <w:p>
       <w:pPr>
-        <w:pStyle w:val="1"/>
+        <w:pStyle w:val="28"/>
         <w:keepNext w:val="0"/>
         <w:keepLines w:val="0"/>
         <w:pageBreakBefore w:val="0"/>
@@ -3522,7 +3544,7 @@
           <w:lang w:val="en-US" w:eastAsia="zh-CN"/>
         </w:rPr>
       </w:pPr>
-      <w:bookmarkStart w:id="4" w:name="_Toc19186"/>
+      <w:bookmarkStart w:id="3" w:name="_Toc27528"/>
       <w:r>
         <w:rPr>
           <w:rFonts w:hint="eastAsia"/>
@@ -3530,11 +3552,11 @@
         </w:rPr>
         <w:t>原则</w:t>
       </w:r>
-      <w:bookmarkEnd w:id="4"/>
+      <w:bookmarkEnd w:id="3"/>
     </w:p>
     <w:p>
       <w:pPr>
-        <w:pStyle w:val="a1"/>
+        <w:pStyle w:val="29"/>
         <w:keepNext w:val="0"/>
         <w:keepLines w:val="0"/>
         <w:pageBreakBefore w:val="0"/>
@@ -3617,7 +3639,7 @@
     </w:p>
     <w:p>
       <w:pPr>
-        <w:pStyle w:val="1"/>
+        <w:pStyle w:val="28"/>
         <w:keepNext w:val="0"/>
         <w:keepLines w:val="0"/>
         <w:pageBreakBefore w:val="0"/>
@@ -3626,7 +3648,8 @@
         <w:overflowPunct/>
         <w:bidi w:val="0"/>
       </w:pPr>
-      <w:bookmarkStart w:id="5" w:name="_Toc10983"/>
+      <w:bookmarkStart w:id="4" w:name="_Toc10983"/>
+      <w:bookmarkStart w:id="5" w:name="_Toc6305"/>
       <w:r>
         <w:rPr>
           <w:rFonts w:hint="eastAsia"/>
@@ -3637,11 +3660,12 @@
       <w:r>
         <w:t>范围</w:t>
       </w:r>
+      <w:bookmarkEnd w:id="4"/>
       <w:bookmarkEnd w:id="5"/>
     </w:p>
     <w:p>
       <w:pPr>
-        <w:pStyle w:val="a1"/>
+        <w:pStyle w:val="29"/>
         <w:keepNext w:val="0"/>
         <w:keepLines w:val="0"/>
         <w:pageBreakBefore w:val="0"/>
@@ -3656,7 +3680,7 @@
     </w:p>
     <w:p>
       <w:pPr>
-        <w:pStyle w:val="1"/>
+        <w:pStyle w:val="28"/>
         <w:keepNext w:val="0"/>
         <w:keepLines w:val="0"/>
         <w:pageBreakBefore w:val="0"/>
@@ -3670,6 +3694,7 @@
         </w:rPr>
       </w:pPr>
       <w:bookmarkStart w:id="6" w:name="_Toc19308"/>
+      <w:bookmarkStart w:id="7" w:name="_Toc10989"/>
       <w:r>
         <w:rPr>
           <w:rFonts w:hint="eastAsia"/>
@@ -3678,10 +3703,11 @@
         <w:t>岗位职责</w:t>
       </w:r>
       <w:bookmarkEnd w:id="6"/>
+      <w:bookmarkEnd w:id="7"/>
     </w:p>
     <w:p>
       <w:pPr>
-        <w:pStyle w:val="2"/>
+        <w:pStyle w:val="30"/>
         <w:keepNext w:val="0"/>
         <w:keepLines w:val="0"/>
         <w:pageBreakBefore w:val="0"/>
@@ -3694,7 +3720,8 @@
           <w:lang w:val="en-US" w:eastAsia="zh-CN"/>
         </w:rPr>
       </w:pPr>
-      <w:bookmarkStart w:id="7" w:name="_Toc4509"/>
+      <w:bookmarkStart w:id="8" w:name="_Toc4509"/>
+      <w:bookmarkStart w:id="9" w:name="_Toc13232"/>
       <w:r>
         <w:rPr>
           <w:rFonts w:hint="eastAsia"/>
@@ -3702,11 +3729,12 @@
         </w:rPr>
         <w:t>交付部</w:t>
       </w:r>
-      <w:bookmarkEnd w:id="7"/>
+      <w:bookmarkEnd w:id="8"/>
+      <w:bookmarkEnd w:id="9"/>
     </w:p>
     <w:p>
       <w:pPr>
-        <w:pStyle w:val="a3"/>
+        <w:pStyle w:val="39"/>
         <w:keepNext w:val="0"/>
         <w:keepLines w:val="0"/>
         <w:pageBreakBefore w:val="0"/>
@@ -3718,7 +3746,7 @@
         <w:wordWrap/>
         <w:overflowPunct/>
         <w:bidi w:val="0"/>
-        <w:ind w:left="425" w:hanging="425" w:leftChars="0" w:firstLineChars="0"/>
+        <w:ind w:left="425" w:leftChars="0" w:hanging="425" w:firstLineChars="0"/>
       </w:pPr>
       <w:r>
         <w:t>负责制定和完善运维服务过程框架设计管理制度。</w:t>
@@ -3726,7 +3754,7 @@
     </w:p>
     <w:p>
       <w:pPr>
-        <w:pStyle w:val="a3"/>
+        <w:pStyle w:val="39"/>
         <w:keepNext w:val="0"/>
         <w:keepLines w:val="0"/>
         <w:pageBreakBefore w:val="0"/>
@@ -3738,7 +3766,7 @@
         <w:wordWrap/>
         <w:overflowPunct/>
         <w:bidi w:val="0"/>
-        <w:ind w:left="425" w:hanging="425" w:leftChars="0" w:firstLineChars="0"/>
+        <w:ind w:left="425" w:leftChars="0" w:hanging="425" w:firstLineChars="0"/>
       </w:pPr>
       <w:r>
         <w:t>组织开展服务规划与设计、服务部署与实施、服务运营与管理、服务监控与改进等活动。</w:t>
@@ -3746,7 +3774,7 @@
     </w:p>
     <w:p>
       <w:pPr>
-        <w:pStyle w:val="2"/>
+        <w:pStyle w:val="30"/>
         <w:keepNext w:val="0"/>
         <w:keepLines w:val="0"/>
         <w:pageBreakBefore w:val="0"/>
@@ -3759,7 +3787,8 @@
           <w:lang w:val="en-US" w:eastAsia="zh-CN"/>
         </w:rPr>
       </w:pPr>
-      <w:bookmarkStart w:id="8" w:name="_Toc19708"/>
+      <w:bookmarkStart w:id="10" w:name="_Toc19708"/>
+      <w:bookmarkStart w:id="11" w:name="_Toc29987"/>
       <w:r>
         <w:rPr>
           <w:rFonts w:hint="eastAsia"/>
@@ -3767,11 +3796,12 @@
         </w:rPr>
         <w:t>其他运维相关部门</w:t>
       </w:r>
-      <w:bookmarkEnd w:id="8"/>
+      <w:bookmarkEnd w:id="10"/>
+      <w:bookmarkEnd w:id="11"/>
     </w:p>
     <w:p>
       <w:pPr>
-        <w:pStyle w:val="a3"/>
+        <w:pStyle w:val="39"/>
         <w:keepNext w:val="0"/>
         <w:keepLines w:val="0"/>
         <w:pageBreakBefore w:val="0"/>
@@ -3783,7 +3813,7 @@
         <w:wordWrap/>
         <w:overflowPunct/>
         <w:bidi w:val="0"/>
-        <w:ind w:left="425" w:hanging="425" w:leftChars="0" w:firstLineChars="0"/>
+        <w:ind w:left="425" w:leftChars="0" w:hanging="425" w:firstLineChars="0"/>
       </w:pPr>
       <w:r>
         <w:t>提供业务需求信息，协助进行业务需求分析。</w:t>
@@ -3791,7 +3821,7 @@
     </w:p>
     <w:p>
       <w:pPr>
-        <w:pStyle w:val="a3"/>
+        <w:pStyle w:val="39"/>
         <w:keepNext w:val="0"/>
         <w:keepLines w:val="0"/>
         <w:pageBreakBefore w:val="0"/>
@@ -3803,15 +3833,20 @@
         <w:wordWrap/>
         <w:overflowPunct/>
         <w:bidi w:val="0"/>
-        <w:ind w:left="425" w:hanging="425" w:leftChars="0" w:firstLineChars="0"/>
+        <w:ind w:left="425" w:leftChars="0" w:hanging="425" w:firstLineChars="0"/>
       </w:pPr>
       <w:r>
-        <w:t>参与服务级别协议的制定和评审，确保服务能够满足业务需求。</w:t>
+        <w:t>参与服</w:t>
+      </w:r>
+      <w:bookmarkStart w:id="33" w:name="_GoBack"/>
+      <w:bookmarkEnd w:id="33"/>
+      <w:r>
+        <w:t>务级别协议的制定和评审，确保服务能够满足业务需求。</w:t>
       </w:r>
     </w:p>
     <w:p>
       <w:pPr>
-        <w:pStyle w:val="a3"/>
+        <w:pStyle w:val="39"/>
         <w:keepNext w:val="0"/>
         <w:keepLines w:val="0"/>
         <w:pageBreakBefore w:val="0"/>
@@ -3823,7 +3858,7 @@
         <w:wordWrap/>
         <w:overflowPunct/>
         <w:bidi w:val="0"/>
-        <w:ind w:left="425" w:hanging="425" w:leftChars="0" w:firstLineChars="0"/>
+        <w:ind w:left="425" w:leftChars="0" w:hanging="425" w:firstLineChars="0"/>
       </w:pPr>
       <w:r>
         <w:t>及时反馈服务过程中存在的问题和建议，协助进行服务改进。</w:t>
@@ -3831,7 +3866,7 @@
     </w:p>
     <w:p>
       <w:pPr>
-        <w:pStyle w:val="1"/>
+        <w:pStyle w:val="28"/>
         <w:keepNext w:val="0"/>
         <w:keepLines w:val="0"/>
         <w:pageBreakBefore w:val="0"/>
@@ -3844,7 +3879,7 @@
           <w:lang w:val="en-US" w:eastAsia="zh-CN"/>
         </w:rPr>
       </w:pPr>
-      <w:bookmarkStart w:id="9" w:name="_Toc8570"/>
+      <w:bookmarkStart w:id="12" w:name="_Toc3465"/>
       <w:r>
         <w:rPr>
           <w:rFonts w:hint="eastAsia"/>
@@ -3852,11 +3887,11 @@
         </w:rPr>
         <w:t>过程框架设计流程</w:t>
       </w:r>
-      <w:bookmarkEnd w:id="9"/>
+      <w:bookmarkEnd w:id="12"/>
     </w:p>
     <w:p>
       <w:pPr>
-        <w:pStyle w:val="2"/>
+        <w:pStyle w:val="30"/>
         <w:keepNext w:val="0"/>
         <w:keepLines w:val="0"/>
         <w:pageBreakBefore w:val="0"/>
@@ -3865,7 +3900,8 @@
         <w:overflowPunct/>
         <w:bidi w:val="0"/>
       </w:pPr>
-      <w:bookmarkStart w:id="10" w:name="_Toc16092"/>
+      <w:bookmarkStart w:id="13" w:name="_Toc16092"/>
+      <w:bookmarkStart w:id="14" w:name="_Toc7755"/>
       <w:r>
         <w:rPr>
           <w:rFonts w:hint="eastAsia"/>
@@ -3876,11 +3912,12 @@
       <w:r>
         <w:t>规划与设计</w:t>
       </w:r>
-      <w:bookmarkEnd w:id="10"/>
+      <w:bookmarkEnd w:id="13"/>
+      <w:bookmarkEnd w:id="14"/>
     </w:p>
     <w:p>
       <w:pPr>
-        <w:pStyle w:val="3"/>
+        <w:pStyle w:val="31"/>
         <w:keepNext w:val="0"/>
         <w:keepLines w:val="0"/>
         <w:pageBreakBefore w:val="0"/>
@@ -3893,7 +3930,7 @@
           <w:lang w:val="en-US" w:eastAsia="zh-CN"/>
         </w:rPr>
       </w:pPr>
-      <w:bookmarkStart w:id="11" w:name="_Toc18962"/>
+      <w:bookmarkStart w:id="15" w:name="_Toc19862"/>
       <w:r>
         <w:rPr>
           <w:rFonts w:hint="eastAsia"/>
@@ -3901,11 +3938,11 @@
         </w:rPr>
         <w:t>主要活动</w:t>
       </w:r>
-      <w:bookmarkEnd w:id="11"/>
+      <w:bookmarkEnd w:id="15"/>
     </w:p>
     <w:p>
       <w:pPr>
-        <w:pStyle w:val="a1"/>
+        <w:pStyle w:val="29"/>
         <w:keepNext w:val="0"/>
         <w:keepLines w:val="0"/>
         <w:pageBreakBefore w:val="0"/>
@@ -3914,7 +3951,7 @@
         <w:overflowPunct/>
         <w:bidi w:val="0"/>
         <w:rPr>
-          <w:rFonts w:eastAsia="宋体" w:hint="eastAsia"/>
+          <w:rFonts w:hint="eastAsia" w:eastAsia="宋体"/>
           <w:lang w:val="en-US" w:eastAsia="zh-CN"/>
         </w:rPr>
       </w:pPr>
@@ -3931,7 +3968,7 @@
     </w:p>
     <w:p>
       <w:pPr>
-        <w:pStyle w:val="3"/>
+        <w:pStyle w:val="31"/>
         <w:keepNext w:val="0"/>
         <w:keepLines w:val="0"/>
         <w:pageBreakBefore w:val="0"/>
@@ -3944,7 +3981,7 @@
           <w:lang w:val="en-US" w:eastAsia="zh-CN"/>
         </w:rPr>
       </w:pPr>
-      <w:bookmarkStart w:id="12" w:name="_Toc8845"/>
+      <w:bookmarkStart w:id="16" w:name="_Toc3251"/>
       <w:r>
         <w:rPr>
           <w:rFonts w:hint="eastAsia"/>
@@ -3952,11 +3989,11 @@
         </w:rPr>
         <w:t>输出结果</w:t>
       </w:r>
-      <w:bookmarkEnd w:id="12"/>
+      <w:bookmarkEnd w:id="16"/>
     </w:p>
     <w:p>
       <w:pPr>
-        <w:pStyle w:val="a1"/>
+        <w:pStyle w:val="29"/>
         <w:keepNext w:val="0"/>
         <w:keepLines w:val="0"/>
         <w:pageBreakBefore w:val="0"/>
@@ -3971,7 +4008,7 @@
     </w:p>
     <w:p>
       <w:pPr>
-        <w:pStyle w:val="2"/>
+        <w:pStyle w:val="30"/>
         <w:keepNext w:val="0"/>
         <w:keepLines w:val="0"/>
         <w:pageBreakBefore w:val="0"/>
@@ -3980,15 +4017,15 @@
         <w:overflowPunct/>
         <w:bidi w:val="0"/>
       </w:pPr>
-      <w:bookmarkStart w:id="13" w:name="_Toc32306"/>
+      <w:bookmarkStart w:id="17" w:name="_Toc21329"/>
       <w:r>
         <w:t>服务部署与实施</w:t>
       </w:r>
-      <w:bookmarkEnd w:id="13"/>
+      <w:bookmarkEnd w:id="17"/>
     </w:p>
     <w:p>
       <w:pPr>
-        <w:pStyle w:val="3"/>
+        <w:pStyle w:val="31"/>
         <w:keepNext w:val="0"/>
         <w:keepLines w:val="0"/>
         <w:pageBreakBefore w:val="0"/>
@@ -4001,7 +4038,7 @@
           <w:lang w:val="en-US" w:eastAsia="zh-CN"/>
         </w:rPr>
       </w:pPr>
-      <w:bookmarkStart w:id="14" w:name="_Toc435"/>
+      <w:bookmarkStart w:id="18" w:name="_Toc29382"/>
       <w:r>
         <w:rPr>
           <w:rFonts w:hint="eastAsia"/>
@@ -4009,11 +4046,11 @@
         </w:rPr>
         <w:t>主要活动</w:t>
       </w:r>
-      <w:bookmarkEnd w:id="14"/>
+      <w:bookmarkEnd w:id="18"/>
     </w:p>
     <w:p>
       <w:pPr>
-        <w:pStyle w:val="a1"/>
+        <w:pStyle w:val="29"/>
         <w:keepNext w:val="0"/>
         <w:keepLines w:val="0"/>
         <w:pageBreakBefore w:val="0"/>
@@ -4052,7 +4089,7 @@
         <w:rPr>
           <w:rFonts w:hint="default"/>
         </w:rPr>
-        <w:br/>
+        <w:br w:type="textWrapping"/>
       </w:r>
       <w:r>
         <w:rPr>
@@ -4063,7 +4100,7 @@
     </w:p>
     <w:p>
       <w:pPr>
-        <w:pStyle w:val="3"/>
+        <w:pStyle w:val="31"/>
         <w:keepNext w:val="0"/>
         <w:keepLines w:val="0"/>
         <w:pageBreakBefore w:val="0"/>
@@ -4076,7 +4113,7 @@
           <w:lang w:val="en-US" w:eastAsia="zh-CN"/>
         </w:rPr>
       </w:pPr>
-      <w:bookmarkStart w:id="15" w:name="_Toc8914"/>
+      <w:bookmarkStart w:id="19" w:name="_Toc31980"/>
       <w:r>
         <w:rPr>
           <w:rFonts w:hint="eastAsia"/>
@@ -4084,11 +4121,11 @@
         </w:rPr>
         <w:t>输出结果</w:t>
       </w:r>
-      <w:bookmarkEnd w:id="15"/>
+      <w:bookmarkEnd w:id="19"/>
     </w:p>
     <w:p>
       <w:pPr>
-        <w:pStyle w:val="a1"/>
+        <w:pStyle w:val="29"/>
         <w:keepNext w:val="0"/>
         <w:keepLines w:val="0"/>
         <w:pageBreakBefore w:val="0"/>
@@ -4107,7 +4144,7 @@
     </w:p>
     <w:p>
       <w:pPr>
-        <w:pStyle w:val="2"/>
+        <w:pStyle w:val="30"/>
         <w:keepNext w:val="0"/>
         <w:keepLines w:val="0"/>
         <w:pageBreakBefore w:val="0"/>
@@ -4116,15 +4153,15 @@
         <w:overflowPunct/>
         <w:bidi w:val="0"/>
       </w:pPr>
-      <w:bookmarkStart w:id="16" w:name="_Toc12222"/>
+      <w:bookmarkStart w:id="20" w:name="_Toc7577"/>
       <w:r>
         <w:t>服务运营与管理</w:t>
       </w:r>
-      <w:bookmarkEnd w:id="16"/>
+      <w:bookmarkEnd w:id="20"/>
     </w:p>
     <w:p>
       <w:pPr>
-        <w:pStyle w:val="3"/>
+        <w:pStyle w:val="31"/>
         <w:keepNext w:val="0"/>
         <w:keepLines w:val="0"/>
         <w:pageBreakBefore w:val="0"/>
@@ -4137,7 +4174,7 @@
           <w:lang w:val="en-US" w:eastAsia="zh-CN"/>
         </w:rPr>
       </w:pPr>
-      <w:bookmarkStart w:id="17" w:name="_Toc7829"/>
+      <w:bookmarkStart w:id="21" w:name="_Toc21548"/>
       <w:r>
         <w:rPr>
           <w:rFonts w:hint="eastAsia"/>
@@ -4145,11 +4182,11 @@
         </w:rPr>
         <w:t>主要活动</w:t>
       </w:r>
-      <w:bookmarkEnd w:id="17"/>
+      <w:bookmarkEnd w:id="21"/>
     </w:p>
     <w:p>
       <w:pPr>
-        <w:pStyle w:val="a1"/>
+        <w:pStyle w:val="29"/>
         <w:keepNext w:val="0"/>
         <w:keepLines w:val="0"/>
         <w:pageBreakBefore w:val="0"/>
@@ -4174,7 +4211,7 @@
     </w:p>
     <w:p>
       <w:pPr>
-        <w:pStyle w:val="3"/>
+        <w:pStyle w:val="31"/>
         <w:keepNext w:val="0"/>
         <w:keepLines w:val="0"/>
         <w:pageBreakBefore w:val="0"/>
@@ -4187,7 +4224,7 @@
           <w:lang w:val="en-US" w:eastAsia="zh-CN"/>
         </w:rPr>
       </w:pPr>
-      <w:bookmarkStart w:id="18" w:name="_Toc7660"/>
+      <w:bookmarkStart w:id="22" w:name="_Toc9429"/>
       <w:r>
         <w:rPr>
           <w:rFonts w:hint="eastAsia"/>
@@ -4195,11 +4232,11 @@
         </w:rPr>
         <w:t>输出结果</w:t>
       </w:r>
-      <w:bookmarkEnd w:id="18"/>
+      <w:bookmarkEnd w:id="22"/>
     </w:p>
     <w:p>
       <w:pPr>
-        <w:pStyle w:val="a1"/>
+        <w:pStyle w:val="29"/>
         <w:keepNext w:val="0"/>
         <w:keepLines w:val="0"/>
         <w:pageBreakBefore w:val="0"/>
@@ -4218,7 +4255,7 @@
     </w:p>
     <w:p>
       <w:pPr>
-        <w:pStyle w:val="2"/>
+        <w:pStyle w:val="30"/>
         <w:keepNext w:val="0"/>
         <w:keepLines w:val="0"/>
         <w:pageBreakBefore w:val="0"/>
@@ -4227,15 +4264,15 @@
         <w:overflowPunct/>
         <w:bidi w:val="0"/>
       </w:pPr>
-      <w:bookmarkStart w:id="19" w:name="_Toc22078"/>
+      <w:bookmarkStart w:id="23" w:name="_Toc23329"/>
       <w:r>
         <w:t>服务监控与改进</w:t>
       </w:r>
-      <w:bookmarkEnd w:id="19"/>
+      <w:bookmarkEnd w:id="23"/>
     </w:p>
     <w:p>
       <w:pPr>
-        <w:pStyle w:val="3"/>
+        <w:pStyle w:val="31"/>
         <w:keepNext w:val="0"/>
         <w:keepLines w:val="0"/>
         <w:pageBreakBefore w:val="0"/>
@@ -4248,7 +4285,7 @@
           <w:lang w:val="en-US" w:eastAsia="zh-CN"/>
         </w:rPr>
       </w:pPr>
-      <w:bookmarkStart w:id="20" w:name="_Toc31862"/>
+      <w:bookmarkStart w:id="24" w:name="_Toc28435"/>
       <w:r>
         <w:rPr>
           <w:rFonts w:hint="eastAsia"/>
@@ -4256,11 +4293,11 @@
         </w:rPr>
         <w:t>主要活动</w:t>
       </w:r>
-      <w:bookmarkEnd w:id="20"/>
+      <w:bookmarkEnd w:id="24"/>
     </w:p>
     <w:p>
       <w:pPr>
-        <w:pStyle w:val="a1"/>
+        <w:pStyle w:val="29"/>
         <w:keepNext w:val="0"/>
         <w:keepLines w:val="0"/>
         <w:pageBreakBefore w:val="0"/>
@@ -4285,7 +4322,7 @@
     </w:p>
     <w:p>
       <w:pPr>
-        <w:pStyle w:val="3"/>
+        <w:pStyle w:val="31"/>
         <w:keepNext w:val="0"/>
         <w:keepLines w:val="0"/>
         <w:pageBreakBefore w:val="0"/>
@@ -4294,7 +4331,7 @@
         <w:overflowPunct/>
         <w:bidi w:val="0"/>
       </w:pPr>
-      <w:bookmarkStart w:id="21" w:name="_Toc1467"/>
+      <w:bookmarkStart w:id="25" w:name="_Toc16295"/>
       <w:r>
         <w:rPr>
           <w:rFonts w:hint="eastAsia"/>
@@ -4302,11 +4339,11 @@
         </w:rPr>
         <w:t>输出结果</w:t>
       </w:r>
-      <w:bookmarkEnd w:id="21"/>
+      <w:bookmarkEnd w:id="25"/>
     </w:p>
     <w:p>
       <w:pPr>
-        <w:pStyle w:val="a1"/>
+        <w:pStyle w:val="29"/>
         <w:keepNext w:val="0"/>
         <w:keepLines w:val="0"/>
         <w:pageBreakBefore w:val="0"/>
@@ -4321,7 +4358,7 @@
     </w:p>
     <w:p>
       <w:pPr>
-        <w:pStyle w:val="2"/>
+        <w:pStyle w:val="30"/>
         <w:keepNext w:val="0"/>
         <w:keepLines w:val="0"/>
         <w:pageBreakBefore w:val="0"/>
@@ -4334,7 +4371,7 @@
           <w:lang w:val="en-US" w:eastAsia="zh-CN"/>
         </w:rPr>
       </w:pPr>
-      <w:bookmarkStart w:id="22" w:name="_Toc31187"/>
+      <w:bookmarkStart w:id="26" w:name="_Toc21984"/>
       <w:r>
         <w:rPr>
           <w:rFonts w:hint="eastAsia"/>
@@ -4342,21 +4379,22 @@
         </w:rPr>
         <w:t>过程框架考核指标</w:t>
       </w:r>
-      <w:bookmarkEnd w:id="22"/>
+      <w:bookmarkEnd w:id="26"/>
     </w:p>
     <w:tbl>
       <w:tblPr>
-        <w:tblStyle w:val="TableGrid"/>
+        <w:tblStyle w:val="21"/>
         <w:tblW w:w="0" w:type="auto"/>
         <w:tblInd w:w="0" w:type="dxa"/>
         <w:tblBorders>
-          <w:top w:val="single" w:sz="4" w:space="0" w:color="auto"/>
-          <w:left w:val="single" w:sz="4" w:space="0" w:color="auto"/>
-          <w:bottom w:val="single" w:sz="4" w:space="0" w:color="auto"/>
-          <w:right w:val="single" w:sz="4" w:space="0" w:color="auto"/>
-          <w:insideH w:val="single" w:sz="4" w:space="0" w:color="auto"/>
-          <w:insideV w:val="single" w:sz="4" w:space="0" w:color="auto"/>
+          <w:top w:val="single" w:color="auto" w:sz="4" w:space="0"/>
+          <w:left w:val="single" w:color="auto" w:sz="4" w:space="0"/>
+          <w:bottom w:val="single" w:color="auto" w:sz="4" w:space="0"/>
+          <w:right w:val="single" w:color="auto" w:sz="4" w:space="0"/>
+          <w:insideH w:val="single" w:color="auto" w:sz="4" w:space="0"/>
+          <w:insideV w:val="single" w:color="auto" w:sz="4" w:space="0"/>
         </w:tblBorders>
+        <w:tblLayout w:type="autofit"/>
         <w:tblCellMar>
           <w:top w:w="0" w:type="dxa"/>
           <w:left w:w="108" w:type="dxa"/>
@@ -4372,15 +4410,13 @@
       </w:tblGrid>
       <w:tr>
         <w:tblPrEx>
-          <w:tblW w:w="0" w:type="auto"/>
-          <w:tblInd w:w="0" w:type="dxa"/>
           <w:tblBorders>
-            <w:top w:val="single" w:sz="4" w:space="0" w:color="auto"/>
-            <w:left w:val="single" w:sz="4" w:space="0" w:color="auto"/>
-            <w:bottom w:val="single" w:sz="4" w:space="0" w:color="auto"/>
-            <w:right w:val="single" w:sz="4" w:space="0" w:color="auto"/>
-            <w:insideH w:val="single" w:sz="4" w:space="0" w:color="auto"/>
-            <w:insideV w:val="single" w:sz="4" w:space="0" w:color="auto"/>
+            <w:top w:val="single" w:color="auto" w:sz="4" w:space="0"/>
+            <w:left w:val="single" w:color="auto" w:sz="4" w:space="0"/>
+            <w:bottom w:val="single" w:color="auto" w:sz="4" w:space="0"/>
+            <w:right w:val="single" w:color="auto" w:sz="4" w:space="0"/>
+            <w:insideH w:val="single" w:color="auto" w:sz="4" w:space="0"/>
+            <w:insideV w:val="single" w:color="auto" w:sz="4" w:space="0"/>
           </w:tblBorders>
           <w:tblCellMar>
             <w:top w:w="0" w:type="dxa"/>
@@ -4406,7 +4442,7 @@
               <w:bidi w:val="0"/>
               <w:jc w:val="center"/>
               <w:rPr>
-                <w:rFonts w:ascii="宋体" w:eastAsia="宋体" w:hAnsi="宋体" w:cs="宋体" w:hint="default"/>
+                <w:rFonts w:hint="default" w:ascii="宋体" w:hAnsi="宋体" w:eastAsia="宋体" w:cs="宋体"/>
                 <w:b/>
                 <w:bCs/>
                 <w:snapToGrid w:val="0"/>
@@ -4419,7 +4455,7 @@
             </w:pPr>
             <w:r>
               <w:rPr>
-                <w:rFonts w:ascii="宋体" w:eastAsia="宋体" w:hAnsi="宋体" w:cs="宋体" w:hint="eastAsia"/>
+                <w:rFonts w:hint="eastAsia" w:ascii="宋体" w:hAnsi="宋体" w:eastAsia="宋体" w:cs="宋体"/>
                 <w:b/>
                 <w:bCs/>
                 <w:sz w:val="18"/>
@@ -4446,7 +4482,7 @@
               <w:bidi w:val="0"/>
               <w:jc w:val="center"/>
               <w:rPr>
-                <w:rFonts w:ascii="宋体" w:eastAsia="宋体" w:hAnsi="宋体" w:cs="宋体" w:hint="default"/>
+                <w:rFonts w:hint="default" w:ascii="宋体" w:hAnsi="宋体" w:eastAsia="宋体" w:cs="宋体"/>
                 <w:b/>
                 <w:bCs/>
                 <w:snapToGrid w:val="0"/>
@@ -4459,7 +4495,7 @@
             </w:pPr>
             <w:r>
               <w:rPr>
-                <w:rFonts w:ascii="宋体" w:eastAsia="宋体" w:hAnsi="宋体" w:cs="宋体" w:hint="eastAsia"/>
+                <w:rFonts w:hint="eastAsia" w:ascii="宋体" w:hAnsi="宋体" w:eastAsia="宋体" w:cs="宋体"/>
                 <w:b/>
                 <w:bCs/>
                 <w:sz w:val="18"/>
@@ -4486,7 +4522,7 @@
               <w:bidi w:val="0"/>
               <w:jc w:val="center"/>
               <w:rPr>
-                <w:rFonts w:ascii="宋体" w:eastAsia="宋体" w:hAnsi="宋体" w:cs="宋体" w:hint="default"/>
+                <w:rFonts w:hint="default" w:ascii="宋体" w:hAnsi="宋体" w:eastAsia="宋体" w:cs="宋体"/>
                 <w:b/>
                 <w:bCs/>
                 <w:snapToGrid w:val="0"/>
@@ -4499,7 +4535,7 @@
             </w:pPr>
             <w:r>
               <w:rPr>
-                <w:rFonts w:ascii="宋体" w:eastAsia="宋体" w:hAnsi="宋体" w:cs="宋体" w:hint="eastAsia"/>
+                <w:rFonts w:hint="eastAsia" w:ascii="宋体" w:hAnsi="宋体" w:eastAsia="宋体" w:cs="宋体"/>
                 <w:b/>
                 <w:bCs/>
                 <w:sz w:val="18"/>
@@ -4526,7 +4562,7 @@
               <w:bidi w:val="0"/>
               <w:jc w:val="center"/>
               <w:rPr>
-                <w:rFonts w:ascii="宋体" w:eastAsia="宋体" w:hAnsi="宋体" w:cs="宋体" w:hint="default"/>
+                <w:rFonts w:hint="default" w:ascii="宋体" w:hAnsi="宋体" w:eastAsia="宋体" w:cs="宋体"/>
                 <w:b/>
                 <w:bCs/>
                 <w:snapToGrid w:val="0"/>
@@ -4539,7 +4575,7 @@
             </w:pPr>
             <w:r>
               <w:rPr>
-                <w:rFonts w:ascii="宋体" w:eastAsia="宋体" w:hAnsi="宋体" w:cs="宋体" w:hint="eastAsia"/>
+                <w:rFonts w:hint="eastAsia" w:ascii="宋体" w:hAnsi="宋体" w:eastAsia="宋体" w:cs="宋体"/>
                 <w:b/>
                 <w:bCs/>
                 <w:sz w:val="18"/>
@@ -4552,17 +4588,17 @@
       </w:tr>
       <w:tr>
         <w:tblPrEx>
-          <w:tblW w:w="0" w:type="auto"/>
-          <w:tblInd w:w="0" w:type="dxa"/>
-          <w:tblCellMar>
-            <w:top w:w="0" w:type="dxa"/>
-            <w:left w:w="108" w:type="dxa"/>
-            <w:bottom w:w="0" w:type="dxa"/>
-            <w:right w:w="108" w:type="dxa"/>
-          </w:tblCellMar>
+          <w:tblBorders>
+            <w:top w:val="single" w:color="auto" w:sz="4" w:space="0"/>
+            <w:left w:val="single" w:color="auto" w:sz="4" w:space="0"/>
+            <w:bottom w:val="single" w:color="auto" w:sz="4" w:space="0"/>
+            <w:right w:val="single" w:color="auto" w:sz="4" w:space="0"/>
+            <w:insideH w:val="single" w:color="auto" w:sz="4" w:space="0"/>
+            <w:insideV w:val="single" w:color="auto" w:sz="4" w:space="0"/>
+          </w:tblBorders>
         </w:tblPrEx>
         <w:trPr>
-          <w:trHeight w:val="296"/>
+          <w:trHeight w:val="296" w:hRule="atLeast"/>
         </w:trPr>
         <w:tc>
           <w:tcPr>
@@ -4580,7 +4616,7 @@
               <w:bidi w:val="0"/>
               <w:jc w:val="left"/>
               <w:rPr>
-                <w:rFonts w:ascii="宋体" w:eastAsia="宋体" w:hAnsi="宋体" w:cs="宋体" w:hint="default"/>
+                <w:rFonts w:hint="default" w:ascii="宋体" w:hAnsi="宋体" w:eastAsia="宋体" w:cs="宋体"/>
                 <w:b w:val="0"/>
                 <w:bCs w:val="0"/>
                 <w:snapToGrid w:val="0"/>
@@ -4593,7 +4629,7 @@
             </w:pPr>
             <w:r>
               <w:rPr>
-                <w:rFonts w:ascii="宋体" w:eastAsia="宋体" w:hAnsi="宋体" w:cs="宋体" w:hint="eastAsia"/>
+                <w:rFonts w:hint="eastAsia" w:ascii="宋体" w:hAnsi="宋体" w:eastAsia="宋体" w:cs="宋体"/>
                 <w:b w:val="0"/>
                 <w:bCs w:val="0"/>
                 <w:snapToGrid w:val="0"/>
@@ -4623,7 +4659,7 @@
               <w:bidi w:val="0"/>
               <w:jc w:val="left"/>
               <w:rPr>
-                <w:rFonts w:ascii="宋体" w:eastAsia="宋体" w:hAnsi="宋体" w:cs="宋体" w:hint="default"/>
+                <w:rFonts w:hint="default" w:ascii="宋体" w:hAnsi="宋体" w:eastAsia="宋体" w:cs="宋体"/>
                 <w:b w:val="0"/>
                 <w:bCs w:val="0"/>
                 <w:snapToGrid w:val="0"/>
@@ -4636,7 +4672,7 @@
             </w:pPr>
             <w:r>
               <w:rPr>
-                <w:rFonts w:ascii="宋体" w:eastAsia="宋体" w:hAnsi="宋体" w:cs="宋体" w:hint="eastAsia"/>
+                <w:rFonts w:hint="eastAsia" w:ascii="宋体" w:hAnsi="宋体" w:eastAsia="宋体" w:cs="宋体"/>
                 <w:b w:val="0"/>
                 <w:bCs w:val="0"/>
                 <w:snapToGrid w:val="0"/>
@@ -4666,7 +4702,7 @@
               <w:bidi w:val="0"/>
               <w:jc w:val="left"/>
               <w:rPr>
-                <w:rFonts w:ascii="宋体" w:eastAsia="宋体" w:hAnsi="宋体" w:cs="宋体" w:hint="default"/>
+                <w:rFonts w:hint="default" w:ascii="宋体" w:hAnsi="宋体" w:eastAsia="宋体" w:cs="宋体"/>
                 <w:b w:val="0"/>
                 <w:bCs w:val="0"/>
                 <w:snapToGrid w:val="0"/>
@@ -4679,7 +4715,7 @@
             </w:pPr>
             <w:r>
               <w:rPr>
-                <w:rFonts w:ascii="宋体" w:eastAsia="宋体" w:hAnsi="宋体" w:cs="宋体" w:hint="eastAsia"/>
+                <w:rFonts w:hint="eastAsia" w:ascii="宋体" w:hAnsi="宋体" w:eastAsia="宋体" w:cs="宋体"/>
                 <w:b w:val="0"/>
                 <w:bCs w:val="0"/>
                 <w:snapToGrid w:val="0"/>
@@ -4709,7 +4745,7 @@
               <w:bidi w:val="0"/>
               <w:jc w:val="left"/>
               <w:rPr>
-                <w:rFonts w:ascii="宋体" w:eastAsia="宋体" w:hAnsi="宋体" w:cs="宋体" w:hint="default"/>
+                <w:rFonts w:hint="default" w:ascii="宋体" w:hAnsi="宋体" w:eastAsia="宋体" w:cs="宋体"/>
                 <w:b w:val="0"/>
                 <w:bCs w:val="0"/>
                 <w:snapToGrid w:val="0"/>
@@ -4722,7 +4758,7 @@
             </w:pPr>
             <w:r>
               <w:rPr>
-                <w:rFonts w:ascii="宋体" w:eastAsia="宋体" w:hAnsi="宋体" w:cs="宋体" w:hint="eastAsia"/>
+                <w:rFonts w:hint="eastAsia" w:ascii="宋体" w:hAnsi="宋体" w:eastAsia="宋体" w:cs="宋体"/>
                 <w:b w:val="0"/>
                 <w:bCs w:val="0"/>
                 <w:snapToGrid w:val="0"/>
@@ -4740,7 +4776,7 @@
     </w:tbl>
     <w:p>
       <w:pPr>
-        <w:pStyle w:val="1"/>
+        <w:pStyle w:val="28"/>
         <w:keepNext w:val="0"/>
         <w:keepLines w:val="0"/>
         <w:pageBreakBefore w:val="0"/>
@@ -4749,25 +4785,25 @@
         <w:overflowPunct/>
         <w:bidi w:val="0"/>
         <w:rPr>
-          <w:rStyle w:val="1Char"/>
-          <w:rFonts w:eastAsia="宋体" w:hint="default"/>
+          <w:rStyle w:val="38"/>
+          <w:rFonts w:hint="default" w:eastAsia="宋体"/>
           <w:lang w:val="en-US" w:eastAsia="zh-CN"/>
         </w:rPr>
       </w:pPr>
-      <w:bookmarkStart w:id="23" w:name="bookmark3"/>
-      <w:bookmarkEnd w:id="23"/>
-      <w:bookmarkStart w:id="24" w:name="_Toc17424"/>
-      <w:bookmarkStart w:id="25" w:name="_Toc8898"/>
-      <w:r>
-        <w:rPr>
-          <w:rStyle w:val="1Char"/>
-          <w:rFonts w:eastAsia="宋体" w:hint="eastAsia"/>
+      <w:bookmarkStart w:id="27" w:name="bookmark3"/>
+      <w:bookmarkEnd w:id="27"/>
+      <w:bookmarkStart w:id="28" w:name="_Toc17424"/>
+      <w:bookmarkStart w:id="29" w:name="_Toc13258"/>
+      <w:r>
+        <w:rPr>
+          <w:rStyle w:val="38"/>
+          <w:rFonts w:hint="eastAsia" w:eastAsia="宋体"/>
           <w:lang w:val="en-US" w:eastAsia="zh-CN"/>
         </w:rPr>
         <w:t>附则</w:t>
       </w:r>
-      <w:bookmarkEnd w:id="24"/>
-      <w:bookmarkEnd w:id="25"/>
+      <w:bookmarkEnd w:id="28"/>
+      <w:bookmarkEnd w:id="29"/>
     </w:p>
     <w:p>
       <w:pPr>
@@ -4789,17 +4825,17 @@
         <w:adjustRightInd w:val="0"/>
         <w:snapToGrid w:val="0"/>
         <w:spacing w:line="360" w:lineRule="auto"/>
-        <w:ind w:left="425" w:hanging="425" w:leftChars="0" w:firstLineChars="0"/>
+        <w:ind w:left="425" w:leftChars="0" w:hanging="425" w:firstLineChars="0"/>
         <w:textAlignment w:val="baseline"/>
         <w:rPr>
-          <w:rFonts w:ascii="宋体" w:eastAsia="宋体" w:hAnsi="宋体" w:cs="宋体"/>
+          <w:rFonts w:ascii="宋体" w:hAnsi="宋体" w:eastAsia="宋体" w:cs="宋体"/>
           <w:sz w:val="24"/>
           <w:szCs w:val="24"/>
         </w:rPr>
       </w:pPr>
       <w:r>
         <w:rPr>
-          <w:rFonts w:ascii="宋体" w:eastAsia="宋体" w:hAnsi="宋体" w:cs="宋体"/>
+          <w:rFonts w:ascii="宋体" w:hAnsi="宋体" w:eastAsia="宋体" w:cs="宋体"/>
           <w:spacing w:val="-1"/>
           <w:sz w:val="24"/>
           <w:szCs w:val="24"/>
@@ -4808,7 +4844,7 @@
       </w:r>
       <w:r>
         <w:rPr>
-          <w:rFonts w:ascii="宋体" w:eastAsia="宋体" w:hAnsi="宋体" w:cs="宋体" w:hint="eastAsia"/>
+          <w:rFonts w:hint="eastAsia" w:ascii="宋体" w:hAnsi="宋体" w:eastAsia="宋体" w:cs="宋体"/>
           <w:spacing w:val="-1"/>
           <w:sz w:val="24"/>
           <w:szCs w:val="24"/>
@@ -4818,7 +4854,7 @@
       </w:r>
       <w:r>
         <w:rPr>
-          <w:rFonts w:ascii="宋体" w:eastAsia="宋体" w:hAnsi="宋体" w:cs="宋体"/>
+          <w:rFonts w:ascii="宋体" w:hAnsi="宋体" w:eastAsia="宋体" w:cs="宋体"/>
           <w:spacing w:val="-1"/>
           <w:sz w:val="24"/>
           <w:szCs w:val="24"/>
@@ -4846,7 +4882,7 @@
         <w:adjustRightInd w:val="0"/>
         <w:snapToGrid w:val="0"/>
         <w:spacing w:line="360" w:lineRule="auto"/>
-        <w:ind w:left="425" w:hanging="425" w:leftChars="0" w:firstLineChars="0"/>
+        <w:ind w:left="425" w:leftChars="0" w:hanging="425" w:firstLineChars="0"/>
         <w:textAlignment w:val="baseline"/>
         <w:rPr>
           <w:rFonts w:hint="default"/>
@@ -4855,7 +4891,7 @@
       </w:pPr>
       <w:r>
         <w:rPr>
-          <w:rFonts w:ascii="宋体" w:eastAsia="宋体" w:hAnsi="宋体" w:cs="宋体"/>
+          <w:rFonts w:ascii="宋体" w:hAnsi="宋体" w:eastAsia="宋体" w:cs="宋体"/>
           <w:spacing w:val="-2"/>
           <w:sz w:val="24"/>
           <w:szCs w:val="24"/>
@@ -4865,7 +4901,7 @@
     </w:p>
     <w:p>
       <w:pPr>
-        <w:pStyle w:val="1"/>
+        <w:pStyle w:val="28"/>
         <w:keepNext w:val="0"/>
         <w:keepLines w:val="0"/>
         <w:pageBreakBefore w:val="0"/>
@@ -4878,9 +4914,9 @@
           <w:lang w:val="en-US" w:eastAsia="zh-CN"/>
         </w:rPr>
       </w:pPr>
-      <w:bookmarkStart w:id="26" w:name="bookmark14"/>
-      <w:bookmarkEnd w:id="26"/>
-      <w:bookmarkStart w:id="27" w:name="_Toc14722"/>
+      <w:bookmarkStart w:id="30" w:name="bookmark14"/>
+      <w:bookmarkEnd w:id="30"/>
+      <w:bookmarkStart w:id="31" w:name="_Toc20219"/>
       <w:r>
         <w:rPr>
           <w:rFonts w:hint="eastAsia"/>
@@ -4888,11 +4924,11 @@
         </w:rPr>
         <w:t>附件</w:t>
       </w:r>
-      <w:bookmarkEnd w:id="27"/>
+      <w:bookmarkEnd w:id="31"/>
     </w:p>
     <w:p>
       <w:pPr>
-        <w:pStyle w:val="1"/>
+        <w:pStyle w:val="28"/>
         <w:keepNext w:val="0"/>
         <w:keepLines w:val="0"/>
         <w:pageBreakBefore w:val="0"/>
@@ -4905,7 +4941,7 @@
           <w:lang w:val="en-US" w:eastAsia="zh-CN"/>
         </w:rPr>
       </w:pPr>
-      <w:bookmarkStart w:id="28" w:name="_Toc7437"/>
+      <w:bookmarkStart w:id="32" w:name="_Toc23180"/>
       <w:r>
         <w:rPr>
           <w:rFonts w:hint="eastAsia"/>
@@ -4913,11 +4949,11 @@
         </w:rPr>
         <w:t>记录</w:t>
       </w:r>
-      <w:bookmarkEnd w:id="28"/>
+      <w:bookmarkEnd w:id="32"/>
     </w:p>
     <w:p>
       <w:pPr>
-        <w:pStyle w:val="a3"/>
+        <w:pStyle w:val="39"/>
         <w:keepNext w:val="0"/>
         <w:keepLines w:val="0"/>
         <w:pageBreakBefore w:val="0"/>
@@ -4935,33 +4971,83 @@
       </w:r>
     </w:p>
     <w:sectPr>
-      <w:headerReference w:type="default" r:id="rId4"/>
+      <w:headerReference r:id="rId5" w:type="default"/>
       <w:pgSz w:w="11906" w:h="16838"/>
       <w:pgMar w:top="1417" w:right="1800" w:bottom="1440" w:left="1800" w:header="1140" w:footer="992" w:gutter="0"/>
-      <w:cols w:num="1" w:space="425"/>
+      <w:cols w:space="425" w:num="1"/>
       <w:docGrid w:type="lines" w:linePitch="312" w:charSpace="0"/>
     </w:sectPr>
   </w:body>
 </w:document>
 </file>
 
+<file path=word/endnotes.xml><?xml version="1.0" encoding="utf-8"?>
+<w:endnotes xmlns:wpc="http://schemas.microsoft.com/office/word/2010/wordprocessingCanvas" xmlns:mc="http://schemas.openxmlformats.org/markup-compatibility/2006" xmlns:o="urn:schemas-microsoft-com:office:office" xmlns:r="http://schemas.openxmlformats.org/officeDocument/2006/relationships" xmlns:m="http://schemas.openxmlformats.org/officeDocument/2006/math" xmlns:v="urn:schemas-microsoft-com:vml" xmlns:wp14="http://schemas.microsoft.com/office/word/2010/wordprocessingDrawing" xmlns:wp="http://schemas.openxmlformats.org/drawingml/2006/wordprocessingDrawing" xmlns:w="http://schemas.openxmlformats.org/wordprocessingml/2006/main" xmlns:w14="http://schemas.microsoft.com/office/word/2010/wordml" xmlns:w15="http://schemas.microsoft.com/office/word/2012/wordml" xmlns:w10="urn:schemas-microsoft-com:office:word" xmlns:wpg="http://schemas.microsoft.com/office/word/2010/wordprocessingGroup" xmlns:wpi="http://schemas.microsoft.com/office/word/2010/wordprocessingInk" xmlns:wne="http://schemas.microsoft.com/office/word/2006/wordml" xmlns:wps="http://schemas.microsoft.com/office/word/2010/wordprocessingShape" xmlns:wpsCustomData="http://www.wps.cn/officeDocument/2013/wpsCustomData" mc:Ignorable="w14 w15 wp14">
+  <w:endnote w:type="separator" w:id="0">
+    <w:p>
+      <w:pPr>
+        <w:spacing w:line="240" w:lineRule="auto"/>
+      </w:pPr>
+      <w:r>
+        <w:separator/>
+      </w:r>
+    </w:p>
+  </w:endnote>
+  <w:endnote w:type="continuationSeparator" w:id="1">
+    <w:p>
+      <w:pPr>
+        <w:spacing w:line="240" w:lineRule="auto"/>
+      </w:pPr>
+      <w:r>
+        <w:continuationSeparator/>
+      </w:r>
+    </w:p>
+  </w:endnote>
+</w:endnotes>
+</file>
+
+<file path=word/footnotes.xml><?xml version="1.0" encoding="utf-8"?>
+<w:footnotes xmlns:wpc="http://schemas.microsoft.com/office/word/2010/wordprocessingCanvas" xmlns:mc="http://schemas.openxmlformats.org/markup-compatibility/2006" xmlns:o="urn:schemas-microsoft-com:office:office" xmlns:r="http://schemas.openxmlformats.org/officeDocument/2006/relationships" xmlns:m="http://schemas.openxmlformats.org/officeDocument/2006/math" xmlns:v="urn:schemas-microsoft-com:vml" xmlns:wp14="http://schemas.microsoft.com/office/word/2010/wordprocessingDrawing" xmlns:wp="http://schemas.openxmlformats.org/drawingml/2006/wordprocessingDrawing" xmlns:w="http://schemas.openxmlformats.org/wordprocessingml/2006/main" xmlns:w14="http://schemas.microsoft.com/office/word/2010/wordml" xmlns:w15="http://schemas.microsoft.com/office/word/2012/wordml" xmlns:w10="urn:schemas-microsoft-com:office:word" xmlns:wpg="http://schemas.microsoft.com/office/word/2010/wordprocessingGroup" xmlns:wpi="http://schemas.microsoft.com/office/word/2010/wordprocessingInk" xmlns:wne="http://schemas.microsoft.com/office/word/2006/wordml" xmlns:wps="http://schemas.microsoft.com/office/word/2010/wordprocessingShape" xmlns:wpsCustomData="http://www.wps.cn/officeDocument/2013/wpsCustomData" mc:Ignorable="w14 w15 wp14">
+  <w:footnote w:type="separator" w:id="0">
+    <w:p>
+      <w:pPr>
+        <w:spacing w:line="360" w:lineRule="auto"/>
+      </w:pPr>
+      <w:r>
+        <w:separator/>
+      </w:r>
+    </w:p>
+  </w:footnote>
+  <w:footnote w:type="continuationSeparator" w:id="1">
+    <w:p>
+      <w:pPr>
+        <w:spacing w:line="360" w:lineRule="auto"/>
+      </w:pPr>
+      <w:r>
+        <w:continuationSeparator/>
+      </w:r>
+    </w:p>
+  </w:footnote>
+</w:footnotes>
+</file>
+
 <file path=word/header1.xml><?xml version="1.0" encoding="utf-8"?>
-<w:hdr xmlns:wpc="http://schemas.microsoft.com/office/word/2010/wordprocessingCanvas" xmlns:mc="http://schemas.openxmlformats.org/markup-compatibility/2006" xmlns:o="urn:schemas-microsoft-com:office:office" xmlns:r="http://schemas.openxmlformats.org/officeDocument/2006/relationships" xmlns:m="http://schemas.openxmlformats.org/officeDocument/2006/math" xmlns:v="urn:schemas-microsoft-com:vml" xmlns:wp14="http://schemas.microsoft.com/office/word/2010/wordprocessingDrawing" xmlns:wp="http://schemas.openxmlformats.org/drawingml/2006/wordprocessingDrawing" xmlns:w10="urn:schemas-microsoft-com:office:word" xmlns:w="http://schemas.openxmlformats.org/wordprocessingml/2006/main" xmlns:w14="http://schemas.microsoft.com/office/word/2010/wordml" xmlns:w15="http://schemas.microsoft.com/office/word/2012/wordml" xmlns:wne="http://schemas.microsoft.com/office/word/2006/wordml" xmlns:wpg="http://schemas.microsoft.com/office/word/2010/wordprocessingGroup" xmlns:wpi="http://schemas.microsoft.com/office/word/2010/wordprocessingInk" xmlns:wps="http://schemas.microsoft.com/office/word/2010/wordprocessingShape" mc:Ignorable="w14 w15 wp14">
+<w:hdr xmlns:wpc="http://schemas.microsoft.com/office/word/2010/wordprocessingCanvas" xmlns:mc="http://schemas.openxmlformats.org/markup-compatibility/2006" xmlns:o="urn:schemas-microsoft-com:office:office" xmlns:r="http://schemas.openxmlformats.org/officeDocument/2006/relationships" xmlns:m="http://schemas.openxmlformats.org/officeDocument/2006/math" xmlns:v="urn:schemas-microsoft-com:vml" xmlns:wp14="http://schemas.microsoft.com/office/word/2010/wordprocessingDrawing" xmlns:wp="http://schemas.openxmlformats.org/drawingml/2006/wordprocessingDrawing" xmlns:w10="urn:schemas-microsoft-com:office:word" xmlns:w="http://schemas.openxmlformats.org/wordprocessingml/2006/main" xmlns:w14="http://schemas.microsoft.com/office/word/2010/wordml" xmlns:w15="http://schemas.microsoft.com/office/word/2012/wordml" xmlns:wpg="http://schemas.microsoft.com/office/word/2010/wordprocessingGroup" xmlns:wpi="http://schemas.microsoft.com/office/word/2010/wordprocessingInk" xmlns:wne="http://schemas.microsoft.com/office/word/2006/wordml" xmlns:wps="http://schemas.microsoft.com/office/word/2010/wordprocessingShape" xmlns:wpsCustomData="http://www.wps.cn/officeDocument/2013/wpsCustomData" mc:Ignorable="w14 w15 wp14">
   <w:p>
     <w:pPr>
-      <w:pStyle w:val="Header"/>
+      <w:pStyle w:val="15"/>
       <w:pBdr>
-        <w:bottom w:val="single" w:sz="4" w:space="1" w:color="auto"/>
+        <w:bottom w:val="single" w:color="auto" w:sz="4" w:space="1"/>
       </w:pBdr>
       <w:jc w:val="right"/>
       <w:rPr>
-        <w:rFonts w:eastAsiaTheme="minorEastAsia" w:hint="eastAsia"/>
+        <w:rFonts w:hint="eastAsia" w:eastAsiaTheme="minorEastAsia"/>
         <w:lang w:eastAsia="zh-CN"/>
       </w:rPr>
     </w:pPr>
     <w:r>
       <w:rPr>
-        <w:rFonts w:eastAsiaTheme="minorEastAsia" w:hint="eastAsia"/>
+        <w:rFonts w:hint="eastAsia" w:eastAsiaTheme="minorEastAsia"/>
         <w:lang w:eastAsia="zh-CN"/>
       </w:rPr>
       <w:t>陕西益利德软件科技有限公司</w:t>
@@ -4971,12 +5057,12 @@
 </file>
 
 <file path=word/numbering.xml><?xml version="1.0" encoding="utf-8"?>
-<w:numbering xmlns:wpc="http://schemas.microsoft.com/office/word/2010/wordprocessingCanvas" xmlns:mc="http://schemas.openxmlformats.org/markup-compatibility/2006" xmlns:o="urn:schemas-microsoft-com:office:office" xmlns:r="http://schemas.openxmlformats.org/officeDocument/2006/relationships" xmlns:m="http://schemas.openxmlformats.org/officeDocument/2006/math" xmlns:v="urn:schemas-microsoft-com:vml" xmlns:wp14="http://schemas.microsoft.com/office/word/2010/wordprocessingDrawing" xmlns:wp="http://schemas.openxmlformats.org/drawingml/2006/wordprocessingDrawing" xmlns:w10="urn:schemas-microsoft-com:office:word" xmlns:w="http://schemas.openxmlformats.org/wordprocessingml/2006/main" xmlns:w14="http://schemas.microsoft.com/office/word/2010/wordml" xmlns:w15="http://schemas.microsoft.com/office/word/2012/wordml" xmlns:wne="http://schemas.microsoft.com/office/word/2006/wordml" xmlns:wpg="http://schemas.microsoft.com/office/word/2010/wordprocessingGroup" xmlns:wpi="http://schemas.microsoft.com/office/word/2010/wordprocessingInk" xmlns:wps="http://schemas.microsoft.com/office/word/2010/wordprocessingShape" mc:Ignorable="w14 w15 wp14">
+<w:numbering xmlns:wpc="http://schemas.microsoft.com/office/word/2010/wordprocessingCanvas" xmlns:mc="http://schemas.openxmlformats.org/markup-compatibility/2006" xmlns:o="urn:schemas-microsoft-com:office:office" xmlns:r="http://schemas.openxmlformats.org/officeDocument/2006/relationships" xmlns:m="http://schemas.openxmlformats.org/officeDocument/2006/math" xmlns:v="urn:schemas-microsoft-com:vml" xmlns:wp14="http://schemas.microsoft.com/office/word/2010/wordprocessingDrawing" xmlns:wp="http://schemas.openxmlformats.org/drawingml/2006/wordprocessingDrawing" xmlns:w10="urn:schemas-microsoft-com:office:word" xmlns:w="http://schemas.openxmlformats.org/wordprocessingml/2006/main" xmlns:w14="http://schemas.microsoft.com/office/word/2010/wordml" xmlns:wpg="http://schemas.microsoft.com/office/word/2010/wordprocessingGroup" xmlns:wpi="http://schemas.microsoft.com/office/word/2010/wordprocessingInk" xmlns:wne="http://schemas.microsoft.com/office/word/2006/wordml" xmlns:wps="http://schemas.microsoft.com/office/word/2010/wordprocessingShape" xmlns:wpsCustomData="http://www.wps.cn/officeDocument/2013/wpsCustomData" mc:Ignorable="w14 wp14">
   <w:abstractNum w:abstractNumId="0">
     <w:nsid w:val="80C37908"/>
     <w:multiLevelType w:val="singleLevel"/>
     <w:tmpl w:val="80C37908"/>
-    <w:lvl w:ilvl="0">
+    <w:lvl w:ilvl="0" w:tentative="0">
       <w:start w:val="1"/>
       <w:numFmt w:val="decimal"/>
       <w:lvlText w:val="%1."/>
@@ -4993,10 +5079,10 @@
     <w:nsid w:val="8E964DCE"/>
     <w:multiLevelType w:val="multilevel"/>
     <w:tmpl w:val="8E964DCE"/>
-    <w:lvl w:ilvl="0">
+    <w:lvl w:ilvl="0" w:tentative="0">
       <w:start w:val="1"/>
       <w:numFmt w:val="decimal"/>
-      <w:pStyle w:val="Heading1"/>
+      <w:pStyle w:val="2"/>
       <w:lvlText w:val="%1."/>
       <w:lvlJc w:val="left"/>
       <w:pPr>
@@ -5006,10 +5092,10 @@
         <w:rFonts w:hint="default"/>
       </w:rPr>
     </w:lvl>
-    <w:lvl w:ilvl="1">
+    <w:lvl w:ilvl="1" w:tentative="0">
       <w:start w:val="1"/>
       <w:numFmt w:val="decimal"/>
-      <w:pStyle w:val="Heading2"/>
+      <w:pStyle w:val="3"/>
       <w:lvlText w:val="%1.%2."/>
       <w:lvlJc w:val="left"/>
       <w:pPr>
@@ -5019,10 +5105,10 @@
         <w:rFonts w:hint="default"/>
       </w:rPr>
     </w:lvl>
-    <w:lvl w:ilvl="2">
+    <w:lvl w:ilvl="2" w:tentative="0">
       <w:start w:val="1"/>
       <w:numFmt w:val="decimal"/>
-      <w:pStyle w:val="Heading3"/>
+      <w:pStyle w:val="4"/>
       <w:lvlText w:val="%1.%2.%3."/>
       <w:lvlJc w:val="left"/>
       <w:pPr>
@@ -5032,10 +5118,10 @@
         <w:rFonts w:hint="default"/>
       </w:rPr>
     </w:lvl>
-    <w:lvl w:ilvl="3">
+    <w:lvl w:ilvl="3" w:tentative="0">
       <w:start w:val="1"/>
       <w:numFmt w:val="decimal"/>
-      <w:pStyle w:val="Heading4"/>
+      <w:pStyle w:val="5"/>
       <w:lvlText w:val="%1.%2.%3.%4."/>
       <w:lvlJc w:val="left"/>
       <w:pPr>
@@ -5045,10 +5131,10 @@
         <w:rFonts w:hint="default"/>
       </w:rPr>
     </w:lvl>
-    <w:lvl w:ilvl="4">
+    <w:lvl w:ilvl="4" w:tentative="0">
       <w:start w:val="1"/>
       <w:numFmt w:val="decimal"/>
-      <w:pStyle w:val="Heading5"/>
+      <w:pStyle w:val="6"/>
       <w:lvlText w:val="%1.%2.%3.%4.%5."/>
       <w:lvlJc w:val="left"/>
       <w:pPr>
@@ -5058,10 +5144,10 @@
         <w:rFonts w:hint="default"/>
       </w:rPr>
     </w:lvl>
-    <w:lvl w:ilvl="5">
+    <w:lvl w:ilvl="5" w:tentative="0">
       <w:start w:val="1"/>
       <w:numFmt w:val="decimal"/>
-      <w:pStyle w:val="Heading6"/>
+      <w:pStyle w:val="7"/>
       <w:lvlText w:val="%1.%2.%3.%4.%5.%6."/>
       <w:lvlJc w:val="left"/>
       <w:pPr>
@@ -5071,10 +5157,10 @@
         <w:rFonts w:hint="default"/>
       </w:rPr>
     </w:lvl>
-    <w:lvl w:ilvl="6">
+    <w:lvl w:ilvl="6" w:tentative="0">
       <w:start w:val="1"/>
       <w:numFmt w:val="decimal"/>
-      <w:pStyle w:val="Heading7"/>
+      <w:pStyle w:val="8"/>
       <w:lvlText w:val="%1.%2.%3.%4.%5.%6.%7."/>
       <w:lvlJc w:val="left"/>
       <w:pPr>
@@ -5084,10 +5170,10 @@
         <w:rFonts w:hint="default"/>
       </w:rPr>
     </w:lvl>
-    <w:lvl w:ilvl="7">
+    <w:lvl w:ilvl="7" w:tentative="0">
       <w:start w:val="1"/>
       <w:numFmt w:val="decimal"/>
-      <w:pStyle w:val="Heading8"/>
+      <w:pStyle w:val="9"/>
       <w:lvlText w:val="%1.%2.%3.%4.%5.%6.%7.%8."/>
       <w:lvlJc w:val="left"/>
       <w:pPr>
@@ -5097,10 +5183,10 @@
         <w:rFonts w:hint="default"/>
       </w:rPr>
     </w:lvl>
-    <w:lvl w:ilvl="8">
+    <w:lvl w:ilvl="8" w:tentative="0">
       <w:start w:val="1"/>
       <w:numFmt w:val="decimal"/>
-      <w:pStyle w:val="Heading9"/>
+      <w:pStyle w:val="10"/>
       <w:lvlText w:val="%1.%2.%3.%4.%5.%6.%7.%8.%9."/>
       <w:lvlJc w:val="left"/>
       <w:pPr>
@@ -5115,7 +5201,7 @@
     <w:nsid w:val="F14D7F3D"/>
     <w:multiLevelType w:val="singleLevel"/>
     <w:tmpl w:val="F14D7F3D"/>
-    <w:lvl w:ilvl="0">
+    <w:lvl w:ilvl="0" w:tentative="0">
       <w:start w:val="1"/>
       <w:numFmt w:val="decimal"/>
       <w:lvlText w:val="%1."/>
@@ -5132,7 +5218,7 @@
     <w:nsid w:val="F9539CF3"/>
     <w:multiLevelType w:val="singleLevel"/>
     <w:tmpl w:val="F9539CF3"/>
-    <w:lvl w:ilvl="0">
+    <w:lvl w:ilvl="0" w:tentative="0">
       <w:start w:val="1"/>
       <w:numFmt w:val="decimal"/>
       <w:lvlText w:val="%1."/>
@@ -5161,267 +5247,269 @@
 </file>
 
 <file path=word/styles.xml><?xml version="1.0" encoding="utf-8"?>
-<w:styles xmlns:mc="http://schemas.openxmlformats.org/markup-compatibility/2006" xmlns:r="http://schemas.openxmlformats.org/officeDocument/2006/relationships" xmlns:w="http://schemas.openxmlformats.org/wordprocessingml/2006/main" xmlns:w14="http://schemas.microsoft.com/office/word/2010/wordml" xmlns:w15="http://schemas.microsoft.com/office/word/2012/wordml" mc:Ignorable="w14 w15">
+<w:styles xmlns:mc="http://schemas.openxmlformats.org/markup-compatibility/2006" xmlns:o="urn:schemas-microsoft-com:office:office" xmlns:r="http://schemas.openxmlformats.org/officeDocument/2006/relationships" xmlns:m="http://schemas.openxmlformats.org/officeDocument/2006/math" xmlns:v="urn:schemas-microsoft-com:vml" xmlns:w="http://schemas.openxmlformats.org/wordprocessingml/2006/main" xmlns:w14="http://schemas.microsoft.com/office/word/2010/wordml" xmlns:w10="urn:schemas-microsoft-com:office:word" xmlns:sl="http://schemas.openxmlformats.org/schemaLibrary/2006/main" xmlns:wpsCustomData="http://www.wps.cn/officeDocument/2013/wpsCustomData" mc:Ignorable="w14">
   <w:docDefaults>
     <w:rPrDefault>
       <w:rPr>
-        <w:rFonts w:ascii="Times New Roman" w:eastAsia="宋体" w:hAnsi="Times New Roman" w:cs="Times New Roman"/>
+        <w:rFonts w:ascii="Times New Roman" w:hAnsi="Times New Roman" w:eastAsia="宋体" w:cs="Times New Roman"/>
       </w:rPr>
     </w:rPrDefault>
     <w:pPrDefault/>
   </w:docDefaults>
-  <w:latentStyles w:defLockedState="0" w:defUIPriority="99" w:defSemiHidden="1" w:defUnhideWhenUsed="1" w:defQFormat="0" w:count="260">
-    <w:lsdException w:name="Normal" w:semiHidden="0" w:uiPriority="0" w:unhideWhenUsed="0" w:qFormat="1"/>
-    <w:lsdException w:name="heading 1" w:semiHidden="0" w:uiPriority="0" w:unhideWhenUsed="0" w:qFormat="1"/>
-    <w:lsdException w:name="heading 2" w:semiHidden="0" w:uiPriority="0" w:qFormat="1"/>
-    <w:lsdException w:name="heading 3" w:uiPriority="0" w:qFormat="1"/>
-    <w:lsdException w:name="heading 4" w:semiHidden="0" w:uiPriority="0" w:qFormat="1"/>
-    <w:lsdException w:name="heading 5" w:uiPriority="0" w:qFormat="1"/>
-    <w:lsdException w:name="heading 6" w:uiPriority="0" w:qFormat="1"/>
-    <w:lsdException w:name="heading 7" w:uiPriority="0" w:qFormat="1"/>
-    <w:lsdException w:name="heading 8" w:uiPriority="0" w:qFormat="1"/>
-    <w:lsdException w:name="heading 9" w:uiPriority="0" w:qFormat="1"/>
-    <w:lsdException w:name="index 1" w:semiHidden="0" w:uiPriority="0" w:unhideWhenUsed="0"/>
-    <w:lsdException w:name="index 2" w:semiHidden="0" w:uiPriority="0" w:unhideWhenUsed="0"/>
-    <w:lsdException w:name="index 3" w:semiHidden="0" w:uiPriority="0" w:unhideWhenUsed="0"/>
-    <w:lsdException w:name="index 4" w:semiHidden="0" w:uiPriority="0" w:unhideWhenUsed="0"/>
-    <w:lsdException w:name="index 5" w:semiHidden="0" w:uiPriority="0" w:unhideWhenUsed="0"/>
-    <w:lsdException w:name="index 6" w:semiHidden="0" w:uiPriority="0" w:unhideWhenUsed="0"/>
-    <w:lsdException w:name="index 7" w:semiHidden="0" w:uiPriority="0" w:unhideWhenUsed="0"/>
-    <w:lsdException w:name="index 8" w:semiHidden="0" w:uiPriority="0" w:unhideWhenUsed="0"/>
-    <w:lsdException w:name="index 9" w:semiHidden="0" w:uiPriority="0" w:unhideWhenUsed="0"/>
-    <w:lsdException w:name="toc 1" w:semiHidden="0" w:uiPriority="0" w:unhideWhenUsed="0" w:qFormat="1"/>
-    <w:lsdException w:name="toc 2" w:semiHidden="0" w:uiPriority="0" w:unhideWhenUsed="0" w:qFormat="1"/>
-    <w:lsdException w:name="toc 3" w:semiHidden="0" w:uiPriority="0" w:unhideWhenUsed="0" w:qFormat="1"/>
-    <w:lsdException w:name="toc 4" w:semiHidden="0" w:uiPriority="0" w:unhideWhenUsed="0"/>
-    <w:lsdException w:name="toc 5" w:semiHidden="0" w:uiPriority="0" w:unhideWhenUsed="0"/>
-    <w:lsdException w:name="toc 6" w:semiHidden="0" w:uiPriority="0" w:unhideWhenUsed="0"/>
-    <w:lsdException w:name="toc 7" w:semiHidden="0" w:uiPriority="0" w:unhideWhenUsed="0"/>
-    <w:lsdException w:name="toc 8" w:semiHidden="0" w:uiPriority="0" w:unhideWhenUsed="0"/>
-    <w:lsdException w:name="toc 9" w:semiHidden="0" w:uiPriority="0" w:unhideWhenUsed="0"/>
-    <w:lsdException w:name="Normal Indent" w:semiHidden="0" w:uiPriority="0" w:unhideWhenUsed="0"/>
-    <w:lsdException w:name="footnote text" w:semiHidden="0" w:uiPriority="0" w:unhideWhenUsed="0"/>
-    <w:lsdException w:name="annotation text" w:semiHidden="0" w:uiPriority="0" w:unhideWhenUsed="0" w:qFormat="1"/>
-    <w:lsdException w:name="header" w:semiHidden="0" w:uiPriority="0" w:unhideWhenUsed="0" w:qFormat="1"/>
-    <w:lsdException w:name="footer" w:semiHidden="0" w:uiPriority="0" w:unhideWhenUsed="0" w:qFormat="1"/>
-    <w:lsdException w:name="index heading" w:semiHidden="0" w:uiPriority="0" w:unhideWhenUsed="0"/>
-    <w:lsdException w:name="caption" w:uiPriority="0" w:qFormat="1"/>
-    <w:lsdException w:name="table of figures" w:semiHidden="0" w:uiPriority="0" w:unhideWhenUsed="0"/>
-    <w:lsdException w:name="envelope address" w:semiHidden="0" w:uiPriority="0" w:unhideWhenUsed="0"/>
-    <w:lsdException w:name="envelope return" w:semiHidden="0" w:uiPriority="0" w:unhideWhenUsed="0"/>
-    <w:lsdException w:name="footnote reference" w:semiHidden="0" w:uiPriority="0" w:unhideWhenUsed="0"/>
-    <w:lsdException w:name="annotation reference" w:semiHidden="0" w:uiPriority="0" w:unhideWhenUsed="0"/>
-    <w:lsdException w:name="line number" w:semiHidden="0" w:uiPriority="0" w:unhideWhenUsed="0"/>
-    <w:lsdException w:name="page number" w:semiHidden="0" w:uiPriority="0" w:unhideWhenUsed="0"/>
-    <w:lsdException w:name="endnote reference" w:semiHidden="0" w:uiPriority="0" w:unhideWhenUsed="0"/>
-    <w:lsdException w:name="endnote text" w:semiHidden="0" w:uiPriority="0" w:unhideWhenUsed="0"/>
-    <w:lsdException w:name="table of authorities" w:semiHidden="0" w:uiPriority="0" w:unhideWhenUsed="0"/>
-    <w:lsdException w:name="macro" w:semiHidden="0" w:uiPriority="0" w:unhideWhenUsed="0"/>
-    <w:lsdException w:name="toa heading" w:semiHidden="0" w:uiPriority="0" w:unhideWhenUsed="0"/>
-    <w:lsdException w:name="List" w:semiHidden="0" w:uiPriority="0" w:unhideWhenUsed="0"/>
-    <w:lsdException w:name="List Bullet" w:semiHidden="0" w:uiPriority="0" w:unhideWhenUsed="0"/>
-    <w:lsdException w:name="List Number" w:semiHidden="0" w:uiPriority="0" w:unhideWhenUsed="0"/>
-    <w:lsdException w:name="List 2" w:semiHidden="0" w:uiPriority="0" w:unhideWhenUsed="0"/>
-    <w:lsdException w:name="List 3" w:semiHidden="0" w:uiPriority="0" w:unhideWhenUsed="0"/>
-    <w:lsdException w:name="List 4" w:semiHidden="0" w:uiPriority="0" w:unhideWhenUsed="0"/>
-    <w:lsdException w:name="List 5" w:semiHidden="0" w:uiPriority="0" w:unhideWhenUsed="0"/>
-    <w:lsdException w:name="List Bullet 2" w:semiHidden="0" w:uiPriority="0" w:unhideWhenUsed="0"/>
-    <w:lsdException w:name="List Bullet 3" w:semiHidden="0" w:uiPriority="0" w:unhideWhenUsed="0"/>
-    <w:lsdException w:name="List Bullet 4" w:semiHidden="0" w:uiPriority="0" w:unhideWhenUsed="0"/>
-    <w:lsdException w:name="List Bullet 5" w:semiHidden="0" w:uiPriority="0" w:unhideWhenUsed="0"/>
-    <w:lsdException w:name="List Number 2" w:semiHidden="0" w:uiPriority="0" w:unhideWhenUsed="0"/>
-    <w:lsdException w:name="List Number 3" w:semiHidden="0" w:uiPriority="0" w:unhideWhenUsed="0"/>
-    <w:lsdException w:name="List Number 4" w:semiHidden="0" w:uiPriority="0" w:unhideWhenUsed="0"/>
-    <w:lsdException w:name="List Number 5" w:semiHidden="0" w:uiPriority="0" w:unhideWhenUsed="0"/>
-    <w:lsdException w:name="Title" w:semiHidden="0" w:uiPriority="0" w:unhideWhenUsed="0" w:qFormat="1"/>
-    <w:lsdException w:name="Closing" w:semiHidden="0" w:uiPriority="0" w:unhideWhenUsed="0"/>
-    <w:lsdException w:name="Signature" w:semiHidden="0" w:uiPriority="0" w:unhideWhenUsed="0"/>
-    <w:lsdException w:name="Default Paragraph Font" w:uiPriority="0" w:unhideWhenUsed="0" w:qFormat="1"/>
-    <w:lsdException w:name="Body Text" w:uiPriority="0" w:unhideWhenUsed="0" w:qFormat="1"/>
-    <w:lsdException w:name="Body Text Indent" w:semiHidden="0" w:uiPriority="0" w:unhideWhenUsed="0"/>
-    <w:lsdException w:name="List Continue" w:semiHidden="0" w:uiPriority="0" w:unhideWhenUsed="0"/>
-    <w:lsdException w:name="List Continue 2" w:semiHidden="0" w:uiPriority="0" w:unhideWhenUsed="0"/>
-    <w:lsdException w:name="List Continue 3" w:semiHidden="0" w:uiPriority="0" w:unhideWhenUsed="0"/>
-    <w:lsdException w:name="List Continue 4" w:semiHidden="0" w:uiPriority="0" w:unhideWhenUsed="0"/>
-    <w:lsdException w:name="List Continue 5" w:semiHidden="0" w:uiPriority="0" w:unhideWhenUsed="0"/>
-    <w:lsdException w:name="Message Header" w:semiHidden="0" w:uiPriority="0" w:unhideWhenUsed="0"/>
-    <w:lsdException w:name="Subtitle" w:semiHidden="0" w:uiPriority="0" w:unhideWhenUsed="0" w:qFormat="1"/>
-    <w:lsdException w:name="Salutation" w:semiHidden="0" w:uiPriority="0" w:unhideWhenUsed="0"/>
-    <w:lsdException w:name="Date" w:semiHidden="0" w:uiPriority="0" w:unhideWhenUsed="0"/>
-    <w:lsdException w:name="Body Text First Indent" w:semiHidden="0" w:uiPriority="0" w:unhideWhenUsed="0"/>
-    <w:lsdException w:name="Body Text First Indent 2" w:semiHidden="0" w:uiPriority="0" w:unhideWhenUsed="0"/>
-    <w:lsdException w:name="Body Text 2" w:semiHidden="0" w:uiPriority="0" w:unhideWhenUsed="0"/>
-    <w:lsdException w:name="Body Text 3" w:semiHidden="0" w:uiPriority="0" w:unhideWhenUsed="0"/>
-    <w:lsdException w:name="Body Text Indent 2" w:semiHidden="0" w:uiPriority="0" w:unhideWhenUsed="0"/>
-    <w:lsdException w:name="Body Text Indent 3" w:semiHidden="0" w:uiPriority="0" w:unhideWhenUsed="0"/>
-    <w:lsdException w:name="Block Text" w:semiHidden="0" w:uiPriority="0" w:unhideWhenUsed="0"/>
-    <w:lsdException w:name="Hyperlink" w:semiHidden="0" w:uiPriority="0" w:unhideWhenUsed="0"/>
-    <w:lsdException w:name="FollowedHyperlink" w:semiHidden="0" w:uiPriority="0" w:unhideWhenUsed="0"/>
-    <w:lsdException w:name="Strong" w:semiHidden="0" w:uiPriority="0" w:unhideWhenUsed="0" w:qFormat="1"/>
-    <w:lsdException w:name="Emphasis" w:semiHidden="0" w:uiPriority="0" w:unhideWhenUsed="0" w:qFormat="1"/>
-    <w:lsdException w:name="Document Map" w:semiHidden="0" w:uiPriority="0" w:unhideWhenUsed="0"/>
-    <w:lsdException w:name="Plain Text" w:semiHidden="0" w:uiPriority="0" w:unhideWhenUsed="0"/>
-    <w:lsdException w:name="E-mail Signature" w:semiHidden="0" w:uiPriority="0" w:unhideWhenUsed="0"/>
-    <w:lsdException w:name="Normal (Web)" w:semiHidden="0" w:uiPriority="0" w:unhideWhenUsed="0" w:qFormat="1"/>
-    <w:lsdException w:name="HTML Acronym" w:semiHidden="0" w:uiPriority="0" w:unhideWhenUsed="0"/>
-    <w:lsdException w:name="HTML Address" w:semiHidden="0" w:uiPriority="0" w:unhideWhenUsed="0"/>
-    <w:lsdException w:name="HTML Cite" w:semiHidden="0" w:uiPriority="0" w:unhideWhenUsed="0"/>
-    <w:lsdException w:name="HTML Code" w:semiHidden="0" w:uiPriority="0" w:unhideWhenUsed="0"/>
-    <w:lsdException w:name="HTML Definition" w:semiHidden="0" w:uiPriority="0" w:unhideWhenUsed="0"/>
-    <w:lsdException w:name="HTML Keyboard" w:semiHidden="0" w:uiPriority="0" w:unhideWhenUsed="0"/>
-    <w:lsdException w:name="HTML Preformatted" w:semiHidden="0" w:uiPriority="0" w:unhideWhenUsed="0"/>
-    <w:lsdException w:name="HTML Sample" w:semiHidden="0" w:uiPriority="0" w:unhideWhenUsed="0"/>
-    <w:lsdException w:name="HTML Typewriter" w:semiHidden="0" w:uiPriority="0" w:unhideWhenUsed="0"/>
-    <w:lsdException w:name="HTML Variable" w:semiHidden="0" w:uiPriority="0" w:unhideWhenUsed="0"/>
-    <w:lsdException w:name="Normal Table" w:uiPriority="0" w:unhideWhenUsed="0" w:qFormat="1"/>
-    <w:lsdException w:name="annotation subject" w:semiHidden="0" w:uiPriority="0" w:unhideWhenUsed="0"/>
-    <w:lsdException w:name="Table Simple 1" w:semiHidden="0" w:uiPriority="0" w:unhideWhenUsed="0"/>
-    <w:lsdException w:name="Table Simple 2" w:semiHidden="0" w:uiPriority="0" w:unhideWhenUsed="0"/>
-    <w:lsdException w:name="Table Simple 3" w:semiHidden="0" w:uiPriority="0" w:unhideWhenUsed="0"/>
-    <w:lsdException w:name="Table Classic 1" w:semiHidden="0" w:uiPriority="0" w:unhideWhenUsed="0"/>
-    <w:lsdException w:name="Table Classic 2" w:semiHidden="0" w:uiPriority="0" w:unhideWhenUsed="0"/>
-    <w:lsdException w:name="Table Classic 3" w:semiHidden="0" w:uiPriority="0" w:unhideWhenUsed="0"/>
-    <w:lsdException w:name="Table Classic 4" w:semiHidden="0" w:uiPriority="0" w:unhideWhenUsed="0"/>
-    <w:lsdException w:name="Table Colorful 1" w:semiHidden="0" w:uiPriority="0" w:unhideWhenUsed="0"/>
-    <w:lsdException w:name="Table Colorful 2" w:semiHidden="0" w:uiPriority="0" w:unhideWhenUsed="0"/>
-    <w:lsdException w:name="Table Colorful 3" w:semiHidden="0" w:uiPriority="0" w:unhideWhenUsed="0"/>
-    <w:lsdException w:name="Table Columns 1" w:semiHidden="0" w:uiPriority="0" w:unhideWhenUsed="0"/>
-    <w:lsdException w:name="Table Columns 2" w:semiHidden="0" w:uiPriority="0" w:unhideWhenUsed="0"/>
-    <w:lsdException w:name="Table Columns 3" w:semiHidden="0" w:uiPriority="0" w:unhideWhenUsed="0"/>
-    <w:lsdException w:name="Table Columns 4" w:semiHidden="0" w:uiPriority="0" w:unhideWhenUsed="0"/>
-    <w:lsdException w:name="Table Columns 5" w:semiHidden="0" w:uiPriority="0" w:unhideWhenUsed="0"/>
-    <w:lsdException w:name="Table Grid 1" w:semiHidden="0" w:uiPriority="0" w:unhideWhenUsed="0"/>
-    <w:lsdException w:name="Table Grid 2" w:semiHidden="0" w:uiPriority="0" w:unhideWhenUsed="0"/>
-    <w:lsdException w:name="Table Grid 3" w:semiHidden="0" w:uiPriority="0" w:unhideWhenUsed="0"/>
-    <w:lsdException w:name="Table Grid 4" w:semiHidden="0" w:uiPriority="0" w:unhideWhenUsed="0"/>
-    <w:lsdException w:name="Table Grid 5" w:semiHidden="0" w:uiPriority="0" w:unhideWhenUsed="0"/>
-    <w:lsdException w:name="Table Grid 6" w:semiHidden="0" w:uiPriority="0" w:unhideWhenUsed="0"/>
-    <w:lsdException w:name="Table Grid 7" w:semiHidden="0" w:uiPriority="0" w:unhideWhenUsed="0"/>
-    <w:lsdException w:name="Table Grid 8" w:semiHidden="0" w:uiPriority="0" w:unhideWhenUsed="0"/>
-    <w:lsdException w:name="Table List 1" w:semiHidden="0" w:uiPriority="0" w:unhideWhenUsed="0"/>
-    <w:lsdException w:name="Table List 2" w:semiHidden="0" w:uiPriority="0" w:unhideWhenUsed="0"/>
-    <w:lsdException w:name="Table List 3" w:semiHidden="0" w:uiPriority="0" w:unhideWhenUsed="0"/>
-    <w:lsdException w:name="Table List 4" w:semiHidden="0" w:uiPriority="0" w:unhideWhenUsed="0"/>
-    <w:lsdException w:name="Table List 5" w:semiHidden="0" w:uiPriority="0" w:unhideWhenUsed="0"/>
-    <w:lsdException w:name="Table List 6" w:semiHidden="0" w:uiPriority="0" w:unhideWhenUsed="0"/>
-    <w:lsdException w:name="Table List 7" w:semiHidden="0" w:uiPriority="0" w:unhideWhenUsed="0"/>
-    <w:lsdException w:name="Table List 8" w:semiHidden="0" w:uiPriority="0" w:unhideWhenUsed="0"/>
-    <w:lsdException w:name="Table 3D effects 1" w:semiHidden="0" w:uiPriority="0" w:unhideWhenUsed="0"/>
-    <w:lsdException w:name="Table 3D effects 2" w:semiHidden="0" w:uiPriority="0" w:unhideWhenUsed="0"/>
-    <w:lsdException w:name="Table 3D effects 3" w:semiHidden="0" w:uiPriority="0" w:unhideWhenUsed="0"/>
-    <w:lsdException w:name="Table Contemporary" w:semiHidden="0" w:uiPriority="0" w:unhideWhenUsed="0"/>
-    <w:lsdException w:name="Table Elegant" w:semiHidden="0" w:uiPriority="0" w:unhideWhenUsed="0"/>
-    <w:lsdException w:name="Table Professional" w:semiHidden="0" w:uiPriority="0" w:unhideWhenUsed="0"/>
-    <w:lsdException w:name="Table Subtle 1" w:semiHidden="0" w:uiPriority="0" w:unhideWhenUsed="0"/>
-    <w:lsdException w:name="Table Subtle 2" w:semiHidden="0" w:uiPriority="0" w:unhideWhenUsed="0"/>
-    <w:lsdException w:name="Table Web 1" w:semiHidden="0" w:uiPriority="0" w:unhideWhenUsed="0"/>
-    <w:lsdException w:name="Table Web 2" w:semiHidden="0" w:uiPriority="0" w:unhideWhenUsed="0"/>
-    <w:lsdException w:name="Table Web 3" w:semiHidden="0" w:uiPriority="0" w:unhideWhenUsed="0"/>
-    <w:lsdException w:name="Balloon Text" w:semiHidden="0" w:uiPriority="0" w:unhideWhenUsed="0"/>
-    <w:lsdException w:name="Table Grid" w:semiHidden="0" w:uiPriority="0" w:unhideWhenUsed="0" w:qFormat="1"/>
-    <w:lsdException w:name="Table Theme" w:semiHidden="0" w:uiPriority="0" w:unhideWhenUsed="0"/>
-    <w:lsdException w:name="Light Shading" w:semiHidden="0" w:uiPriority="60" w:unhideWhenUsed="0"/>
-    <w:lsdException w:name="Light List" w:semiHidden="0" w:uiPriority="61" w:unhideWhenUsed="0"/>
-    <w:lsdException w:name="Light Grid" w:semiHidden="0" w:uiPriority="62" w:unhideWhenUsed="0"/>
-    <w:lsdException w:name="Medium Shading 1" w:semiHidden="0" w:uiPriority="63" w:unhideWhenUsed="0"/>
-    <w:lsdException w:name="Medium Shading 2" w:semiHidden="0" w:uiPriority="64" w:unhideWhenUsed="0"/>
-    <w:lsdException w:name="Medium List 1" w:semiHidden="0" w:uiPriority="65" w:unhideWhenUsed="0"/>
-    <w:lsdException w:name="Medium List 2" w:semiHidden="0" w:uiPriority="66" w:unhideWhenUsed="0"/>
-    <w:lsdException w:name="Medium Grid 1" w:semiHidden="0" w:uiPriority="67" w:unhideWhenUsed="0"/>
-    <w:lsdException w:name="Medium Grid 2" w:semiHidden="0" w:uiPriority="68" w:unhideWhenUsed="0"/>
-    <w:lsdException w:name="Medium Grid 3" w:semiHidden="0" w:uiPriority="69" w:unhideWhenUsed="0"/>
-    <w:lsdException w:name="Dark List" w:semiHidden="0" w:uiPriority="70" w:unhideWhenUsed="0"/>
-    <w:lsdException w:name="Colorful Shading" w:semiHidden="0" w:uiPriority="71" w:unhideWhenUsed="0"/>
-    <w:lsdException w:name="Colorful List" w:semiHidden="0" w:uiPriority="72" w:unhideWhenUsed="0"/>
-    <w:lsdException w:name="Colorful Grid" w:semiHidden="0" w:uiPriority="73" w:unhideWhenUsed="0"/>
-    <w:lsdException w:name="Light Shading Accent 1" w:semiHidden="0" w:uiPriority="60" w:unhideWhenUsed="0"/>
-    <w:lsdException w:name="Light List Accent 1" w:semiHidden="0" w:uiPriority="61" w:unhideWhenUsed="0"/>
-    <w:lsdException w:name="Light Grid Accent 1" w:semiHidden="0" w:uiPriority="62" w:unhideWhenUsed="0"/>
-    <w:lsdException w:name="Medium Shading 1 Accent 1" w:semiHidden="0" w:uiPriority="63" w:unhideWhenUsed="0"/>
-    <w:lsdException w:name="Medium Shading 2 Accent 1" w:semiHidden="0" w:uiPriority="64" w:unhideWhenUsed="0"/>
-    <w:lsdException w:name="Medium List 1 Accent 1" w:semiHidden="0" w:uiPriority="65" w:unhideWhenUsed="0"/>
-    <w:lsdException w:name="Medium List 2 Accent 1" w:semiHidden="0" w:uiPriority="66" w:unhideWhenUsed="0"/>
-    <w:lsdException w:name="Medium Grid 1 Accent 1" w:semiHidden="0" w:uiPriority="67" w:unhideWhenUsed="0"/>
-    <w:lsdException w:name="Medium Grid 2 Accent 1" w:semiHidden="0" w:uiPriority="68" w:unhideWhenUsed="0"/>
-    <w:lsdException w:name="Medium Grid 3 Accent 1" w:semiHidden="0" w:uiPriority="69" w:unhideWhenUsed="0"/>
-    <w:lsdException w:name="Dark List Accent 1" w:semiHidden="0" w:uiPriority="70" w:unhideWhenUsed="0"/>
-    <w:lsdException w:name="Colorful Shading Accent 1" w:semiHidden="0" w:uiPriority="71" w:unhideWhenUsed="0"/>
-    <w:lsdException w:name="Colorful List Accent 1" w:semiHidden="0" w:uiPriority="72" w:unhideWhenUsed="0"/>
-    <w:lsdException w:name="Colorful Grid Accent 1" w:semiHidden="0" w:uiPriority="73" w:unhideWhenUsed="0"/>
-    <w:lsdException w:name="Light Shading Accent 2" w:semiHidden="0" w:uiPriority="60" w:unhideWhenUsed="0"/>
-    <w:lsdException w:name="Light List Accent 2" w:semiHidden="0" w:uiPriority="61" w:unhideWhenUsed="0"/>
-    <w:lsdException w:name="Light Grid Accent 2" w:semiHidden="0" w:uiPriority="62" w:unhideWhenUsed="0"/>
-    <w:lsdException w:name="Medium Shading 1 Accent 2" w:semiHidden="0" w:uiPriority="63" w:unhideWhenUsed="0"/>
-    <w:lsdException w:name="Medium Shading 2 Accent 2" w:semiHidden="0" w:uiPriority="64" w:unhideWhenUsed="0"/>
-    <w:lsdException w:name="Medium List 1 Accent 2" w:semiHidden="0" w:uiPriority="65" w:unhideWhenUsed="0"/>
-    <w:lsdException w:name="Medium List 2 Accent 2" w:semiHidden="0" w:uiPriority="66" w:unhideWhenUsed="0"/>
-    <w:lsdException w:name="Medium Grid 1 Accent 2" w:semiHidden="0" w:uiPriority="67" w:unhideWhenUsed="0"/>
-    <w:lsdException w:name="Medium Grid 2 Accent 2" w:semiHidden="0" w:uiPriority="68" w:unhideWhenUsed="0"/>
-    <w:lsdException w:name="Medium Grid 3 Accent 2" w:semiHidden="0" w:uiPriority="69" w:unhideWhenUsed="0"/>
-    <w:lsdException w:name="Dark List Accent 2" w:semiHidden="0" w:uiPriority="70" w:unhideWhenUsed="0"/>
-    <w:lsdException w:name="Colorful Shading Accent 2" w:semiHidden="0" w:uiPriority="71" w:unhideWhenUsed="0"/>
-    <w:lsdException w:name="Colorful List Accent 2" w:semiHidden="0" w:uiPriority="72" w:unhideWhenUsed="0"/>
-    <w:lsdException w:name="Colorful Grid Accent 2" w:semiHidden="0" w:uiPriority="73" w:unhideWhenUsed="0"/>
-    <w:lsdException w:name="Light Shading Accent 3" w:semiHidden="0" w:uiPriority="60" w:unhideWhenUsed="0"/>
-    <w:lsdException w:name="Light List Accent 3" w:semiHidden="0" w:uiPriority="61" w:unhideWhenUsed="0"/>
-    <w:lsdException w:name="Light Grid Accent 3" w:semiHidden="0" w:uiPriority="62" w:unhideWhenUsed="0"/>
-    <w:lsdException w:name="Medium Shading 1 Accent 3" w:semiHidden="0" w:uiPriority="63" w:unhideWhenUsed="0"/>
-    <w:lsdException w:name="Medium Shading 2 Accent 3" w:semiHidden="0" w:uiPriority="64" w:unhideWhenUsed="0"/>
-    <w:lsdException w:name="Medium List 1 Accent 3" w:semiHidden="0" w:uiPriority="65" w:unhideWhenUsed="0"/>
-    <w:lsdException w:name="Medium List 2 Accent 3" w:semiHidden="0" w:uiPriority="66" w:unhideWhenUsed="0"/>
-    <w:lsdException w:name="Medium Grid 1 Accent 3" w:semiHidden="0" w:uiPriority="67" w:unhideWhenUsed="0"/>
-    <w:lsdException w:name="Medium Grid 2 Accent 3" w:semiHidden="0" w:uiPriority="68" w:unhideWhenUsed="0"/>
-    <w:lsdException w:name="Medium Grid 3 Accent 3" w:semiHidden="0" w:uiPriority="69" w:unhideWhenUsed="0"/>
-    <w:lsdException w:name="Dark List Accent 3" w:semiHidden="0" w:uiPriority="70" w:unhideWhenUsed="0"/>
-    <w:lsdException w:name="Colorful Shading Accent 3" w:semiHidden="0" w:uiPriority="71" w:unhideWhenUsed="0"/>
-    <w:lsdException w:name="Colorful List Accent 3" w:semiHidden="0" w:uiPriority="72" w:unhideWhenUsed="0"/>
-    <w:lsdException w:name="Colorful Grid Accent 3" w:semiHidden="0" w:uiPriority="73" w:unhideWhenUsed="0"/>
-    <w:lsdException w:name="Light Shading Accent 4" w:semiHidden="0" w:uiPriority="60" w:unhideWhenUsed="0"/>
-    <w:lsdException w:name="Light List Accent 4" w:semiHidden="0" w:uiPriority="61" w:unhideWhenUsed="0"/>
-    <w:lsdException w:name="Light Grid Accent 4" w:semiHidden="0" w:uiPriority="62" w:unhideWhenUsed="0"/>
-    <w:lsdException w:name="Medium Shading 1 Accent 4" w:semiHidden="0" w:uiPriority="63" w:unhideWhenUsed="0"/>
-    <w:lsdException w:name="Medium Shading 2 Accent 4" w:semiHidden="0" w:uiPriority="64" w:unhideWhenUsed="0"/>
-    <w:lsdException w:name="Medium List 1 Accent 4" w:semiHidden="0" w:uiPriority="65" w:unhideWhenUsed="0"/>
-    <w:lsdException w:name="Medium List 2 Accent 4" w:semiHidden="0" w:uiPriority="66" w:unhideWhenUsed="0"/>
-    <w:lsdException w:name="Medium Grid 1 Accent 4" w:semiHidden="0" w:uiPriority="67" w:unhideWhenUsed="0"/>
-    <w:lsdException w:name="Medium Grid 2 Accent 4" w:semiHidden="0" w:uiPriority="68" w:unhideWhenUsed="0"/>
-    <w:lsdException w:name="Medium Grid 3 Accent 4" w:semiHidden="0" w:uiPriority="69" w:unhideWhenUsed="0"/>
-    <w:lsdException w:name="Dark List Accent 4" w:semiHidden="0" w:uiPriority="70" w:unhideWhenUsed="0"/>
-    <w:lsdException w:name="Colorful Shading Accent 4" w:semiHidden="0" w:uiPriority="71" w:unhideWhenUsed="0"/>
-    <w:lsdException w:name="Colorful List Accent 4" w:semiHidden="0" w:uiPriority="72" w:unhideWhenUsed="0"/>
-    <w:lsdException w:name="Colorful Grid Accent 4" w:semiHidden="0" w:uiPriority="73" w:unhideWhenUsed="0"/>
-    <w:lsdException w:name="Light Shading Accent 5" w:semiHidden="0" w:uiPriority="60" w:unhideWhenUsed="0"/>
-    <w:lsdException w:name="Light List Accent 5" w:semiHidden="0" w:uiPriority="61" w:unhideWhenUsed="0"/>
-    <w:lsdException w:name="Light Grid Accent 5" w:semiHidden="0" w:uiPriority="62" w:unhideWhenUsed="0"/>
-    <w:lsdException w:name="Medium Shading 1 Accent 5" w:semiHidden="0" w:uiPriority="63" w:unhideWhenUsed="0"/>
-    <w:lsdException w:name="Medium Shading 2 Accent 5" w:semiHidden="0" w:uiPriority="64" w:unhideWhenUsed="0"/>
-    <w:lsdException w:name="Medium List 1 Accent 5" w:semiHidden="0" w:uiPriority="65" w:unhideWhenUsed="0"/>
-    <w:lsdException w:name="Medium List 2 Accent 5" w:semiHidden="0" w:uiPriority="66" w:unhideWhenUsed="0"/>
-    <w:lsdException w:name="Medium Grid 1 Accent 5" w:semiHidden="0" w:uiPriority="67" w:unhideWhenUsed="0"/>
-    <w:lsdException w:name="Medium Grid 2 Accent 5" w:semiHidden="0" w:uiPriority="68" w:unhideWhenUsed="0"/>
-    <w:lsdException w:name="Medium Grid 3 Accent 5" w:semiHidden="0" w:uiPriority="69" w:unhideWhenUsed="0"/>
-    <w:lsdException w:name="Dark List Accent 5" w:semiHidden="0" w:uiPriority="70" w:unhideWhenUsed="0"/>
-    <w:lsdException w:name="Colorful Shading Accent 5" w:semiHidden="0" w:uiPriority="71" w:unhideWhenUsed="0"/>
-    <w:lsdException w:name="Colorful List Accent 5" w:semiHidden="0" w:uiPriority="72" w:unhideWhenUsed="0"/>
-    <w:lsdException w:name="Colorful Grid Accent 5" w:semiHidden="0" w:uiPriority="73" w:unhideWhenUsed="0"/>
-    <w:lsdException w:name="Light Shading Accent 6" w:semiHidden="0" w:uiPriority="60" w:unhideWhenUsed="0"/>
-    <w:lsdException w:name="Light List Accent 6" w:semiHidden="0" w:uiPriority="61" w:unhideWhenUsed="0"/>
-    <w:lsdException w:name="Light Grid Accent 6" w:semiHidden="0" w:uiPriority="62" w:unhideWhenUsed="0"/>
-    <w:lsdException w:name="Medium Shading 1 Accent 6" w:semiHidden="0" w:uiPriority="63" w:unhideWhenUsed="0"/>
-    <w:lsdException w:name="Medium Shading 2 Accent 6" w:semiHidden="0" w:uiPriority="64" w:unhideWhenUsed="0"/>
-    <w:lsdException w:name="Medium List 1 Accent 6" w:semiHidden="0" w:uiPriority="65" w:unhideWhenUsed="0"/>
-    <w:lsdException w:name="Medium List 2 Accent 6" w:semiHidden="0" w:uiPriority="66" w:unhideWhenUsed="0"/>
-    <w:lsdException w:name="Medium Grid 1 Accent 6" w:semiHidden="0" w:uiPriority="67" w:unhideWhenUsed="0"/>
-    <w:lsdException w:name="Medium Grid 2 Accent 6" w:semiHidden="0" w:uiPriority="68" w:unhideWhenUsed="0"/>
-    <w:lsdException w:name="Medium Grid 3 Accent 6" w:semiHidden="0" w:uiPriority="69" w:unhideWhenUsed="0"/>
-    <w:lsdException w:name="Dark List Accent 6" w:semiHidden="0" w:uiPriority="70" w:unhideWhenUsed="0"/>
-    <w:lsdException w:name="Colorful Shading Accent 6" w:semiHidden="0" w:uiPriority="71" w:unhideWhenUsed="0"/>
-    <w:lsdException w:name="Colorful List Accent 6" w:semiHidden="0" w:uiPriority="72" w:unhideWhenUsed="0"/>
-    <w:lsdException w:name="Colorful Grid Accent 6" w:semiHidden="0" w:uiPriority="73" w:unhideWhenUsed="0"/>
+  <w:latentStyles w:count="260" w:defQFormat="0" w:defUnhideWhenUsed="1" w:defSemiHidden="1" w:defUIPriority="99" w:defLockedState="0">
+    <w:lsdException w:qFormat="1" w:unhideWhenUsed="0" w:uiPriority="0" w:semiHidden="0" w:name="Normal"/>
+    <w:lsdException w:qFormat="1" w:unhideWhenUsed="0" w:uiPriority="0" w:semiHidden="0" w:name="heading 1"/>
+    <w:lsdException w:qFormat="1" w:uiPriority="0" w:semiHidden="0" w:name="heading 2"/>
+    <w:lsdException w:qFormat="1" w:uiPriority="0" w:name="heading 3"/>
+    <w:lsdException w:qFormat="1" w:uiPriority="0" w:semiHidden="0" w:name="heading 4"/>
+    <w:lsdException w:qFormat="1" w:uiPriority="0" w:name="heading 5"/>
+    <w:lsdException w:qFormat="1" w:uiPriority="0" w:name="heading 6"/>
+    <w:lsdException w:qFormat="1" w:uiPriority="0" w:name="heading 7"/>
+    <w:lsdException w:qFormat="1" w:uiPriority="0" w:name="heading 8"/>
+    <w:lsdException w:qFormat="1" w:uiPriority="0" w:name="heading 9"/>
+    <w:lsdException w:unhideWhenUsed="0" w:uiPriority="0" w:semiHidden="0" w:name="index 1"/>
+    <w:lsdException w:unhideWhenUsed="0" w:uiPriority="0" w:semiHidden="0" w:name="index 2"/>
+    <w:lsdException w:unhideWhenUsed="0" w:uiPriority="0" w:semiHidden="0" w:name="index 3"/>
+    <w:lsdException w:unhideWhenUsed="0" w:uiPriority="0" w:semiHidden="0" w:name="index 4"/>
+    <w:lsdException w:unhideWhenUsed="0" w:uiPriority="0" w:semiHidden="0" w:name="index 5"/>
+    <w:lsdException w:unhideWhenUsed="0" w:uiPriority="0" w:semiHidden="0" w:name="index 6"/>
+    <w:lsdException w:unhideWhenUsed="0" w:uiPriority="0" w:semiHidden="0" w:name="index 7"/>
+    <w:lsdException w:unhideWhenUsed="0" w:uiPriority="0" w:semiHidden="0" w:name="index 8"/>
+    <w:lsdException w:unhideWhenUsed="0" w:uiPriority="0" w:semiHidden="0" w:name="index 9"/>
+    <w:lsdException w:qFormat="1" w:unhideWhenUsed="0" w:uiPriority="0" w:semiHidden="0" w:name="toc 1"/>
+    <w:lsdException w:qFormat="1" w:unhideWhenUsed="0" w:uiPriority="0" w:semiHidden="0" w:name="toc 2"/>
+    <w:lsdException w:qFormat="1" w:unhideWhenUsed="0" w:uiPriority="0" w:semiHidden="0" w:name="toc 3"/>
+    <w:lsdException w:unhideWhenUsed="0" w:uiPriority="0" w:semiHidden="0" w:name="toc 4"/>
+    <w:lsdException w:unhideWhenUsed="0" w:uiPriority="0" w:semiHidden="0" w:name="toc 5"/>
+    <w:lsdException w:unhideWhenUsed="0" w:uiPriority="0" w:semiHidden="0" w:name="toc 6"/>
+    <w:lsdException w:unhideWhenUsed="0" w:uiPriority="0" w:semiHidden="0" w:name="toc 7"/>
+    <w:lsdException w:unhideWhenUsed="0" w:uiPriority="0" w:semiHidden="0" w:name="toc 8"/>
+    <w:lsdException w:unhideWhenUsed="0" w:uiPriority="0" w:semiHidden="0" w:name="toc 9"/>
+    <w:lsdException w:unhideWhenUsed="0" w:uiPriority="0" w:semiHidden="0" w:name="Normal Indent"/>
+    <w:lsdException w:unhideWhenUsed="0" w:uiPriority="0" w:semiHidden="0" w:name="footnote text"/>
+    <w:lsdException w:qFormat="1" w:unhideWhenUsed="0" w:uiPriority="0" w:semiHidden="0" w:name="annotation text"/>
+    <w:lsdException w:qFormat="1" w:unhideWhenUsed="0" w:uiPriority="0" w:semiHidden="0" w:name="header"/>
+    <w:lsdException w:qFormat="1" w:unhideWhenUsed="0" w:uiPriority="0" w:semiHidden="0" w:name="footer"/>
+    <w:lsdException w:unhideWhenUsed="0" w:uiPriority="0" w:semiHidden="0" w:name="index heading"/>
+    <w:lsdException w:qFormat="1" w:uiPriority="0" w:name="caption"/>
+    <w:lsdException w:unhideWhenUsed="0" w:uiPriority="0" w:semiHidden="0" w:name="table of figures"/>
+    <w:lsdException w:unhideWhenUsed="0" w:uiPriority="0" w:semiHidden="0" w:name="envelope address"/>
+    <w:lsdException w:unhideWhenUsed="0" w:uiPriority="0" w:semiHidden="0" w:name="envelope return"/>
+    <w:lsdException w:unhideWhenUsed="0" w:uiPriority="0" w:semiHidden="0" w:name="footnote reference"/>
+    <w:lsdException w:unhideWhenUsed="0" w:uiPriority="0" w:semiHidden="0" w:name="annotation reference"/>
+    <w:lsdException w:unhideWhenUsed="0" w:uiPriority="0" w:semiHidden="0" w:name="line number"/>
+    <w:lsdException w:unhideWhenUsed="0" w:uiPriority="0" w:semiHidden="0" w:name="page number"/>
+    <w:lsdException w:unhideWhenUsed="0" w:uiPriority="0" w:semiHidden="0" w:name="endnote reference"/>
+    <w:lsdException w:unhideWhenUsed="0" w:uiPriority="0" w:semiHidden="0" w:name="endnote text"/>
+    <w:lsdException w:unhideWhenUsed="0" w:uiPriority="0" w:semiHidden="0" w:name="table of authorities"/>
+    <w:lsdException w:unhideWhenUsed="0" w:uiPriority="0" w:semiHidden="0" w:name="macro"/>
+    <w:lsdException w:unhideWhenUsed="0" w:uiPriority="0" w:semiHidden="0" w:name="toa heading"/>
+    <w:lsdException w:unhideWhenUsed="0" w:uiPriority="0" w:semiHidden="0" w:name="List"/>
+    <w:lsdException w:unhideWhenUsed="0" w:uiPriority="0" w:semiHidden="0" w:name="List Bullet"/>
+    <w:lsdException w:unhideWhenUsed="0" w:uiPriority="0" w:semiHidden="0" w:name="List Number"/>
+    <w:lsdException w:unhideWhenUsed="0" w:uiPriority="0" w:semiHidden="0" w:name="List 2"/>
+    <w:lsdException w:unhideWhenUsed="0" w:uiPriority="0" w:semiHidden="0" w:name="List 3"/>
+    <w:lsdException w:unhideWhenUsed="0" w:uiPriority="0" w:semiHidden="0" w:name="List 4"/>
+    <w:lsdException w:unhideWhenUsed="0" w:uiPriority="0" w:semiHidden="0" w:name="List 5"/>
+    <w:lsdException w:unhideWhenUsed="0" w:uiPriority="0" w:semiHidden="0" w:name="List Bullet 2"/>
+    <w:lsdException w:unhideWhenUsed="0" w:uiPriority="0" w:semiHidden="0" w:name="List Bullet 3"/>
+    <w:lsdException w:unhideWhenUsed="0" w:uiPriority="0" w:semiHidden="0" w:name="List Bullet 4"/>
+    <w:lsdException w:unhideWhenUsed="0" w:uiPriority="0" w:semiHidden="0" w:name="List Bullet 5"/>
+    <w:lsdException w:unhideWhenUsed="0" w:uiPriority="0" w:semiHidden="0" w:name="List Number 2"/>
+    <w:lsdException w:unhideWhenUsed="0" w:uiPriority="0" w:semiHidden="0" w:name="List Number 3"/>
+    <w:lsdException w:unhideWhenUsed="0" w:uiPriority="0" w:semiHidden="0" w:name="List Number 4"/>
+    <w:lsdException w:unhideWhenUsed="0" w:uiPriority="0" w:semiHidden="0" w:name="List Number 5"/>
+    <w:lsdException w:qFormat="1" w:unhideWhenUsed="0" w:uiPriority="0" w:semiHidden="0" w:name="Title"/>
+    <w:lsdException w:unhideWhenUsed="0" w:uiPriority="0" w:semiHidden="0" w:name="Closing"/>
+    <w:lsdException w:unhideWhenUsed="0" w:uiPriority="0" w:semiHidden="0" w:name="Signature"/>
+    <w:lsdException w:qFormat="1" w:unhideWhenUsed="0" w:uiPriority="0" w:name="Default Paragraph Font"/>
+    <w:lsdException w:qFormat="1" w:unhideWhenUsed="0" w:uiPriority="0" w:name="Body Text"/>
+    <w:lsdException w:unhideWhenUsed="0" w:uiPriority="0" w:semiHidden="0" w:name="Body Text Indent"/>
+    <w:lsdException w:unhideWhenUsed="0" w:uiPriority="0" w:semiHidden="0" w:name="List Continue"/>
+    <w:lsdException w:unhideWhenUsed="0" w:uiPriority="0" w:semiHidden="0" w:name="List Continue 2"/>
+    <w:lsdException w:unhideWhenUsed="0" w:uiPriority="0" w:semiHidden="0" w:name="List Continue 3"/>
+    <w:lsdException w:unhideWhenUsed="0" w:uiPriority="0" w:semiHidden="0" w:name="List Continue 4"/>
+    <w:lsdException w:unhideWhenUsed="0" w:uiPriority="0" w:semiHidden="0" w:name="List Continue 5"/>
+    <w:lsdException w:unhideWhenUsed="0" w:uiPriority="0" w:semiHidden="0" w:name="Message Header"/>
+    <w:lsdException w:qFormat="1" w:unhideWhenUsed="0" w:uiPriority="0" w:semiHidden="0" w:name="Subtitle"/>
+    <w:lsdException w:unhideWhenUsed="0" w:uiPriority="0" w:semiHidden="0" w:name="Salutation"/>
+    <w:lsdException w:unhideWhenUsed="0" w:uiPriority="0" w:semiHidden="0" w:name="Date"/>
+    <w:lsdException w:unhideWhenUsed="0" w:uiPriority="0" w:semiHidden="0" w:name="Body Text First Indent"/>
+    <w:lsdException w:unhideWhenUsed="0" w:uiPriority="0" w:semiHidden="0" w:name="Body Text First Indent 2"/>
+    <w:lsdException w:uiPriority="99" w:name="Note Heading"/>
+    <w:lsdException w:unhideWhenUsed="0" w:uiPriority="0" w:semiHidden="0" w:name="Body Text 2"/>
+    <w:lsdException w:unhideWhenUsed="0" w:uiPriority="0" w:semiHidden="0" w:name="Body Text 3"/>
+    <w:lsdException w:unhideWhenUsed="0" w:uiPriority="0" w:semiHidden="0" w:name="Body Text Indent 2"/>
+    <w:lsdException w:unhideWhenUsed="0" w:uiPriority="0" w:semiHidden="0" w:name="Body Text Indent 3"/>
+    <w:lsdException w:unhideWhenUsed="0" w:uiPriority="0" w:semiHidden="0" w:name="Block Text"/>
+    <w:lsdException w:unhideWhenUsed="0" w:uiPriority="0" w:semiHidden="0" w:name="Hyperlink"/>
+    <w:lsdException w:unhideWhenUsed="0" w:uiPriority="0" w:semiHidden="0" w:name="FollowedHyperlink"/>
+    <w:lsdException w:qFormat="1" w:unhideWhenUsed="0" w:uiPriority="0" w:semiHidden="0" w:name="Strong"/>
+    <w:lsdException w:qFormat="1" w:unhideWhenUsed="0" w:uiPriority="0" w:semiHidden="0" w:name="Emphasis"/>
+    <w:lsdException w:unhideWhenUsed="0" w:uiPriority="0" w:semiHidden="0" w:name="Document Map"/>
+    <w:lsdException w:unhideWhenUsed="0" w:uiPriority="0" w:semiHidden="0" w:name="Plain Text"/>
+    <w:lsdException w:unhideWhenUsed="0" w:uiPriority="0" w:semiHidden="0" w:name="E-mail Signature"/>
+    <w:lsdException w:qFormat="1" w:unhideWhenUsed="0" w:uiPriority="0" w:semiHidden="0" w:name="Normal (Web)"/>
+    <w:lsdException w:unhideWhenUsed="0" w:uiPriority="0" w:semiHidden="0" w:name="HTML Acronym"/>
+    <w:lsdException w:unhideWhenUsed="0" w:uiPriority="0" w:semiHidden="0" w:name="HTML Address"/>
+    <w:lsdException w:unhideWhenUsed="0" w:uiPriority="0" w:semiHidden="0" w:name="HTML Cite"/>
+    <w:lsdException w:unhideWhenUsed="0" w:uiPriority="0" w:semiHidden="0" w:name="HTML Code"/>
+    <w:lsdException w:unhideWhenUsed="0" w:uiPriority="0" w:semiHidden="0" w:name="HTML Definition"/>
+    <w:lsdException w:unhideWhenUsed="0" w:uiPriority="0" w:semiHidden="0" w:name="HTML Keyboard"/>
+    <w:lsdException w:unhideWhenUsed="0" w:uiPriority="0" w:semiHidden="0" w:name="HTML Preformatted"/>
+    <w:lsdException w:unhideWhenUsed="0" w:uiPriority="0" w:semiHidden="0" w:name="HTML Sample"/>
+    <w:lsdException w:unhideWhenUsed="0" w:uiPriority="0" w:semiHidden="0" w:name="HTML Typewriter"/>
+    <w:lsdException w:unhideWhenUsed="0" w:uiPriority="0" w:semiHidden="0" w:name="HTML Variable"/>
+    <w:lsdException w:qFormat="1" w:unhideWhenUsed="0" w:uiPriority="0" w:name="Normal Table"/>
+    <w:lsdException w:unhideWhenUsed="0" w:uiPriority="0" w:semiHidden="0" w:name="annotation subject"/>
+    <w:lsdException w:unhideWhenUsed="0" w:uiPriority="0" w:semiHidden="0" w:name="Table Simple 1"/>
+    <w:lsdException w:unhideWhenUsed="0" w:uiPriority="0" w:semiHidden="0" w:name="Table Simple 2"/>
+    <w:lsdException w:unhideWhenUsed="0" w:uiPriority="0" w:semiHidden="0" w:name="Table Simple 3"/>
+    <w:lsdException w:unhideWhenUsed="0" w:uiPriority="0" w:semiHidden="0" w:name="Table Classic 1"/>
+    <w:lsdException w:unhideWhenUsed="0" w:uiPriority="0" w:semiHidden="0" w:name="Table Classic 2"/>
+    <w:lsdException w:unhideWhenUsed="0" w:uiPriority="0" w:semiHidden="0" w:name="Table Classic 3"/>
+    <w:lsdException w:unhideWhenUsed="0" w:uiPriority="0" w:semiHidden="0" w:name="Table Classic 4"/>
+    <w:lsdException w:unhideWhenUsed="0" w:uiPriority="0" w:semiHidden="0" w:name="Table Colorful 1"/>
+    <w:lsdException w:unhideWhenUsed="0" w:uiPriority="0" w:semiHidden="0" w:name="Table Colorful 2"/>
+    <w:lsdException w:unhideWhenUsed="0" w:uiPriority="0" w:semiHidden="0" w:name="Table Colorful 3"/>
+    <w:lsdException w:unhideWhenUsed="0" w:uiPriority="0" w:semiHidden="0" w:name="Table Columns 1"/>
+    <w:lsdException w:unhideWhenUsed="0" w:uiPriority="0" w:semiHidden="0" w:name="Table Columns 2"/>
+    <w:lsdException w:unhideWhenUsed="0" w:uiPriority="0" w:semiHidden="0" w:name="Table Columns 3"/>
+    <w:lsdException w:unhideWhenUsed="0" w:uiPriority="0" w:semiHidden="0" w:name="Table Columns 4"/>
+    <w:lsdException w:unhideWhenUsed="0" w:uiPriority="0" w:semiHidden="0" w:name="Table Columns 5"/>
+    <w:lsdException w:unhideWhenUsed="0" w:uiPriority="0" w:semiHidden="0" w:name="Table Grid 1"/>
+    <w:lsdException w:unhideWhenUsed="0" w:uiPriority="0" w:semiHidden="0" w:name="Table Grid 2"/>
+    <w:lsdException w:unhideWhenUsed="0" w:uiPriority="0" w:semiHidden="0" w:name="Table Grid 3"/>
+    <w:lsdException w:unhideWhenUsed="0" w:uiPriority="0" w:semiHidden="0" w:name="Table Grid 4"/>
+    <w:lsdException w:unhideWhenUsed="0" w:uiPriority="0" w:semiHidden="0" w:name="Table Grid 5"/>
+    <w:lsdException w:unhideWhenUsed="0" w:uiPriority="0" w:semiHidden="0" w:name="Table Grid 6"/>
+    <w:lsdException w:unhideWhenUsed="0" w:uiPriority="0" w:semiHidden="0" w:name="Table Grid 7"/>
+    <w:lsdException w:unhideWhenUsed="0" w:uiPriority="0" w:semiHidden="0" w:name="Table Grid 8"/>
+    <w:lsdException w:unhideWhenUsed="0" w:uiPriority="0" w:semiHidden="0" w:name="Table List 1"/>
+    <w:lsdException w:unhideWhenUsed="0" w:uiPriority="0" w:semiHidden="0" w:name="Table List 2"/>
+    <w:lsdException w:unhideWhenUsed="0" w:uiPriority="0" w:semiHidden="0" w:name="Table List 3"/>
+    <w:lsdException w:unhideWhenUsed="0" w:uiPriority="0" w:semiHidden="0" w:name="Table List 4"/>
+    <w:lsdException w:unhideWhenUsed="0" w:uiPriority="0" w:semiHidden="0" w:name="Table List 5"/>
+    <w:lsdException w:unhideWhenUsed="0" w:uiPriority="0" w:semiHidden="0" w:name="Table List 6"/>
+    <w:lsdException w:unhideWhenUsed="0" w:uiPriority="0" w:semiHidden="0" w:name="Table List 7"/>
+    <w:lsdException w:unhideWhenUsed="0" w:uiPriority="0" w:semiHidden="0" w:name="Table List 8"/>
+    <w:lsdException w:unhideWhenUsed="0" w:uiPriority="0" w:semiHidden="0" w:name="Table 3D effects 1"/>
+    <w:lsdException w:unhideWhenUsed="0" w:uiPriority="0" w:semiHidden="0" w:name="Table 3D effects 2"/>
+    <w:lsdException w:unhideWhenUsed="0" w:uiPriority="0" w:semiHidden="0" w:name="Table 3D effects 3"/>
+    <w:lsdException w:unhideWhenUsed="0" w:uiPriority="0" w:semiHidden="0" w:name="Table Contemporary"/>
+    <w:lsdException w:unhideWhenUsed="0" w:uiPriority="0" w:semiHidden="0" w:name="Table Elegant"/>
+    <w:lsdException w:unhideWhenUsed="0" w:uiPriority="0" w:semiHidden="0" w:name="Table Professional"/>
+    <w:lsdException w:unhideWhenUsed="0" w:uiPriority="0" w:semiHidden="0" w:name="Table Subtle 1"/>
+    <w:lsdException w:unhideWhenUsed="0" w:uiPriority="0" w:semiHidden="0" w:name="Table Subtle 2"/>
+    <w:lsdException w:unhideWhenUsed="0" w:uiPriority="0" w:semiHidden="0" w:name="Table Web 1"/>
+    <w:lsdException w:unhideWhenUsed="0" w:uiPriority="0" w:semiHidden="0" w:name="Table Web 2"/>
+    <w:lsdException w:unhideWhenUsed="0" w:uiPriority="0" w:semiHidden="0" w:name="Table Web 3"/>
+    <w:lsdException w:unhideWhenUsed="0" w:uiPriority="0" w:semiHidden="0" w:name="Balloon Text"/>
+    <w:lsdException w:qFormat="1" w:unhideWhenUsed="0" w:uiPriority="0" w:semiHidden="0" w:name="Table Grid"/>
+    <w:lsdException w:unhideWhenUsed="0" w:uiPriority="0" w:semiHidden="0" w:name="Table Theme"/>
+    <w:lsdException w:unhideWhenUsed="0" w:uiPriority="60" w:semiHidden="0" w:name="Light Shading"/>
+    <w:lsdException w:unhideWhenUsed="0" w:uiPriority="61" w:semiHidden="0" w:name="Light List"/>
+    <w:lsdException w:unhideWhenUsed="0" w:uiPriority="62" w:semiHidden="0" w:name="Light Grid"/>
+    <w:lsdException w:unhideWhenUsed="0" w:uiPriority="63" w:semiHidden="0" w:name="Medium Shading 1"/>
+    <w:lsdException w:unhideWhenUsed="0" w:uiPriority="64" w:semiHidden="0" w:name="Medium Shading 2"/>
+    <w:lsdException w:unhideWhenUsed="0" w:uiPriority="65" w:semiHidden="0" w:name="Medium List 1"/>
+    <w:lsdException w:unhideWhenUsed="0" w:uiPriority="66" w:semiHidden="0" w:name="Medium List 2"/>
+    <w:lsdException w:unhideWhenUsed="0" w:uiPriority="67" w:semiHidden="0" w:name="Medium Grid 1"/>
+    <w:lsdException w:unhideWhenUsed="0" w:uiPriority="68" w:semiHidden="0" w:name="Medium Grid 2"/>
+    <w:lsdException w:unhideWhenUsed="0" w:uiPriority="69" w:semiHidden="0" w:name="Medium Grid 3"/>
+    <w:lsdException w:unhideWhenUsed="0" w:uiPriority="70" w:semiHidden="0" w:name="Dark List"/>
+    <w:lsdException w:unhideWhenUsed="0" w:uiPriority="71" w:semiHidden="0" w:name="Colorful Shading"/>
+    <w:lsdException w:unhideWhenUsed="0" w:uiPriority="72" w:semiHidden="0" w:name="Colorful List"/>
+    <w:lsdException w:unhideWhenUsed="0" w:uiPriority="73" w:semiHidden="0" w:name="Colorful Grid"/>
+    <w:lsdException w:unhideWhenUsed="0" w:uiPriority="60" w:semiHidden="0" w:name="Light Shading Accent 1"/>
+    <w:lsdException w:unhideWhenUsed="0" w:uiPriority="61" w:semiHidden="0" w:name="Light List Accent 1"/>
+    <w:lsdException w:unhideWhenUsed="0" w:uiPriority="62" w:semiHidden="0" w:name="Light Grid Accent 1"/>
+    <w:lsdException w:unhideWhenUsed="0" w:uiPriority="63" w:semiHidden="0" w:name="Medium Shading 1 Accent 1"/>
+    <w:lsdException w:unhideWhenUsed="0" w:uiPriority="64" w:semiHidden="0" w:name="Medium Shading 2 Accent 1"/>
+    <w:lsdException w:unhideWhenUsed="0" w:uiPriority="65" w:semiHidden="0" w:name="Medium List 1 Accent 1"/>
+    <w:lsdException w:unhideWhenUsed="0" w:uiPriority="66" w:semiHidden="0" w:name="Medium List 2 Accent 1"/>
+    <w:lsdException w:unhideWhenUsed="0" w:uiPriority="67" w:semiHidden="0" w:name="Medium Grid 1 Accent 1"/>
+    <w:lsdException w:unhideWhenUsed="0" w:uiPriority="68" w:semiHidden="0" w:name="Medium Grid 2 Accent 1"/>
+    <w:lsdException w:unhideWhenUsed="0" w:uiPriority="69" w:semiHidden="0" w:name="Medium Grid 3 Accent 1"/>
+    <w:lsdException w:unhideWhenUsed="0" w:uiPriority="70" w:semiHidden="0" w:name="Dark List Accent 1"/>
+    <w:lsdException w:unhideWhenUsed="0" w:uiPriority="71" w:semiHidden="0" w:name="Colorful Shading Accent 1"/>
+    <w:lsdException w:unhideWhenUsed="0" w:uiPriority="72" w:semiHidden="0" w:name="Colorful List Accent 1"/>
+    <w:lsdException w:unhideWhenUsed="0" w:uiPriority="73" w:semiHidden="0" w:name="Colorful Grid Accent 1"/>
+    <w:lsdException w:unhideWhenUsed="0" w:uiPriority="60" w:semiHidden="0" w:name="Light Shading Accent 2"/>
+    <w:lsdException w:unhideWhenUsed="0" w:uiPriority="61" w:semiHidden="0" w:name="Light List Accent 2"/>
+    <w:lsdException w:unhideWhenUsed="0" w:uiPriority="62" w:semiHidden="0" w:name="Light Grid Accent 2"/>
+    <w:lsdException w:unhideWhenUsed="0" w:uiPriority="63" w:semiHidden="0" w:name="Medium Shading 1 Accent 2"/>
+    <w:lsdException w:unhideWhenUsed="0" w:uiPriority="64" w:semiHidden="0" w:name="Medium Shading 2 Accent 2"/>
+    <w:lsdException w:unhideWhenUsed="0" w:uiPriority="65" w:semiHidden="0" w:name="Medium List 1 Accent 2"/>
+    <w:lsdException w:unhideWhenUsed="0" w:uiPriority="66" w:semiHidden="0" w:name="Medium List 2 Accent 2"/>
+    <w:lsdException w:unhideWhenUsed="0" w:uiPriority="67" w:semiHidden="0" w:name="Medium Grid 1 Accent 2"/>
+    <w:lsdException w:unhideWhenUsed="0" w:uiPriority="68" w:semiHidden="0" w:name="Medium Grid 2 Accent 2"/>
+    <w:lsdException w:unhideWhenUsed="0" w:uiPriority="69" w:semiHidden="0" w:name="Medium Grid 3 Accent 2"/>
+    <w:lsdException w:unhideWhenUsed="0" w:uiPriority="70" w:semiHidden="0" w:name="Dark List Accent 2"/>
+    <w:lsdException w:unhideWhenUsed="0" w:uiPriority="71" w:semiHidden="0" w:name="Colorful Shading Accent 2"/>
+    <w:lsdException w:unhideWhenUsed="0" w:uiPriority="72" w:semiHidden="0" w:name="Colorful List Accent 2"/>
+    <w:lsdException w:unhideWhenUsed="0" w:uiPriority="73" w:semiHidden="0" w:name="Colorful Grid Accent 2"/>
+    <w:lsdException w:unhideWhenUsed="0" w:uiPriority="60" w:semiHidden="0" w:name="Light Shading Accent 3"/>
+    <w:lsdException w:unhideWhenUsed="0" w:uiPriority="61" w:semiHidden="0" w:name="Light List Accent 3"/>
+    <w:lsdException w:unhideWhenUsed="0" w:uiPriority="62" w:semiHidden="0" w:name="Light Grid Accent 3"/>
+    <w:lsdException w:unhideWhenUsed="0" w:uiPriority="63" w:semiHidden="0" w:name="Medium Shading 1 Accent 3"/>
+    <w:lsdException w:unhideWhenUsed="0" w:uiPriority="64" w:semiHidden="0" w:name="Medium Shading 2 Accent 3"/>
+    <w:lsdException w:unhideWhenUsed="0" w:uiPriority="65" w:semiHidden="0" w:name="Medium List 1 Accent 3"/>
+    <w:lsdException w:unhideWhenUsed="0" w:uiPriority="66" w:semiHidden="0" w:name="Medium List 2 Accent 3"/>
+    <w:lsdException w:unhideWhenUsed="0" w:uiPriority="67" w:semiHidden="0" w:name="Medium Grid 1 Accent 3"/>
+    <w:lsdException w:unhideWhenUsed="0" w:uiPriority="68" w:semiHidden="0" w:name="Medium Grid 2 Accent 3"/>
+    <w:lsdException w:unhideWhenUsed="0" w:uiPriority="69" w:semiHidden="0" w:name="Medium Grid 3 Accent 3"/>
+    <w:lsdException w:unhideWhenUsed="0" w:uiPriority="70" w:semiHidden="0" w:name="Dark List Accent 3"/>
+    <w:lsdException w:unhideWhenUsed="0" w:uiPriority="71" w:semiHidden="0" w:name="Colorful Shading Accent 3"/>
+    <w:lsdException w:unhideWhenUsed="0" w:uiPriority="72" w:semiHidden="0" w:name="Colorful List Accent 3"/>
+    <w:lsdException w:unhideWhenUsed="0" w:uiPriority="73" w:semiHidden="0" w:name="Colorful Grid Accent 3"/>
+    <w:lsdException w:unhideWhenUsed="0" w:uiPriority="60" w:semiHidden="0" w:name="Light Shading Accent 4"/>
+    <w:lsdException w:unhideWhenUsed="0" w:uiPriority="61" w:semiHidden="0" w:name="Light List Accent 4"/>
+    <w:lsdException w:unhideWhenUsed="0" w:uiPriority="62" w:semiHidden="0" w:name="Light Grid Accent 4"/>
+    <w:lsdException w:unhideWhenUsed="0" w:uiPriority="63" w:semiHidden="0" w:name="Medium Shading 1 Accent 4"/>
+    <w:lsdException w:unhideWhenUsed="0" w:uiPriority="64" w:semiHidden="0" w:name="Medium Shading 2 Accent 4"/>
+    <w:lsdException w:unhideWhenUsed="0" w:uiPriority="65" w:semiHidden="0" w:name="Medium List 1 Accent 4"/>
+    <w:lsdException w:unhideWhenUsed="0" w:uiPriority="66" w:semiHidden="0" w:name="Medium List 2 Accent 4"/>
+    <w:lsdException w:unhideWhenUsed="0" w:uiPriority="67" w:semiHidden="0" w:name="Medium Grid 1 Accent 4"/>
+    <w:lsdException w:unhideWhenUsed="0" w:uiPriority="68" w:semiHidden="0" w:name="Medium Grid 2 Accent 4"/>
+    <w:lsdException w:unhideWhenUsed="0" w:uiPriority="69" w:semiHidden="0" w:name="Medium Grid 3 Accent 4"/>
+    <w:lsdException w:unhideWhenUsed="0" w:uiPriority="70" w:semiHidden="0" w:name="Dark List Accent 4"/>
+    <w:lsdException w:unhideWhenUsed="0" w:uiPriority="71" w:semiHidden="0" w:name="Colorful Shading Accent 4"/>
+    <w:lsdException w:unhideWhenUsed="0" w:uiPriority="72" w:semiHidden="0" w:name="Colorful List Accent 4"/>
+    <w:lsdException w:unhideWhenUsed="0" w:uiPriority="73" w:semiHidden="0" w:name="Colorful Grid Accent 4"/>
+    <w:lsdException w:unhideWhenUsed="0" w:uiPriority="60" w:semiHidden="0" w:name="Light Shading Accent 5"/>
+    <w:lsdException w:unhideWhenUsed="0" w:uiPriority="61" w:semiHidden="0" w:name="Light List Accent 5"/>
+    <w:lsdException w:unhideWhenUsed="0" w:uiPriority="62" w:semiHidden="0" w:name="Light Grid Accent 5"/>
+    <w:lsdException w:unhideWhenUsed="0" w:uiPriority="63" w:semiHidden="0" w:name="Medium Shading 1 Accent 5"/>
+    <w:lsdException w:unhideWhenUsed="0" w:uiPriority="64" w:semiHidden="0" w:name="Medium Shading 2 Accent 5"/>
+    <w:lsdException w:unhideWhenUsed="0" w:uiPriority="65" w:semiHidden="0" w:name="Medium List 1 Accent 5"/>
+    <w:lsdException w:unhideWhenUsed="0" w:uiPriority="66" w:semiHidden="0" w:name="Medium List 2 Accent 5"/>
+    <w:lsdException w:unhideWhenUsed="0" w:uiPriority="67" w:semiHidden="0" w:name="Medium Grid 1 Accent 5"/>
+    <w:lsdException w:unhideWhenUsed="0" w:uiPriority="68" w:semiHidden="0" w:name="Medium Grid 2 Accent 5"/>
+    <w:lsdException w:unhideWhenUsed="0" w:uiPriority="69" w:semiHidden="0" w:name="Medium Grid 3 Accent 5"/>
+    <w:lsdException w:unhideWhenUsed="0" w:uiPriority="70" w:semiHidden="0" w:name="Dark List Accent 5"/>
+    <w:lsdException w:unhideWhenUsed="0" w:uiPriority="71" w:semiHidden="0" w:name="Colorful Shading Accent 5"/>
+    <w:lsdException w:unhideWhenUsed="0" w:uiPriority="72" w:semiHidden="0" w:name="Colorful List Accent 5"/>
+    <w:lsdException w:unhideWhenUsed="0" w:uiPriority="73" w:semiHidden="0" w:name="Colorful Grid Accent 5"/>
+    <w:lsdException w:unhideWhenUsed="0" w:uiPriority="60" w:semiHidden="0" w:name="Light Shading Accent 6"/>
+    <w:lsdException w:unhideWhenUsed="0" w:uiPriority="61" w:semiHidden="0" w:name="Light List Accent 6"/>
+    <w:lsdException w:unhideWhenUsed="0" w:uiPriority="62" w:semiHidden="0" w:name="Light Grid Accent 6"/>
+    <w:lsdException w:unhideWhenUsed="0" w:uiPriority="63" w:semiHidden="0" w:name="Medium Shading 1 Accent 6"/>
+    <w:lsdException w:unhideWhenUsed="0" w:uiPriority="64" w:semiHidden="0" w:name="Medium Shading 2 Accent 6"/>
+    <w:lsdException w:unhideWhenUsed="0" w:uiPriority="65" w:semiHidden="0" w:name="Medium List 1 Accent 6"/>
+    <w:lsdException w:unhideWhenUsed="0" w:uiPriority="66" w:semiHidden="0" w:name="Medium List 2 Accent 6"/>
+    <w:lsdException w:unhideWhenUsed="0" w:uiPriority="67" w:semiHidden="0" w:name="Medium Grid 1 Accent 6"/>
+    <w:lsdException w:unhideWhenUsed="0" w:uiPriority="68" w:semiHidden="0" w:name="Medium Grid 2 Accent 6"/>
+    <w:lsdException w:unhideWhenUsed="0" w:uiPriority="69" w:semiHidden="0" w:name="Medium Grid 3 Accent 6"/>
+    <w:lsdException w:unhideWhenUsed="0" w:uiPriority="70" w:semiHidden="0" w:name="Dark List Accent 6"/>
+    <w:lsdException w:unhideWhenUsed="0" w:uiPriority="71" w:semiHidden="0" w:name="Colorful Shading Accent 6"/>
+    <w:lsdException w:unhideWhenUsed="0" w:uiPriority="72" w:semiHidden="0" w:name="Colorful List Accent 6"/>
+    <w:lsdException w:unhideWhenUsed="0" w:uiPriority="73" w:semiHidden="0" w:name="Colorful Grid Accent 6"/>
   </w:latentStyles>
-  <w:style w:type="paragraph" w:default="1" w:styleId="Normal">
+  <w:style w:type="paragraph" w:default="1" w:styleId="1">
     <w:name w:val="Normal"/>
     <w:qFormat/>
+    <w:uiPriority w:val="0"/>
     <w:pPr>
       <w:kinsoku w:val="0"/>
       <w:autoSpaceDE w:val="0"/>
@@ -5433,7 +5521,7 @@
       <w:textAlignment w:val="baseline"/>
     </w:pPr>
     <w:rPr>
-      <w:rFonts w:ascii="Arial" w:eastAsia="宋体" w:hAnsi="Arial" w:cs="Arial"/>
+      <w:rFonts w:ascii="Arial" w:hAnsi="Arial" w:eastAsia="宋体" w:cs="Arial"/>
       <w:snapToGrid w:val="0"/>
       <w:color w:val="000000"/>
       <w:kern w:val="0"/>
@@ -5442,11 +5530,12 @@
       <w:lang w:val="en-US" w:eastAsia="en-US" w:bidi="ar-SA"/>
     </w:rPr>
   </w:style>
-  <w:style w:type="paragraph" w:styleId="Heading1">
+  <w:style w:type="paragraph" w:styleId="2">
     <w:name w:val="heading 1"/>
-    <w:basedOn w:val="Normal"/>
-    <w:next w:val="Normal"/>
+    <w:basedOn w:val="1"/>
+    <w:next w:val="1"/>
     <w:qFormat/>
+    <w:uiPriority w:val="0"/>
     <w:pPr>
       <w:keepNext/>
       <w:keepLines/>
@@ -5464,12 +5553,13 @@
       <w:sz w:val="44"/>
     </w:rPr>
   </w:style>
-  <w:style w:type="paragraph" w:styleId="Heading2">
+  <w:style w:type="paragraph" w:styleId="3">
     <w:name w:val="heading 2"/>
-    <w:basedOn w:val="Normal"/>
-    <w:next w:val="Normal"/>
+    <w:basedOn w:val="1"/>
+    <w:next w:val="1"/>
     <w:unhideWhenUsed/>
     <w:qFormat/>
+    <w:uiPriority w:val="0"/>
     <w:pPr>
       <w:keepNext/>
       <w:keepLines/>
@@ -5482,18 +5572,19 @@
       <w:outlineLvl w:val="1"/>
     </w:pPr>
     <w:rPr>
-      <w:rFonts w:ascii="Arial" w:eastAsia="黑体" w:hAnsi="Arial"/>
+      <w:rFonts w:ascii="Arial" w:hAnsi="Arial" w:eastAsia="黑体"/>
       <w:b/>
       <w:sz w:val="32"/>
     </w:rPr>
   </w:style>
-  <w:style w:type="paragraph" w:styleId="Heading3">
+  <w:style w:type="paragraph" w:styleId="4">
     <w:name w:val="heading 3"/>
-    <w:basedOn w:val="Normal"/>
-    <w:next w:val="Normal"/>
+    <w:basedOn w:val="1"/>
+    <w:next w:val="1"/>
     <w:semiHidden/>
     <w:unhideWhenUsed/>
     <w:qFormat/>
+    <w:uiPriority w:val="0"/>
     <w:pPr>
       <w:keepNext/>
       <w:keepLines/>
@@ -5510,12 +5601,13 @@
       <w:sz w:val="32"/>
     </w:rPr>
   </w:style>
-  <w:style w:type="paragraph" w:styleId="Heading4">
+  <w:style w:type="paragraph" w:styleId="5">
     <w:name w:val="heading 4"/>
-    <w:basedOn w:val="Normal"/>
-    <w:next w:val="Normal"/>
+    <w:basedOn w:val="1"/>
+    <w:next w:val="1"/>
     <w:unhideWhenUsed/>
     <w:qFormat/>
+    <w:uiPriority w:val="0"/>
     <w:pPr>
       <w:keepNext/>
       <w:keepLines/>
@@ -5528,18 +5620,19 @@
       <w:outlineLvl w:val="3"/>
     </w:pPr>
     <w:rPr>
-      <w:rFonts w:ascii="Arial" w:eastAsia="黑体" w:hAnsi="Arial"/>
+      <w:rFonts w:ascii="Arial" w:hAnsi="Arial" w:eastAsia="黑体"/>
       <w:b/>
       <w:sz w:val="28"/>
     </w:rPr>
   </w:style>
-  <w:style w:type="paragraph" w:styleId="Heading5">
+  <w:style w:type="paragraph" w:styleId="6">
     <w:name w:val="heading 5"/>
-    <w:basedOn w:val="Normal"/>
-    <w:next w:val="Normal"/>
+    <w:basedOn w:val="1"/>
+    <w:next w:val="1"/>
     <w:semiHidden/>
     <w:unhideWhenUsed/>
     <w:qFormat/>
+    <w:uiPriority w:val="0"/>
     <w:pPr>
       <w:keepNext/>
       <w:keepLines/>
@@ -5556,13 +5649,14 @@
       <w:sz w:val="28"/>
     </w:rPr>
   </w:style>
-  <w:style w:type="paragraph" w:styleId="Heading6">
+  <w:style w:type="paragraph" w:styleId="7">
     <w:name w:val="heading 6"/>
-    <w:basedOn w:val="Normal"/>
-    <w:next w:val="Normal"/>
+    <w:basedOn w:val="1"/>
+    <w:next w:val="1"/>
     <w:semiHidden/>
     <w:unhideWhenUsed/>
     <w:qFormat/>
+    <w:uiPriority w:val="0"/>
     <w:pPr>
       <w:keepNext/>
       <w:keepLines/>
@@ -5575,18 +5669,19 @@
       <w:outlineLvl w:val="5"/>
     </w:pPr>
     <w:rPr>
-      <w:rFonts w:ascii="Arial" w:eastAsia="黑体" w:hAnsi="Arial"/>
+      <w:rFonts w:ascii="Arial" w:hAnsi="Arial" w:eastAsia="黑体"/>
       <w:b/>
       <w:sz w:val="24"/>
     </w:rPr>
   </w:style>
-  <w:style w:type="paragraph" w:styleId="Heading7">
+  <w:style w:type="paragraph" w:styleId="8">
     <w:name w:val="heading 7"/>
-    <w:basedOn w:val="Normal"/>
-    <w:next w:val="Normal"/>
+    <w:basedOn w:val="1"/>
+    <w:next w:val="1"/>
     <w:semiHidden/>
     <w:unhideWhenUsed/>
     <w:qFormat/>
+    <w:uiPriority w:val="0"/>
     <w:pPr>
       <w:keepNext/>
       <w:keepLines/>
@@ -5603,13 +5698,14 @@
       <w:sz w:val="24"/>
     </w:rPr>
   </w:style>
-  <w:style w:type="paragraph" w:styleId="Heading8">
+  <w:style w:type="paragraph" w:styleId="9">
     <w:name w:val="heading 8"/>
-    <w:basedOn w:val="Normal"/>
-    <w:next w:val="Normal"/>
+    <w:basedOn w:val="1"/>
+    <w:next w:val="1"/>
     <w:semiHidden/>
     <w:unhideWhenUsed/>
     <w:qFormat/>
+    <w:uiPriority w:val="0"/>
     <w:pPr>
       <w:keepNext/>
       <w:keepLines/>
@@ -5622,17 +5718,18 @@
       <w:outlineLvl w:val="7"/>
     </w:pPr>
     <w:rPr>
-      <w:rFonts w:ascii="Arial" w:eastAsia="黑体" w:hAnsi="Arial"/>
+      <w:rFonts w:ascii="Arial" w:hAnsi="Arial" w:eastAsia="黑体"/>
       <w:sz w:val="24"/>
     </w:rPr>
   </w:style>
-  <w:style w:type="paragraph" w:styleId="Heading9">
+  <w:style w:type="paragraph" w:styleId="10">
     <w:name w:val="heading 9"/>
-    <w:basedOn w:val="Normal"/>
-    <w:next w:val="Normal"/>
+    <w:basedOn w:val="1"/>
+    <w:next w:val="1"/>
     <w:semiHidden/>
     <w:unhideWhenUsed/>
     <w:qFormat/>
+    <w:uiPriority w:val="0"/>
     <w:pPr>
       <w:keepNext/>
       <w:keepLines/>
@@ -5645,19 +5742,21 @@
       <w:outlineLvl w:val="8"/>
     </w:pPr>
     <w:rPr>
-      <w:rFonts w:ascii="Arial" w:eastAsia="黑体" w:hAnsi="Arial"/>
+      <w:rFonts w:ascii="Arial" w:hAnsi="Arial" w:eastAsia="黑体"/>
       <w:sz w:val="21"/>
     </w:rPr>
   </w:style>
-  <w:style w:type="character" w:default="1" w:styleId="DefaultParagraphFont">
+  <w:style w:type="character" w:default="1" w:styleId="22">
     <w:name w:val="Default Paragraph Font"/>
     <w:semiHidden/>
     <w:qFormat/>
+    <w:uiPriority w:val="0"/>
   </w:style>
-  <w:style w:type="table" w:default="1" w:styleId="TableNormal">
+  <w:style w:type="table" w:default="1" w:styleId="20">
     <w:name w:val="Normal Table"/>
     <w:semiHidden/>
     <w:qFormat/>
+    <w:uiPriority w:val="0"/>
     <w:tblPr>
       <w:tblCellMar>
         <w:top w:w="0" w:type="dxa"/>
@@ -5667,39 +5766,43 @@
       </w:tblCellMar>
     </w:tblPr>
   </w:style>
-  <w:style w:type="paragraph" w:styleId="CommentText">
+  <w:style w:type="paragraph" w:styleId="11">
     <w:name w:val="annotation text"/>
-    <w:basedOn w:val="Normal"/>
+    <w:basedOn w:val="1"/>
     <w:qFormat/>
+    <w:uiPriority w:val="0"/>
     <w:pPr>
       <w:jc w:val="left"/>
     </w:pPr>
   </w:style>
-  <w:style w:type="paragraph" w:styleId="BodyText">
+  <w:style w:type="paragraph" w:styleId="12">
     <w:name w:val="Body Text"/>
-    <w:basedOn w:val="Normal"/>
+    <w:basedOn w:val="1"/>
     <w:semiHidden/>
     <w:qFormat/>
+    <w:uiPriority w:val="0"/>
     <w:rPr>
-      <w:rFonts w:ascii="Arial" w:eastAsia="Arial" w:hAnsi="Arial" w:cs="Arial"/>
+      <w:rFonts w:ascii="Arial" w:hAnsi="Arial" w:eastAsia="Arial" w:cs="Arial"/>
       <w:sz w:val="21"/>
       <w:szCs w:val="21"/>
       <w:lang w:val="en-US" w:eastAsia="en-US" w:bidi="ar-SA"/>
     </w:rPr>
   </w:style>
-  <w:style w:type="paragraph" w:styleId="TOC3">
+  <w:style w:type="paragraph" w:styleId="13">
     <w:name w:val="toc 3"/>
-    <w:basedOn w:val="Normal"/>
-    <w:next w:val="Normal"/>
+    <w:basedOn w:val="1"/>
+    <w:next w:val="1"/>
     <w:qFormat/>
+    <w:uiPriority w:val="0"/>
     <w:pPr>
       <w:ind w:left="840" w:leftChars="400"/>
     </w:pPr>
   </w:style>
-  <w:style w:type="paragraph" w:styleId="Footer">
+  <w:style w:type="paragraph" w:styleId="14">
     <w:name w:val="footer"/>
-    <w:basedOn w:val="Normal"/>
+    <w:basedOn w:val="1"/>
     <w:qFormat/>
+    <w:uiPriority w:val="0"/>
     <w:pPr>
       <w:tabs>
         <w:tab w:val="center" w:pos="4153"/>
@@ -5712,16 +5815,17 @@
       <w:sz w:val="18"/>
     </w:rPr>
   </w:style>
-  <w:style w:type="paragraph" w:styleId="Header">
+  <w:style w:type="paragraph" w:styleId="15">
     <w:name w:val="header"/>
-    <w:basedOn w:val="Normal"/>
+    <w:basedOn w:val="1"/>
     <w:qFormat/>
+    <w:uiPriority w:val="0"/>
     <w:pPr>
       <w:pBdr>
-        <w:top w:val="nil"/>
-        <w:left w:val="nil"/>
-        <w:bottom w:val="nil"/>
-        <w:right w:val="nil"/>
+        <w:top w:val="none" w:color="auto" w:sz="0" w:space="0"/>
+        <w:left w:val="none" w:color="auto" w:sz="0" w:space="0"/>
+        <w:bottom w:val="none" w:color="auto" w:sz="0" w:space="0"/>
+        <w:right w:val="none" w:color="auto" w:sz="0" w:space="0"/>
       </w:pBdr>
       <w:tabs>
         <w:tab w:val="center" w:pos="4153"/>
@@ -5736,37 +5840,41 @@
       <w:sz w:val="18"/>
     </w:rPr>
   </w:style>
-  <w:style w:type="paragraph" w:styleId="TOC1">
+  <w:style w:type="paragraph" w:styleId="16">
     <w:name w:val="toc 1"/>
-    <w:basedOn w:val="Normal"/>
-    <w:next w:val="Normal"/>
+    <w:basedOn w:val="1"/>
+    <w:next w:val="1"/>
     <w:qFormat/>
+    <w:uiPriority w:val="0"/>
     <w:rPr>
-      <w:rFonts w:ascii="Arial" w:eastAsia="Microsoft JhengHei" w:hAnsi="Arial"/>
+      <w:rFonts w:ascii="Arial" w:hAnsi="Arial" w:eastAsia="Microsoft JhengHei"/>
       <w:sz w:val="24"/>
     </w:rPr>
   </w:style>
-  <w:style w:type="paragraph" w:styleId="TOC2">
+  <w:style w:type="paragraph" w:styleId="17">
     <w:name w:val="toc 2"/>
-    <w:basedOn w:val="Normal"/>
-    <w:next w:val="Normal"/>
+    <w:basedOn w:val="1"/>
+    <w:next w:val="1"/>
     <w:qFormat/>
+    <w:uiPriority w:val="0"/>
     <w:pPr>
       <w:ind w:left="420" w:leftChars="200"/>
     </w:pPr>
   </w:style>
-  <w:style w:type="paragraph" w:styleId="NormalWeb">
+  <w:style w:type="paragraph" w:styleId="18">
     <w:name w:val="Normal (Web)"/>
-    <w:basedOn w:val="Normal"/>
+    <w:basedOn w:val="1"/>
     <w:qFormat/>
+    <w:uiPriority w:val="0"/>
     <w:rPr>
       <w:sz w:val="24"/>
     </w:rPr>
   </w:style>
-  <w:style w:type="paragraph" w:styleId="Title">
+  <w:style w:type="paragraph" w:styleId="19">
     <w:name w:val="Title"/>
-    <w:basedOn w:val="Normal"/>
+    <w:basedOn w:val="1"/>
     <w:qFormat/>
+    <w:uiPriority w:val="0"/>
     <w:pPr>
       <w:spacing w:before="240" w:beforeLines="0" w:beforeAutospacing="0" w:after="60" w:afterLines="0" w:afterAutospacing="0"/>
       <w:jc w:val="center"/>
@@ -5778,68 +5886,73 @@
       <w:sz w:val="32"/>
     </w:rPr>
   </w:style>
-  <w:style w:type="table" w:styleId="TableGrid">
+  <w:style w:type="table" w:styleId="21">
     <w:name w:val="Table Grid"/>
-    <w:basedOn w:val="TableNormal"/>
+    <w:basedOn w:val="20"/>
     <w:qFormat/>
+    <w:uiPriority w:val="0"/>
     <w:pPr>
       <w:widowControl w:val="0"/>
       <w:jc w:val="both"/>
     </w:pPr>
     <w:tblPr>
       <w:tblBorders>
-        <w:top w:val="single" w:sz="4" w:space="0" w:color="auto"/>
-        <w:left w:val="single" w:sz="4" w:space="0" w:color="auto"/>
-        <w:bottom w:val="single" w:sz="4" w:space="0" w:color="auto"/>
-        <w:right w:val="single" w:sz="4" w:space="0" w:color="auto"/>
-        <w:insideH w:val="single" w:sz="4" w:space="0" w:color="auto"/>
-        <w:insideV w:val="single" w:sz="4" w:space="0" w:color="auto"/>
+        <w:top w:val="single" w:color="auto" w:sz="4" w:space="0"/>
+        <w:left w:val="single" w:color="auto" w:sz="4" w:space="0"/>
+        <w:bottom w:val="single" w:color="auto" w:sz="4" w:space="0"/>
+        <w:right w:val="single" w:color="auto" w:sz="4" w:space="0"/>
+        <w:insideH w:val="single" w:color="auto" w:sz="4" w:space="0"/>
+        <w:insideV w:val="single" w:color="auto" w:sz="4" w:space="0"/>
       </w:tblBorders>
     </w:tblPr>
   </w:style>
-  <w:style w:type="character" w:styleId="Strong">
+  <w:style w:type="character" w:styleId="23">
     <w:name w:val="Strong"/>
-    <w:basedOn w:val="DefaultParagraphFont"/>
+    <w:basedOn w:val="22"/>
     <w:qFormat/>
+    <w:uiPriority w:val="0"/>
     <w:rPr>
       <w:b/>
     </w:rPr>
   </w:style>
-  <w:style w:type="paragraph" w:customStyle="1" w:styleId="a">
+  <w:style w:type="paragraph" w:customStyle="1" w:styleId="24">
     <w:name w:val="柴_公司名"/>
-    <w:basedOn w:val="Title"/>
+    <w:basedOn w:val="19"/>
     <w:qFormat/>
+    <w:uiPriority w:val="0"/>
     <w:pPr>
       <w:spacing w:after="600" w:afterLines="600"/>
     </w:pPr>
     <w:rPr>
-      <w:rFonts w:ascii="宋体" w:eastAsia="宋体" w:hAnsi="宋体" w:cs="宋体" w:hint="eastAsia"/>
+      <w:rFonts w:hint="eastAsia" w:ascii="宋体" w:hAnsi="宋体" w:eastAsia="宋体" w:cs="宋体"/>
       <w:bCs/>
       <w:spacing w:val="-6"/>
       <w:sz w:val="52"/>
       <w:szCs w:val="52"/>
     </w:rPr>
   </w:style>
-  <w:style w:type="paragraph" w:customStyle="1" w:styleId="a0">
+  <w:style w:type="paragraph" w:customStyle="1" w:styleId="25">
     <w:name w:val="柴_文档名"/>
-    <w:basedOn w:val="Title"/>
+    <w:basedOn w:val="19"/>
     <w:qFormat/>
+    <w:uiPriority w:val="0"/>
     <w:pPr>
       <w:spacing w:after="900" w:afterLines="900"/>
     </w:pPr>
     <w:rPr>
-      <w:rFonts w:ascii="黑体" w:eastAsia="黑体" w:hAnsi="黑体" w:cs="黑体"/>
+      <w:rFonts w:ascii="黑体" w:hAnsi="黑体" w:eastAsia="黑体" w:cs="黑体"/>
       <w:bCs/>
       <w:spacing w:val="-7"/>
       <w:sz w:val="52"/>
       <w:szCs w:val="52"/>
     </w:rPr>
   </w:style>
-  <w:style w:type="table" w:customStyle="1" w:styleId="TableNormal0">
+  <w:style w:type="table" w:customStyle="1" w:styleId="26">
     <w:name w:val="Table Normal_0"/>
     <w:semiHidden/>
     <w:unhideWhenUsed/>
     <w:qFormat/>
+    <w:uiPriority w:val="0"/>
     <w:tblPr>
       <w:tblCellMar>
         <w:top w:w="0" w:type="dxa"/>
@@ -5849,81 +5962,87 @@
       </w:tblCellMar>
     </w:tblPr>
   </w:style>
-  <w:style w:type="paragraph" w:customStyle="1" w:styleId="TableText">
+  <w:style w:type="paragraph" w:customStyle="1" w:styleId="27">
     <w:name w:val="Table Text"/>
-    <w:basedOn w:val="Normal"/>
+    <w:basedOn w:val="1"/>
     <w:semiHidden/>
     <w:qFormat/>
+    <w:uiPriority w:val="0"/>
     <w:rPr>
-      <w:rFonts w:ascii="宋体" w:eastAsia="宋体" w:hAnsi="宋体" w:cs="宋体"/>
+      <w:rFonts w:ascii="宋体" w:hAnsi="宋体" w:eastAsia="宋体" w:cs="宋体"/>
       <w:sz w:val="21"/>
       <w:szCs w:val="21"/>
       <w:lang w:val="en-US" w:eastAsia="en-US" w:bidi="ar-SA"/>
     </w:rPr>
   </w:style>
-  <w:style w:type="paragraph" w:customStyle="1" w:styleId="1">
+  <w:style w:type="paragraph" w:customStyle="1" w:styleId="28">
     <w:name w:val="柴_标题1"/>
-    <w:basedOn w:val="Heading1"/>
-    <w:next w:val="a1"/>
-    <w:link w:val="1Char"/>
+    <w:basedOn w:val="2"/>
+    <w:next w:val="29"/>
+    <w:link w:val="38"/>
     <w:qFormat/>
+    <w:uiPriority w:val="0"/>
     <w:pPr>
       <w:spacing w:before="100" w:after="90" w:line="360" w:lineRule="auto"/>
     </w:pPr>
     <w:rPr>
-      <w:rFonts w:ascii="Arial" w:eastAsia="宋体" w:hAnsi="Arial"/>
+      <w:rFonts w:ascii="Arial" w:hAnsi="Arial" w:eastAsia="宋体"/>
       <w:sz w:val="32"/>
     </w:rPr>
   </w:style>
-  <w:style w:type="paragraph" w:customStyle="1" w:styleId="a1">
+  <w:style w:type="paragraph" w:customStyle="1" w:styleId="29">
     <w:name w:val="柴_正文"/>
-    <w:basedOn w:val="BodyText"/>
-    <w:link w:val="Char"/>
+    <w:basedOn w:val="12"/>
+    <w:link w:val="41"/>
     <w:qFormat/>
+    <w:uiPriority w:val="0"/>
     <w:pPr>
       <w:spacing w:line="360" w:lineRule="auto"/>
       <w:ind w:firstLine="470" w:firstLineChars="200"/>
     </w:pPr>
     <w:rPr>
-      <w:rFonts w:ascii="Arial" w:eastAsia="宋体" w:hAnsi="Arial"/>
+      <w:rFonts w:ascii="Arial" w:hAnsi="Arial" w:eastAsia="宋体"/>
       <w:sz w:val="24"/>
       <w:lang w:eastAsia="zh-CN"/>
     </w:rPr>
   </w:style>
-  <w:style w:type="paragraph" w:customStyle="1" w:styleId="2">
+  <w:style w:type="paragraph" w:customStyle="1" w:styleId="30">
     <w:name w:val="柴_标题2"/>
-    <w:basedOn w:val="Heading2"/>
-    <w:next w:val="a1"/>
+    <w:basedOn w:val="3"/>
+    <w:next w:val="29"/>
     <w:qFormat/>
+    <w:uiPriority w:val="0"/>
     <w:pPr>
       <w:spacing w:line="360" w:lineRule="auto"/>
     </w:pPr>
     <w:rPr>
-      <w:rFonts w:ascii="Arial" w:eastAsia="宋体" w:hAnsi="Arial"/>
+      <w:rFonts w:ascii="Arial" w:hAnsi="Arial" w:eastAsia="宋体"/>
       <w:sz w:val="28"/>
     </w:rPr>
   </w:style>
-  <w:style w:type="paragraph" w:customStyle="1" w:styleId="3">
+  <w:style w:type="paragraph" w:customStyle="1" w:styleId="31">
     <w:name w:val="柴_标题3"/>
-    <w:basedOn w:val="Heading3"/>
-    <w:next w:val="a1"/>
+    <w:basedOn w:val="4"/>
+    <w:next w:val="29"/>
     <w:qFormat/>
+    <w:uiPriority w:val="0"/>
     <w:pPr>
       <w:spacing w:line="360" w:lineRule="auto"/>
       <w:ind w:left="0" w:firstLine="472" w:firstLineChars="200"/>
     </w:pPr>
     <w:rPr>
-      <w:rFonts w:ascii="宋体" w:eastAsia="宋体" w:hAnsi="宋体" w:cs="宋体"/>
+      <w:rFonts w:ascii="宋体" w:hAnsi="宋体" w:eastAsia="宋体" w:cs="宋体"/>
       <w:spacing w:val="-2"/>
       <w:sz w:val="24"/>
       <w:szCs w:val="24"/>
     </w:rPr>
   </w:style>
-  <w:style w:type="paragraph" w:customStyle="1" w:styleId="a2">
+  <w:style w:type="paragraph" w:customStyle="1" w:styleId="32">
     <w:name w:val="柴_目录"/>
-    <w:basedOn w:val="Normal"/>
-    <w:next w:val="BodyText"/>
+    <w:basedOn w:val="1"/>
+    <w:next w:val="12"/>
     <w:qFormat/>
+    <w:uiPriority w:val="0"/>
     <w:pPr>
       <w:tabs>
         <w:tab w:val="right" w:leader="dot" w:pos="8442"/>
@@ -5931,59 +6050,64 @@
       <w:ind w:left="0" w:leftChars="0"/>
     </w:pPr>
     <w:rPr>
-      <w:rFonts w:ascii="Arial" w:eastAsia="Microsoft JhengHei" w:hAnsi="Arial"/>
+      <w:rFonts w:ascii="Arial" w:hAnsi="Arial" w:eastAsia="Microsoft JhengHei"/>
       <w:sz w:val="24"/>
     </w:rPr>
   </w:style>
-  <w:style w:type="paragraph" w:customStyle="1" w:styleId="WPSOffice1">
+  <w:style w:type="paragraph" w:customStyle="1" w:styleId="33">
     <w:name w:val="WPSOffice手动目录 1"/>
     <w:qFormat/>
+    <w:uiPriority w:val="0"/>
     <w:pPr>
       <w:ind w:leftChars="0"/>
     </w:pPr>
     <w:rPr>
-      <w:rFonts w:ascii="Times New Roman" w:eastAsia="宋体" w:hAnsi="Times New Roman" w:cs="Times New Roman"/>
+      <w:rFonts w:ascii="Times New Roman" w:hAnsi="Times New Roman" w:eastAsia="宋体" w:cs="Times New Roman"/>
       <w:sz w:val="20"/>
       <w:szCs w:val="20"/>
     </w:rPr>
   </w:style>
-  <w:style w:type="paragraph" w:customStyle="1" w:styleId="WPSOffice2">
+  <w:style w:type="paragraph" w:customStyle="1" w:styleId="34">
     <w:name w:val="WPSOffice手动目录 2"/>
     <w:qFormat/>
+    <w:uiPriority w:val="0"/>
     <w:pPr>
       <w:ind w:leftChars="200"/>
     </w:pPr>
     <w:rPr>
-      <w:rFonts w:ascii="Times New Roman" w:eastAsia="宋体" w:hAnsi="Times New Roman" w:cs="Times New Roman"/>
+      <w:rFonts w:ascii="Times New Roman" w:hAnsi="Times New Roman" w:eastAsia="宋体" w:cs="Times New Roman"/>
       <w:sz w:val="20"/>
       <w:szCs w:val="20"/>
     </w:rPr>
   </w:style>
-  <w:style w:type="paragraph" w:customStyle="1" w:styleId="WPSOffice3">
+  <w:style w:type="paragraph" w:customStyle="1" w:styleId="35">
     <w:name w:val="WPSOffice手动目录 3"/>
     <w:qFormat/>
+    <w:uiPriority w:val="0"/>
     <w:pPr>
       <w:ind w:leftChars="400"/>
     </w:pPr>
     <w:rPr>
-      <w:rFonts w:ascii="Times New Roman" w:eastAsia="宋体" w:hAnsi="Times New Roman" w:cs="Times New Roman"/>
+      <w:rFonts w:ascii="Times New Roman" w:hAnsi="Times New Roman" w:eastAsia="宋体" w:cs="Times New Roman"/>
       <w:sz w:val="20"/>
       <w:szCs w:val="20"/>
     </w:rPr>
   </w:style>
-  <w:style w:type="paragraph" w:customStyle="1" w:styleId="Compact">
+  <w:style w:type="paragraph" w:customStyle="1" w:styleId="36">
     <w:name w:val="Compact"/>
-    <w:basedOn w:val="BodyText"/>
+    <w:basedOn w:val="12"/>
     <w:qFormat/>
+    <w:uiPriority w:val="0"/>
     <w:pPr>
       <w:spacing w:before="36" w:after="36"/>
     </w:pPr>
   </w:style>
-  <w:style w:type="table" w:customStyle="1" w:styleId="Table">
+  <w:style w:type="table" w:customStyle="1" w:styleId="37">
     <w:name w:val="Table"/>
     <w:semiHidden/>
     <w:unhideWhenUsed/>
     <w:qFormat/>
+    <w:uiPriority w:val="0"/>
     <w:tblPr>
       <w:tblCellMar>
         <w:top w:w="0" w:type="dxa"/>
@@ -5995,25 +6119,27 @@
     <w:tblStylePr w:type="firstRow">
       <w:tcPr>
         <w:tcBorders>
-          <w:bottom w:val="single" w:sz="0" w:space="0" w:color="auto"/>
+          <w:bottom w:val="single" w:color="auto" w:sz="0" w:space="0"/>
         </w:tcBorders>
         <w:vAlign w:val="bottom"/>
       </w:tcPr>
     </w:tblStylePr>
   </w:style>
-  <w:style w:type="character" w:customStyle="1" w:styleId="1Char">
+  <w:style w:type="character" w:customStyle="1" w:styleId="38">
     <w:name w:val="柴_标题1 Char"/>
-    <w:link w:val="1"/>
+    <w:link w:val="28"/>
     <w:qFormat/>
+    <w:uiPriority w:val="0"/>
     <w:rPr>
-      <w:rFonts w:ascii="Arial" w:eastAsia="宋体" w:hAnsi="Arial"/>
+      <w:rFonts w:ascii="Arial" w:hAnsi="Arial" w:eastAsia="宋体"/>
       <w:sz w:val="32"/>
     </w:rPr>
   </w:style>
-  <w:style w:type="paragraph" w:customStyle="1" w:styleId="a3">
+  <w:style w:type="paragraph" w:customStyle="1" w:styleId="39">
     <w:name w:val="柴_正文_无缩进"/>
-    <w:basedOn w:val="Normal"/>
+    <w:basedOn w:val="1"/>
     <w:qFormat/>
+    <w:uiPriority w:val="0"/>
     <w:pPr>
       <w:ind w:firstLine="0" w:firstLineChars="0"/>
     </w:pPr>
@@ -6023,29 +6149,31 @@
       <w:lang w:eastAsia="zh-CN"/>
     </w:rPr>
   </w:style>
-  <w:style w:type="paragraph" w:customStyle="1" w:styleId="4">
+  <w:style w:type="paragraph" w:customStyle="1" w:styleId="40">
     <w:name w:val="柴_标题4"/>
-    <w:basedOn w:val="Heading4"/>
-    <w:next w:val="Normal"/>
+    <w:basedOn w:val="5"/>
+    <w:next w:val="1"/>
     <w:qFormat/>
+    <w:uiPriority w:val="0"/>
     <w:pPr>
       <w:widowControl w:val="0"/>
       <w:spacing w:before="160" w:line="360" w:lineRule="auto"/>
-      <w:ind w:left="981" w:hanging="862" w:leftChars="300"/>
+      <w:ind w:left="981" w:leftChars="300" w:hanging="862"/>
     </w:pPr>
     <w:rPr>
-      <w:rFonts w:ascii="Calibri" w:eastAsia="宋体" w:hAnsi="Calibri" w:cs="宋体" w:hint="eastAsia"/>
+      <w:rFonts w:hint="eastAsia" w:ascii="Calibri" w:hAnsi="Calibri" w:eastAsia="宋体" w:cs="宋体"/>
       <w:sz w:val="24"/>
       <w:szCs w:val="24"/>
       <w:lang w:eastAsia="zh-CN" w:bidi="zh-CN"/>
     </w:rPr>
   </w:style>
-  <w:style w:type="character" w:customStyle="1" w:styleId="Char">
+  <w:style w:type="character" w:customStyle="1" w:styleId="41">
     <w:name w:val="柴_正文 Char"/>
-    <w:link w:val="a1"/>
+    <w:link w:val="29"/>
     <w:qFormat/>
+    <w:uiPriority w:val="0"/>
     <w:rPr>
-      <w:rFonts w:ascii="Arial" w:eastAsia="宋体" w:hAnsi="Arial"/>
+      <w:rFonts w:ascii="Arial" w:hAnsi="Arial" w:eastAsia="宋体"/>
       <w:sz w:val="24"/>
       <w:lang w:eastAsia="zh-CN"/>
     </w:rPr>

--- a/6-过程管理/流程制度规范类文件/060101-过程框架设计管理制度.docx
+++ b/6-过程管理/流程制度规范类文件/060101-过程框架设计管理制度.docx
@@ -1200,6 +1200,12 @@
             <w:insideH w:val="single" w:color="000000" w:sz="2" w:space="0"/>
             <w:insideV w:val="single" w:color="000000" w:sz="2" w:space="0"/>
           </w:tblBorders>
+          <w:tblCellMar>
+            <w:top w:w="0" w:type="dxa"/>
+            <w:left w:w="0" w:type="dxa"/>
+            <w:bottom w:w="0" w:type="dxa"/>
+            <w:right w:w="0" w:type="dxa"/>
+          </w:tblCellMar>
         </w:tblPrEx>
         <w:trPr>
           <w:trHeight w:val="556" w:hRule="atLeast"/>
@@ -3720,8 +3726,8 @@
           <w:lang w:val="en-US" w:eastAsia="zh-CN"/>
         </w:rPr>
       </w:pPr>
-      <w:bookmarkStart w:id="8" w:name="_Toc4509"/>
-      <w:bookmarkStart w:id="9" w:name="_Toc13232"/>
+      <w:bookmarkStart w:id="8" w:name="_Toc13232"/>
+      <w:bookmarkStart w:id="9" w:name="_Toc4509"/>
       <w:r>
         <w:rPr>
           <w:rFonts w:hint="eastAsia"/>
@@ -3787,8 +3793,8 @@
           <w:lang w:val="en-US" w:eastAsia="zh-CN"/>
         </w:rPr>
       </w:pPr>
-      <w:bookmarkStart w:id="10" w:name="_Toc19708"/>
-      <w:bookmarkStart w:id="11" w:name="_Toc29987"/>
+      <w:bookmarkStart w:id="10" w:name="_Toc29987"/>
+      <w:bookmarkStart w:id="11" w:name="_Toc19708"/>
       <w:r>
         <w:rPr>
           <w:rFonts w:hint="eastAsia"/>
@@ -3836,12 +3842,7 @@
         <w:ind w:left="425" w:leftChars="0" w:hanging="425" w:firstLineChars="0"/>
       </w:pPr>
       <w:r>
-        <w:t>参与服</w:t>
-      </w:r>
-      <w:bookmarkStart w:id="33" w:name="_GoBack"/>
-      <w:bookmarkEnd w:id="33"/>
-      <w:r>
-        <w:t>务级别协议的制定和评审，确保服务能够满足业务需求。</w:t>
+        <w:t>参与服务级别协议的制定和评审，确保服务能够满足业务需求。</w:t>
       </w:r>
     </w:p>
     <w:p>
@@ -3900,8 +3901,8 @@
         <w:overflowPunct/>
         <w:bidi w:val="0"/>
       </w:pPr>
-      <w:bookmarkStart w:id="13" w:name="_Toc16092"/>
-      <w:bookmarkStart w:id="14" w:name="_Toc7755"/>
+      <w:bookmarkStart w:id="13" w:name="_Toc7755"/>
+      <w:bookmarkStart w:id="14" w:name="_Toc16092"/>
       <w:r>
         <w:rPr>
           <w:rFonts w:hint="eastAsia"/>
@@ -4384,15 +4385,15 @@
     <w:tbl>
       <w:tblPr>
         <w:tblStyle w:val="21"/>
-        <w:tblW w:w="0" w:type="auto"/>
-        <w:tblInd w:w="0" w:type="dxa"/>
+        <w:tblW w:w="8522" w:type="dxa"/>
+        <w:jc w:val="center"/>
         <w:tblBorders>
-          <w:top w:val="single" w:color="auto" w:sz="4" w:space="0"/>
-          <w:left w:val="single" w:color="auto" w:sz="4" w:space="0"/>
-          <w:bottom w:val="single" w:color="auto" w:sz="4" w:space="0"/>
-          <w:right w:val="single" w:color="auto" w:sz="4" w:space="0"/>
-          <w:insideH w:val="single" w:color="auto" w:sz="4" w:space="0"/>
-          <w:insideV w:val="single" w:color="auto" w:sz="4" w:space="0"/>
+          <w:top w:val="none" w:color="auto" w:sz="4" w:space="0"/>
+          <w:left w:val="none" w:color="auto" w:sz="4" w:space="0"/>
+          <w:bottom w:val="none" w:color="auto" w:sz="4" w:space="0"/>
+          <w:right w:val="none" w:color="auto" w:sz="4" w:space="0"/>
+          <w:insideH w:val="none" w:color="auto" w:sz="4" w:space="0"/>
+          <w:insideV w:val="none" w:color="auto" w:sz="4" w:space="0"/>
         </w:tblBorders>
         <w:tblLayout w:type="autofit"/>
         <w:tblCellMar>
@@ -4403,20 +4404,20 @@
         </w:tblCellMar>
       </w:tblPr>
       <w:tblGrid>
-        <w:gridCol w:w="3173"/>
-        <w:gridCol w:w="1087"/>
-        <w:gridCol w:w="3069"/>
-        <w:gridCol w:w="1193"/>
+        <w:gridCol w:w="3090"/>
+        <w:gridCol w:w="1002"/>
+        <w:gridCol w:w="3473"/>
+        <w:gridCol w:w="957"/>
       </w:tblGrid>
       <w:tr>
         <w:tblPrEx>
           <w:tblBorders>
-            <w:top w:val="single" w:color="auto" w:sz="4" w:space="0"/>
-            <w:left w:val="single" w:color="auto" w:sz="4" w:space="0"/>
-            <w:bottom w:val="single" w:color="auto" w:sz="4" w:space="0"/>
-            <w:right w:val="single" w:color="auto" w:sz="4" w:space="0"/>
-            <w:insideH w:val="single" w:color="auto" w:sz="4" w:space="0"/>
-            <w:insideV w:val="single" w:color="auto" w:sz="4" w:space="0"/>
+            <w:top w:val="none" w:color="auto" w:sz="4" w:space="0"/>
+            <w:left w:val="none" w:color="auto" w:sz="4" w:space="0"/>
+            <w:bottom w:val="none" w:color="auto" w:sz="4" w:space="0"/>
+            <w:right w:val="none" w:color="auto" w:sz="4" w:space="0"/>
+            <w:insideH w:val="none" w:color="auto" w:sz="4" w:space="0"/>
+            <w:insideV w:val="none" w:color="auto" w:sz="4" w:space="0"/>
           </w:tblBorders>
           <w:tblCellMar>
             <w:top w:w="0" w:type="dxa"/>
@@ -4425,10 +4426,28 @@
             <w:right w:w="108" w:type="dxa"/>
           </w:tblCellMar>
         </w:tblPrEx>
+        <w:trPr>
+          <w:trHeight w:val="0" w:hRule="atLeast"/>
+          <w:tblHeader/>
+          <w:jc w:val="center"/>
+        </w:trPr>
         <w:tc>
           <w:tcPr>
-            <w:tcW w:w="3173" w:type="dxa"/>
+            <w:tcW w:w="3090" w:type="dxa"/>
+            <w:tcBorders>
+              <w:top w:val="single" w:color="auto" w:sz="12" w:space="0"/>
+              <w:left w:val="single" w:color="auto" w:sz="12" w:space="0"/>
+              <w:bottom w:val="nil"/>
+              <w:right w:val="nil"/>
+            </w:tcBorders>
             <w:shd w:val="clear" w:color="auto" w:fill="auto"/>
+            <w:noWrap w:val="0"/>
+            <w:tcMar>
+              <w:top w:w="-1" w:type="dxa"/>
+              <w:left w:w="-1" w:type="dxa"/>
+              <w:bottom w:w="-1" w:type="dxa"/>
+              <w:right w:w="-1" w:type="dxa"/>
+            </w:tcMar>
             <w:vAlign w:val="center"/>
           </w:tcPr>
           <w:p>
@@ -4440,6 +4459,9 @@
               <w:wordWrap/>
               <w:overflowPunct/>
               <w:bidi w:val="0"/>
+              <w:snapToGrid w:val="0"/>
+              <w:spacing w:line="240" w:lineRule="auto"/>
+              <w:ind w:left="0" w:leftChars="0" w:right="0" w:rightChars="0" w:firstLine="0" w:firstLineChars="0"/>
               <w:jc w:val="center"/>
               <w:rPr>
                 <w:rFonts w:hint="default" w:ascii="宋体" w:hAnsi="宋体" w:eastAsia="宋体" w:cs="宋体"/>
@@ -4467,8 +4489,21 @@
         </w:tc>
         <w:tc>
           <w:tcPr>
-            <w:tcW w:w="1087" w:type="dxa"/>
+            <w:tcW w:w="0" w:type="auto"/>
+            <w:tcBorders>
+              <w:top w:val="single" w:color="auto" w:sz="12" w:space="0"/>
+              <w:left w:val="single" w:color="auto" w:sz="4" w:space="0"/>
+              <w:bottom w:val="nil"/>
+              <w:right w:val="nil"/>
+            </w:tcBorders>
             <w:shd w:val="clear" w:color="auto" w:fill="auto"/>
+            <w:noWrap w:val="0"/>
+            <w:tcMar>
+              <w:top w:w="-1" w:type="dxa"/>
+              <w:left w:w="-1" w:type="dxa"/>
+              <w:bottom w:w="-1" w:type="dxa"/>
+              <w:right w:w="-1" w:type="dxa"/>
+            </w:tcMar>
             <w:vAlign w:val="center"/>
           </w:tcPr>
           <w:p>
@@ -4480,6 +4515,9 @@
               <w:wordWrap/>
               <w:overflowPunct/>
               <w:bidi w:val="0"/>
+              <w:snapToGrid w:val="0"/>
+              <w:spacing w:line="240" w:lineRule="auto"/>
+              <w:ind w:left="0" w:leftChars="0" w:right="0" w:rightChars="0" w:firstLine="0" w:firstLineChars="0"/>
               <w:jc w:val="center"/>
               <w:rPr>
                 <w:rFonts w:hint="default" w:ascii="宋体" w:hAnsi="宋体" w:eastAsia="宋体" w:cs="宋体"/>
@@ -4507,8 +4545,21 @@
         </w:tc>
         <w:tc>
           <w:tcPr>
-            <w:tcW w:w="3069" w:type="dxa"/>
+            <w:tcW w:w="3473" w:type="dxa"/>
+            <w:tcBorders>
+              <w:top w:val="single" w:color="auto" w:sz="12" w:space="0"/>
+              <w:left w:val="single" w:color="auto" w:sz="4" w:space="0"/>
+              <w:bottom w:val="nil"/>
+              <w:right w:val="nil"/>
+            </w:tcBorders>
             <w:shd w:val="clear" w:color="auto" w:fill="auto"/>
+            <w:noWrap w:val="0"/>
+            <w:tcMar>
+              <w:top w:w="-1" w:type="dxa"/>
+              <w:left w:w="-1" w:type="dxa"/>
+              <w:bottom w:w="-1" w:type="dxa"/>
+              <w:right w:w="-1" w:type="dxa"/>
+            </w:tcMar>
             <w:vAlign w:val="center"/>
           </w:tcPr>
           <w:p>
@@ -4520,6 +4571,9 @@
               <w:wordWrap/>
               <w:overflowPunct/>
               <w:bidi w:val="0"/>
+              <w:snapToGrid w:val="0"/>
+              <w:spacing w:line="240" w:lineRule="auto"/>
+              <w:ind w:left="0" w:leftChars="0" w:right="0" w:rightChars="0" w:firstLine="0" w:firstLineChars="0"/>
               <w:jc w:val="center"/>
               <w:rPr>
                 <w:rFonts w:hint="default" w:ascii="宋体" w:hAnsi="宋体" w:eastAsia="宋体" w:cs="宋体"/>
@@ -4547,8 +4601,21 @@
         </w:tc>
         <w:tc>
           <w:tcPr>
-            <w:tcW w:w="1193" w:type="dxa"/>
+            <w:tcW w:w="957" w:type="dxa"/>
+            <w:tcBorders>
+              <w:top w:val="single" w:color="auto" w:sz="12" w:space="0"/>
+              <w:left w:val="single" w:color="auto" w:sz="4" w:space="0"/>
+              <w:bottom w:val="nil"/>
+              <w:right w:val="single" w:color="auto" w:sz="12" w:space="0"/>
+            </w:tcBorders>
             <w:shd w:val="clear" w:color="auto" w:fill="auto"/>
+            <w:noWrap w:val="0"/>
+            <w:tcMar>
+              <w:top w:w="-1" w:type="dxa"/>
+              <w:left w:w="-1" w:type="dxa"/>
+              <w:bottom w:w="-1" w:type="dxa"/>
+              <w:right w:w="-1" w:type="dxa"/>
+            </w:tcMar>
             <w:vAlign w:val="center"/>
           </w:tcPr>
           <w:p>
@@ -4560,6 +4627,9 @@
               <w:wordWrap/>
               <w:overflowPunct/>
               <w:bidi w:val="0"/>
+              <w:snapToGrid w:val="0"/>
+              <w:spacing w:line="240" w:lineRule="auto"/>
+              <w:ind w:left="0" w:leftChars="0" w:right="0" w:rightChars="0" w:firstLine="0" w:firstLineChars="0"/>
               <w:jc w:val="center"/>
               <w:rPr>
                 <w:rFonts w:hint="default" w:ascii="宋体" w:hAnsi="宋体" w:eastAsia="宋体" w:cs="宋体"/>
@@ -4589,21 +4659,42 @@
       <w:tr>
         <w:tblPrEx>
           <w:tblBorders>
-            <w:top w:val="single" w:color="auto" w:sz="4" w:space="0"/>
-            <w:left w:val="single" w:color="auto" w:sz="4" w:space="0"/>
-            <w:bottom w:val="single" w:color="auto" w:sz="4" w:space="0"/>
-            <w:right w:val="single" w:color="auto" w:sz="4" w:space="0"/>
-            <w:insideH w:val="single" w:color="auto" w:sz="4" w:space="0"/>
-            <w:insideV w:val="single" w:color="auto" w:sz="4" w:space="0"/>
+            <w:top w:val="none" w:color="auto" w:sz="4" w:space="0"/>
+            <w:left w:val="none" w:color="auto" w:sz="4" w:space="0"/>
+            <w:bottom w:val="none" w:color="auto" w:sz="4" w:space="0"/>
+            <w:right w:val="none" w:color="auto" w:sz="4" w:space="0"/>
+            <w:insideH w:val="none" w:color="auto" w:sz="4" w:space="0"/>
+            <w:insideV w:val="none" w:color="auto" w:sz="4" w:space="0"/>
           </w:tblBorders>
+          <w:tblCellMar>
+            <w:top w:w="0" w:type="dxa"/>
+            <w:left w:w="108" w:type="dxa"/>
+            <w:bottom w:w="0" w:type="dxa"/>
+            <w:right w:w="108" w:type="dxa"/>
+          </w:tblCellMar>
         </w:tblPrEx>
         <w:trPr>
-          <w:trHeight w:val="296" w:hRule="atLeast"/>
+          <w:trHeight w:val="0" w:hRule="atLeast"/>
+          <w:jc w:val="center"/>
         </w:trPr>
         <w:tc>
           <w:tcPr>
-            <w:tcW w:w="3173" w:type="dxa"/>
+            <w:tcW w:w="3090" w:type="dxa"/>
+            <w:tcBorders>
+              <w:top w:val="single" w:color="auto" w:sz="4" w:space="0"/>
+              <w:left w:val="single" w:color="auto" w:sz="12" w:space="0"/>
+              <w:bottom w:val="single" w:color="auto" w:sz="12" w:space="0"/>
+              <w:right w:val="nil"/>
+            </w:tcBorders>
             <w:shd w:val="clear" w:color="auto" w:fill="auto"/>
+            <w:noWrap w:val="0"/>
+            <w:tcMar>
+              <w:top w:w="-1" w:type="dxa"/>
+              <w:left w:w="-1" w:type="dxa"/>
+              <w:bottom w:w="-1" w:type="dxa"/>
+              <w:right w:w="-1" w:type="dxa"/>
+            </w:tcMar>
+            <w:vAlign w:val="center"/>
           </w:tcPr>
           <w:p>
             <w:pPr>
@@ -4614,7 +4705,10 @@
               <w:wordWrap/>
               <w:overflowPunct/>
               <w:bidi w:val="0"/>
-              <w:jc w:val="left"/>
+              <w:snapToGrid w:val="0"/>
+              <w:spacing w:line="240" w:lineRule="auto"/>
+              <w:ind w:left="0" w:leftChars="0" w:right="0" w:rightChars="0" w:firstLine="0" w:firstLineChars="0"/>
+              <w:jc w:val="center"/>
               <w:rPr>
                 <w:rFonts w:hint="default" w:ascii="宋体" w:hAnsi="宋体" w:eastAsia="宋体" w:cs="宋体"/>
                 <w:b w:val="0"/>
@@ -4645,8 +4739,22 @@
         </w:tc>
         <w:tc>
           <w:tcPr>
-            <w:tcW w:w="1087" w:type="dxa"/>
+            <w:tcW w:w="1002" w:type="dxa"/>
+            <w:tcBorders>
+              <w:top w:val="single" w:color="auto" w:sz="4" w:space="0"/>
+              <w:left w:val="single" w:color="auto" w:sz="4" w:space="0"/>
+              <w:bottom w:val="single" w:color="auto" w:sz="12" w:space="0"/>
+              <w:right w:val="nil"/>
+            </w:tcBorders>
             <w:shd w:val="clear" w:color="auto" w:fill="auto"/>
+            <w:noWrap w:val="0"/>
+            <w:tcMar>
+              <w:top w:w="-1" w:type="dxa"/>
+              <w:left w:w="-1" w:type="dxa"/>
+              <w:bottom w:w="-1" w:type="dxa"/>
+              <w:right w:w="-1" w:type="dxa"/>
+            </w:tcMar>
+            <w:vAlign w:val="center"/>
           </w:tcPr>
           <w:p>
             <w:pPr>
@@ -4657,7 +4765,10 @@
               <w:wordWrap/>
               <w:overflowPunct/>
               <w:bidi w:val="0"/>
-              <w:jc w:val="left"/>
+              <w:snapToGrid w:val="0"/>
+              <w:spacing w:line="240" w:lineRule="auto"/>
+              <w:ind w:left="0" w:leftChars="0" w:right="0" w:rightChars="0" w:firstLine="0" w:firstLineChars="0"/>
+              <w:jc w:val="center"/>
               <w:rPr>
                 <w:rFonts w:hint="default" w:ascii="宋体" w:hAnsi="宋体" w:eastAsia="宋体" w:cs="宋体"/>
                 <w:b w:val="0"/>
@@ -4688,8 +4799,22 @@
         </w:tc>
         <w:tc>
           <w:tcPr>
-            <w:tcW w:w="3069" w:type="dxa"/>
+            <w:tcW w:w="3473" w:type="dxa"/>
+            <w:tcBorders>
+              <w:top w:val="single" w:color="auto" w:sz="4" w:space="0"/>
+              <w:left w:val="single" w:color="auto" w:sz="4" w:space="0"/>
+              <w:bottom w:val="single" w:color="auto" w:sz="12" w:space="0"/>
+              <w:right w:val="nil"/>
+            </w:tcBorders>
             <w:shd w:val="clear" w:color="auto" w:fill="auto"/>
+            <w:noWrap w:val="0"/>
+            <w:tcMar>
+              <w:top w:w="-1" w:type="dxa"/>
+              <w:left w:w="-1" w:type="dxa"/>
+              <w:bottom w:w="-1" w:type="dxa"/>
+              <w:right w:w="-1" w:type="dxa"/>
+            </w:tcMar>
+            <w:vAlign w:val="center"/>
           </w:tcPr>
           <w:p>
             <w:pPr>
@@ -4700,7 +4825,10 @@
               <w:wordWrap/>
               <w:overflowPunct/>
               <w:bidi w:val="0"/>
-              <w:jc w:val="left"/>
+              <w:snapToGrid w:val="0"/>
+              <w:spacing w:line="240" w:lineRule="auto"/>
+              <w:ind w:left="0" w:leftChars="0" w:right="0" w:rightChars="0" w:firstLine="0" w:firstLineChars="0"/>
+              <w:jc w:val="center"/>
               <w:rPr>
                 <w:rFonts w:hint="default" w:ascii="宋体" w:hAnsi="宋体" w:eastAsia="宋体" w:cs="宋体"/>
                 <w:b w:val="0"/>
@@ -4725,14 +4853,28 @@
                 <w:szCs w:val="18"/>
                 <w:lang w:val="en-US" w:eastAsia="zh-CN" w:bidi="ar-SA"/>
               </w:rPr>
-              <w:t>过程框架设计与服务需求的匹配率</w:t>
+              <w:t>匹配的需求项数 / 总需求项数 × 100%</w:t>
             </w:r>
           </w:p>
         </w:tc>
         <w:tc>
           <w:tcPr>
-            <w:tcW w:w="1193" w:type="dxa"/>
+            <w:tcW w:w="957" w:type="dxa"/>
+            <w:tcBorders>
+              <w:top w:val="single" w:color="auto" w:sz="4" w:space="0"/>
+              <w:left w:val="single" w:color="auto" w:sz="4" w:space="0"/>
+              <w:bottom w:val="single" w:color="auto" w:sz="12" w:space="0"/>
+              <w:right w:val="single" w:color="auto" w:sz="12" w:space="0"/>
+            </w:tcBorders>
             <w:shd w:val="clear" w:color="auto" w:fill="auto"/>
+            <w:noWrap w:val="0"/>
+            <w:tcMar>
+              <w:top w:w="-1" w:type="dxa"/>
+              <w:left w:w="-1" w:type="dxa"/>
+              <w:bottom w:w="-1" w:type="dxa"/>
+              <w:right w:w="-1" w:type="dxa"/>
+            </w:tcMar>
+            <w:vAlign w:val="center"/>
           </w:tcPr>
           <w:p>
             <w:pPr>
@@ -4743,7 +4885,10 @@
               <w:wordWrap/>
               <w:overflowPunct/>
               <w:bidi w:val="0"/>
-              <w:jc w:val="left"/>
+              <w:snapToGrid w:val="0"/>
+              <w:spacing w:line="240" w:lineRule="auto"/>
+              <w:ind w:left="0" w:leftChars="0" w:right="0" w:rightChars="0" w:firstLine="0" w:firstLineChars="0"/>
+              <w:jc w:val="center"/>
               <w:rPr>
                 <w:rFonts w:hint="default" w:ascii="宋体" w:hAnsi="宋体" w:eastAsia="宋体" w:cs="宋体"/>
                 <w:b w:val="0"/>
@@ -4792,8 +4937,8 @@
       </w:pPr>
       <w:bookmarkStart w:id="27" w:name="bookmark3"/>
       <w:bookmarkEnd w:id="27"/>
-      <w:bookmarkStart w:id="28" w:name="_Toc17424"/>
-      <w:bookmarkStart w:id="29" w:name="_Toc13258"/>
+      <w:bookmarkStart w:id="28" w:name="_Toc13258"/>
+      <w:bookmarkStart w:id="29" w:name="_Toc17424"/>
       <w:r>
         <w:rPr>
           <w:rStyle w:val="38"/>
@@ -4861,6 +5006,8 @@
         </w:rPr>
         <w:t>。</w:t>
       </w:r>
+      <w:bookmarkStart w:id="33" w:name="_GoBack"/>
+      <w:bookmarkEnd w:id="33"/>
     </w:p>
     <w:p>
       <w:pPr>
